--- a/doc/Python_программирование_3.docx
+++ b/doc/Python_программирование_3.docx
@@ -584,21 +584,12 @@
                 <w:rFonts w:ascii="Times New Roman" w:eastAsia="Times New Roman" w:hAnsi="Times New Roman" w:cs="Times New Roman"/>
               </w:rPr>
             </w:pPr>
-            <w:proofErr w:type="spellStart"/>
             <w:r>
               <w:rPr>
                 <w:rFonts w:ascii="Times New Roman" w:eastAsia="Times New Roman" w:hAnsi="Times New Roman" w:cs="Times New Roman"/>
                 <w:color w:val="000000"/>
               </w:rPr>
-              <w:t>Воронкин</w:t>
-            </w:r>
-            <w:proofErr w:type="spellEnd"/>
-            <w:r>
-              <w:rPr>
-                <w:rFonts w:ascii="Times New Roman" w:eastAsia="Times New Roman" w:hAnsi="Times New Roman" w:cs="Times New Roman"/>
-                <w:color w:val="000000"/>
-              </w:rPr>
-              <w:t xml:space="preserve"> Р. А.,</w:t>
+              <w:t>Воронкин Р. А.,</w:t>
             </w:r>
             <w:r>
               <w:rPr>
@@ -908,97 +899,7 @@
           <w:sz w:val="28"/>
           <w:szCs w:val="28"/>
         </w:rPr>
-        <w:t xml:space="preserve">приобретение навыков программирования разветвляющихся алгоритмов и алгоритмов циклической структуры. Освоить операторы языка Python версии 3.x </w:t>
-      </w:r>
-      <w:proofErr w:type="spellStart"/>
-      <w:r>
-        <w:rPr>
-          <w:rFonts w:ascii="Times New Roman" w:eastAsia="Times New Roman" w:hAnsi="Times New Roman" w:cs="Times New Roman"/>
-          <w:sz w:val="28"/>
-          <w:szCs w:val="28"/>
-        </w:rPr>
-        <w:t>if</w:t>
-      </w:r>
-      <w:proofErr w:type="spellEnd"/>
-      <w:r>
-        <w:rPr>
-          <w:rFonts w:ascii="Times New Roman" w:eastAsia="Times New Roman" w:hAnsi="Times New Roman" w:cs="Times New Roman"/>
-          <w:sz w:val="28"/>
-          <w:szCs w:val="28"/>
-        </w:rPr>
-        <w:t xml:space="preserve">, </w:t>
-      </w:r>
-      <w:proofErr w:type="spellStart"/>
-      <w:r>
-        <w:rPr>
-          <w:rFonts w:ascii="Times New Roman" w:eastAsia="Times New Roman" w:hAnsi="Times New Roman" w:cs="Times New Roman"/>
-          <w:sz w:val="28"/>
-          <w:szCs w:val="28"/>
-        </w:rPr>
-        <w:t>while</w:t>
-      </w:r>
-      <w:proofErr w:type="spellEnd"/>
-      <w:r>
-        <w:rPr>
-          <w:rFonts w:ascii="Times New Roman" w:eastAsia="Times New Roman" w:hAnsi="Times New Roman" w:cs="Times New Roman"/>
-          <w:sz w:val="28"/>
-          <w:szCs w:val="28"/>
-        </w:rPr>
-        <w:t xml:space="preserve">, </w:t>
-      </w:r>
-      <w:proofErr w:type="spellStart"/>
-      <w:r>
-        <w:rPr>
-          <w:rFonts w:ascii="Times New Roman" w:eastAsia="Times New Roman" w:hAnsi="Times New Roman" w:cs="Times New Roman"/>
-          <w:sz w:val="28"/>
-          <w:szCs w:val="28"/>
-        </w:rPr>
-        <w:t>for</w:t>
-      </w:r>
-      <w:proofErr w:type="spellEnd"/>
-      <w:r>
-        <w:rPr>
-          <w:rFonts w:ascii="Times New Roman" w:eastAsia="Times New Roman" w:hAnsi="Times New Roman" w:cs="Times New Roman"/>
-          <w:sz w:val="28"/>
-          <w:szCs w:val="28"/>
-        </w:rPr>
-        <w:t xml:space="preserve">, </w:t>
-      </w:r>
-      <w:proofErr w:type="spellStart"/>
-      <w:r>
-        <w:rPr>
-          <w:rFonts w:ascii="Times New Roman" w:eastAsia="Times New Roman" w:hAnsi="Times New Roman" w:cs="Times New Roman"/>
-          <w:sz w:val="28"/>
-          <w:szCs w:val="28"/>
-        </w:rPr>
-        <w:t>break</w:t>
-      </w:r>
-      <w:proofErr w:type="spellEnd"/>
-      <w:r>
-        <w:rPr>
-          <w:rFonts w:ascii="Times New Roman" w:eastAsia="Times New Roman" w:hAnsi="Times New Roman" w:cs="Times New Roman"/>
-          <w:sz w:val="28"/>
-          <w:szCs w:val="28"/>
-        </w:rPr>
-        <w:t xml:space="preserve"> u </w:t>
-      </w:r>
-      <w:proofErr w:type="spellStart"/>
-      <w:r>
-        <w:rPr>
-          <w:rFonts w:ascii="Times New Roman" w:eastAsia="Times New Roman" w:hAnsi="Times New Roman" w:cs="Times New Roman"/>
-          <w:sz w:val="28"/>
-          <w:szCs w:val="28"/>
-        </w:rPr>
-        <w:t>continue</w:t>
-      </w:r>
-      <w:proofErr w:type="spellEnd"/>
-      <w:r>
-        <w:rPr>
-          <w:rFonts w:ascii="Times New Roman" w:eastAsia="Times New Roman" w:hAnsi="Times New Roman" w:cs="Times New Roman"/>
-          <w:sz w:val="28"/>
-          <w:szCs w:val="28"/>
-        </w:rPr>
-        <w:t>, позволяющих реализовывать разветвляющиеся алгоритмы и алгоритмы циклической структуры.</w:t>
+        <w:t>приобретение навыков программирования разветвляющихся алгоритмов и алгоритмов циклической структуры. Освоить операторы языка Python версии 3.x if, while, for, break u continue, позволяющих реализовывать разветвляющиеся алгоритмы и алгоритмы циклической структуры.</w:t>
       </w:r>
     </w:p>
     <w:p>
@@ -1239,34 +1140,361 @@
         <w:jc w:val="both"/>
         <w:rPr>
           <w:rFonts w:ascii="Times New Roman" w:eastAsia="Times New Roman" w:hAnsi="Times New Roman" w:cs="Times New Roman"/>
-          <w:lang w:val="en-US"/>
-        </w:rPr>
-      </w:pPr>
-      <w:proofErr w:type="gramStart"/>
-      <w:r>
-        <w:rPr>
-          <w:rFonts w:ascii="Times New Roman" w:eastAsia="Times New Roman" w:hAnsi="Times New Roman" w:cs="Times New Roman"/>
-          <w:lang w:val="en-US"/>
+        </w:rPr>
+      </w:pPr>
+      <w:r>
+        <w:rPr>
+          <w:rFonts w:ascii="Times New Roman" w:eastAsia="Times New Roman" w:hAnsi="Times New Roman" w:cs="Times New Roman"/>
         </w:rPr>
         <w:t>#!/</w:t>
       </w:r>
-      <w:proofErr w:type="gramEnd"/>
-      <w:r>
-        <w:rPr>
-          <w:rFonts w:ascii="Times New Roman" w:eastAsia="Times New Roman" w:hAnsi="Times New Roman" w:cs="Times New Roman"/>
-          <w:lang w:val="en-US"/>
-        </w:rPr>
-        <w:t>usr/bin/env python3</w:t>
-      </w:r>
-    </w:p>
-    <w:p>
-      <w:pPr>
-        <w:pStyle w:val="a8"/>
-        <w:spacing w:after="0" w:line="360" w:lineRule="auto"/>
-        <w:ind w:left="709"/>
-        <w:jc w:val="both"/>
-        <w:rPr>
-          <w:rFonts w:ascii="Times New Roman" w:eastAsia="Times New Roman" w:hAnsi="Times New Roman" w:cs="Times New Roman"/>
+      <w:r>
+        <w:rPr>
+          <w:rFonts w:ascii="Times New Roman" w:eastAsia="Times New Roman" w:hAnsi="Times New Roman" w:cs="Times New Roman"/>
+          <w:lang w:val="en-US"/>
+        </w:rPr>
+        <w:t>usr</w:t>
+      </w:r>
+      <w:r>
+        <w:rPr>
+          <w:rFonts w:ascii="Times New Roman" w:eastAsia="Times New Roman" w:hAnsi="Times New Roman" w:cs="Times New Roman"/>
+        </w:rPr>
+        <w:t>/</w:t>
+      </w:r>
+      <w:r>
+        <w:rPr>
+          <w:rFonts w:ascii="Times New Roman" w:eastAsia="Times New Roman" w:hAnsi="Times New Roman" w:cs="Times New Roman"/>
+          <w:lang w:val="en-US"/>
+        </w:rPr>
+        <w:t>bin</w:t>
+      </w:r>
+      <w:r>
+        <w:rPr>
+          <w:rFonts w:ascii="Times New Roman" w:eastAsia="Times New Roman" w:hAnsi="Times New Roman" w:cs="Times New Roman"/>
+        </w:rPr>
+        <w:t>/</w:t>
+      </w:r>
+      <w:r>
+        <w:rPr>
+          <w:rFonts w:ascii="Times New Roman" w:eastAsia="Times New Roman" w:hAnsi="Times New Roman" w:cs="Times New Roman"/>
+          <w:lang w:val="en-US"/>
+        </w:rPr>
+        <w:t>env</w:t>
+      </w:r>
+      <w:r>
+        <w:rPr>
+          <w:rFonts w:ascii="Times New Roman" w:eastAsia="Times New Roman" w:hAnsi="Times New Roman" w:cs="Times New Roman"/>
+        </w:rPr>
+        <w:t xml:space="preserve"> </w:t>
+      </w:r>
+      <w:r>
+        <w:rPr>
+          <w:rFonts w:ascii="Times New Roman" w:eastAsia="Times New Roman" w:hAnsi="Times New Roman" w:cs="Times New Roman"/>
+          <w:lang w:val="en-US"/>
+        </w:rPr>
+        <w:t>python</w:t>
+      </w:r>
+      <w:r>
+        <w:rPr>
+          <w:rFonts w:ascii="Times New Roman" w:eastAsia="Times New Roman" w:hAnsi="Times New Roman" w:cs="Times New Roman"/>
+        </w:rPr>
+        <w:t>3</w:t>
+      </w:r>
+    </w:p>
+    <w:p>
+      <w:pPr>
+        <w:pStyle w:val="a8"/>
+        <w:spacing w:after="0" w:line="360" w:lineRule="auto"/>
+        <w:ind w:left="709"/>
+        <w:jc w:val="both"/>
+        <w:rPr>
+          <w:rFonts w:ascii="Times New Roman" w:eastAsia="Times New Roman" w:hAnsi="Times New Roman" w:cs="Times New Roman"/>
+        </w:rPr>
+      </w:pPr>
+      <w:r>
+        <w:rPr>
+          <w:rFonts w:ascii="Times New Roman" w:eastAsia="Times New Roman" w:hAnsi="Times New Roman" w:cs="Times New Roman"/>
+        </w:rPr>
+        <w:t xml:space="preserve"># -*- </w:t>
+      </w:r>
+      <w:r>
+        <w:rPr>
+          <w:rFonts w:ascii="Times New Roman" w:eastAsia="Times New Roman" w:hAnsi="Times New Roman" w:cs="Times New Roman"/>
+          <w:lang w:val="en-US"/>
+        </w:rPr>
+        <w:t>coding</w:t>
+      </w:r>
+      <w:r>
+        <w:rPr>
+          <w:rFonts w:ascii="Times New Roman" w:eastAsia="Times New Roman" w:hAnsi="Times New Roman" w:cs="Times New Roman"/>
+        </w:rPr>
+        <w:t xml:space="preserve">: </w:t>
+      </w:r>
+      <w:r>
+        <w:rPr>
+          <w:rFonts w:ascii="Times New Roman" w:eastAsia="Times New Roman" w:hAnsi="Times New Roman" w:cs="Times New Roman"/>
+          <w:lang w:val="en-US"/>
+        </w:rPr>
+        <w:t>utf</w:t>
+      </w:r>
+      <w:r>
+        <w:rPr>
+          <w:rFonts w:ascii="Times New Roman" w:eastAsia="Times New Roman" w:hAnsi="Times New Roman" w:cs="Times New Roman"/>
+        </w:rPr>
+        <w:t>-8 -*-</w:t>
+      </w:r>
+    </w:p>
+    <w:p>
+      <w:pPr>
+        <w:pStyle w:val="a8"/>
+        <w:spacing w:after="0" w:line="360" w:lineRule="auto"/>
+        <w:ind w:left="709"/>
+        <w:jc w:val="both"/>
+        <w:rPr>
+          <w:rFonts w:ascii="Times New Roman" w:eastAsia="Times New Roman" w:hAnsi="Times New Roman" w:cs="Times New Roman"/>
+          <w:lang w:val="en-US"/>
+        </w:rPr>
+      </w:pPr>
+      <w:r>
+        <w:rPr>
+          <w:rFonts w:ascii="Times New Roman" w:eastAsia="Times New Roman" w:hAnsi="Times New Roman" w:cs="Times New Roman"/>
+          <w:lang w:val="en-US"/>
+        </w:rPr>
+        <w:t>import math</w:t>
+      </w:r>
+    </w:p>
+    <w:p>
+      <w:pPr>
+        <w:pStyle w:val="a8"/>
+        <w:spacing w:after="0" w:line="360" w:lineRule="auto"/>
+        <w:ind w:left="709"/>
+        <w:jc w:val="both"/>
+        <w:rPr>
+          <w:rFonts w:ascii="Times New Roman" w:eastAsia="Times New Roman" w:hAnsi="Times New Roman" w:cs="Times New Roman"/>
+          <w:lang w:val="en-US"/>
+        </w:rPr>
+      </w:pPr>
+      <w:r>
+        <w:rPr>
+          <w:rFonts w:ascii="Times New Roman" w:eastAsia="Times New Roman" w:hAnsi="Times New Roman" w:cs="Times New Roman"/>
+          <w:lang w:val="en-US"/>
+        </w:rPr>
+        <w:t>if __name__ == "__main__":</w:t>
+      </w:r>
+    </w:p>
+    <w:p>
+      <w:pPr>
+        <w:pStyle w:val="a8"/>
+        <w:spacing w:after="0" w:line="360" w:lineRule="auto"/>
+        <w:ind w:left="709"/>
+        <w:jc w:val="both"/>
+        <w:rPr>
+          <w:rFonts w:ascii="Times New Roman" w:eastAsia="Times New Roman" w:hAnsi="Times New Roman" w:cs="Times New Roman"/>
+          <w:lang w:val="en-US"/>
+        </w:rPr>
+      </w:pPr>
+      <w:r>
+        <w:rPr>
+          <w:rFonts w:ascii="Times New Roman" w:eastAsia="Times New Roman" w:hAnsi="Times New Roman" w:cs="Times New Roman"/>
+          <w:lang w:val="en-US"/>
+        </w:rPr>
+        <w:t xml:space="preserve">    x = float(input("Value of x? "))</w:t>
+      </w:r>
+    </w:p>
+    <w:p>
+      <w:pPr>
+        <w:pStyle w:val="a8"/>
+        <w:spacing w:after="0" w:line="360" w:lineRule="auto"/>
+        <w:ind w:left="709"/>
+        <w:jc w:val="both"/>
+        <w:rPr>
+          <w:rFonts w:ascii="Times New Roman" w:eastAsia="Times New Roman" w:hAnsi="Times New Roman" w:cs="Times New Roman"/>
+          <w:lang w:val="en-US"/>
+        </w:rPr>
+      </w:pPr>
+      <w:r>
+        <w:rPr>
+          <w:rFonts w:ascii="Times New Roman" w:eastAsia="Times New Roman" w:hAnsi="Times New Roman" w:cs="Times New Roman"/>
+          <w:lang w:val="en-US"/>
+        </w:rPr>
+        <w:t xml:space="preserve">    if x &lt;= 0 :</w:t>
+      </w:r>
+    </w:p>
+    <w:p>
+      <w:pPr>
+        <w:pStyle w:val="a8"/>
+        <w:spacing w:after="0" w:line="360" w:lineRule="auto"/>
+        <w:ind w:left="709"/>
+        <w:jc w:val="both"/>
+        <w:rPr>
+          <w:rFonts w:ascii="Times New Roman" w:eastAsia="Times New Roman" w:hAnsi="Times New Roman" w:cs="Times New Roman"/>
+          <w:lang w:val="en-US"/>
+        </w:rPr>
+      </w:pPr>
+      <w:r>
+        <w:rPr>
+          <w:rFonts w:ascii="Times New Roman" w:eastAsia="Times New Roman" w:hAnsi="Times New Roman" w:cs="Times New Roman"/>
+          <w:lang w:val="en-US"/>
+        </w:rPr>
+        <w:t xml:space="preserve">        y = 2 * x * x + math.cos(x)</w:t>
+      </w:r>
+    </w:p>
+    <w:p>
+      <w:pPr>
+        <w:pStyle w:val="a8"/>
+        <w:spacing w:after="0" w:line="360" w:lineRule="auto"/>
+        <w:ind w:left="709"/>
+        <w:jc w:val="both"/>
+        <w:rPr>
+          <w:rFonts w:ascii="Times New Roman" w:eastAsia="Times New Roman" w:hAnsi="Times New Roman" w:cs="Times New Roman"/>
+          <w:lang w:val="en-US"/>
+        </w:rPr>
+      </w:pPr>
+      <w:r>
+        <w:rPr>
+          <w:rFonts w:ascii="Times New Roman" w:eastAsia="Times New Roman" w:hAnsi="Times New Roman" w:cs="Times New Roman"/>
+          <w:lang w:val="en-US"/>
+        </w:rPr>
+        <w:t xml:space="preserve">    elif x &lt; 5:</w:t>
+      </w:r>
+    </w:p>
+    <w:p>
+      <w:pPr>
+        <w:pStyle w:val="a8"/>
+        <w:spacing w:after="0" w:line="360" w:lineRule="auto"/>
+        <w:ind w:left="709"/>
+        <w:jc w:val="both"/>
+        <w:rPr>
+          <w:rFonts w:ascii="Times New Roman" w:eastAsia="Times New Roman" w:hAnsi="Times New Roman" w:cs="Times New Roman"/>
+          <w:lang w:val="en-US"/>
+        </w:rPr>
+      </w:pPr>
+      <w:r>
+        <w:rPr>
+          <w:rFonts w:ascii="Times New Roman" w:eastAsia="Times New Roman" w:hAnsi="Times New Roman" w:cs="Times New Roman"/>
+          <w:lang w:val="en-US"/>
+        </w:rPr>
+        <w:t xml:space="preserve">        y = x+1</w:t>
+      </w:r>
+    </w:p>
+    <w:p>
+      <w:pPr>
+        <w:pStyle w:val="a8"/>
+        <w:spacing w:after="0" w:line="360" w:lineRule="auto"/>
+        <w:ind w:left="709"/>
+        <w:jc w:val="both"/>
+        <w:rPr>
+          <w:rFonts w:ascii="Times New Roman" w:eastAsia="Times New Roman" w:hAnsi="Times New Roman" w:cs="Times New Roman"/>
+          <w:lang w:val="en-US"/>
+        </w:rPr>
+      </w:pPr>
+      <w:r>
+        <w:rPr>
+          <w:rFonts w:ascii="Times New Roman" w:eastAsia="Times New Roman" w:hAnsi="Times New Roman" w:cs="Times New Roman"/>
+          <w:lang w:val="en-US"/>
+        </w:rPr>
+        <w:t xml:space="preserve">    else:</w:t>
+      </w:r>
+    </w:p>
+    <w:p>
+      <w:pPr>
+        <w:pStyle w:val="a8"/>
+        <w:spacing w:after="0" w:line="360" w:lineRule="auto"/>
+        <w:ind w:left="709"/>
+        <w:jc w:val="both"/>
+        <w:rPr>
+          <w:rFonts w:ascii="Times New Roman" w:eastAsia="Times New Roman" w:hAnsi="Times New Roman" w:cs="Times New Roman"/>
+          <w:lang w:val="en-US"/>
+        </w:rPr>
+      </w:pPr>
+      <w:r>
+        <w:rPr>
+          <w:rFonts w:ascii="Times New Roman" w:eastAsia="Times New Roman" w:hAnsi="Times New Roman" w:cs="Times New Roman"/>
+          <w:lang w:val="en-US"/>
+        </w:rPr>
+        <w:t xml:space="preserve">        y = math.sin(x) - x*x</w:t>
+      </w:r>
+    </w:p>
+    <w:p>
+      <w:pPr>
+        <w:pStyle w:val="a8"/>
+        <w:spacing w:after="0" w:line="360" w:lineRule="auto"/>
+        <w:ind w:left="709"/>
+        <w:jc w:val="both"/>
+        <w:rPr>
+          <w:rFonts w:ascii="Times New Roman" w:eastAsia="Times New Roman" w:hAnsi="Times New Roman" w:cs="Times New Roman"/>
+        </w:rPr>
+      </w:pPr>
+      <w:r>
+        <w:rPr>
+          <w:rFonts w:ascii="Times New Roman" w:eastAsia="Times New Roman" w:hAnsi="Times New Roman" w:cs="Times New Roman"/>
+          <w:lang w:val="en-US"/>
+        </w:rPr>
+        <w:t xml:space="preserve">    </w:t>
+      </w:r>
+      <w:r>
+        <w:rPr>
+          <w:rFonts w:ascii="Times New Roman" w:eastAsia="Times New Roman" w:hAnsi="Times New Roman" w:cs="Times New Roman"/>
+        </w:rPr>
+        <w:t>print(f"y = {y}")</w:t>
+      </w:r>
+    </w:p>
+    <w:p>
+      <w:pPr>
+        <w:pStyle w:val="a8"/>
+        <w:spacing w:after="0" w:line="360" w:lineRule="auto"/>
+        <w:ind w:left="709"/>
+        <w:jc w:val="both"/>
+        <w:rPr>
+          <w:rFonts w:ascii="Times New Roman" w:eastAsia="Times New Roman" w:hAnsi="Times New Roman" w:cs="Times New Roman"/>
+        </w:rPr>
+      </w:pPr>
+    </w:p>
+    <w:p>
+      <w:pPr>
+        <w:pStyle w:val="a8"/>
+        <w:spacing w:after="0" w:line="360" w:lineRule="auto"/>
+        <w:ind w:left="709"/>
+        <w:jc w:val="both"/>
+        <w:rPr>
+          <w:rFonts w:ascii="Times New Roman" w:eastAsia="Times New Roman" w:hAnsi="Times New Roman" w:cs="Times New Roman"/>
+        </w:rPr>
+      </w:pPr>
+      <w:r>
+        <w:rPr>
+          <w:rFonts w:ascii="Times New Roman" w:eastAsia="Times New Roman" w:hAnsi="Times New Roman" w:cs="Times New Roman"/>
+        </w:rPr>
+        <w:t>Листинг кода примера №2:</w:t>
+      </w:r>
+    </w:p>
+    <w:p>
+      <w:pPr>
+        <w:pStyle w:val="a8"/>
+        <w:spacing w:after="0" w:line="360" w:lineRule="auto"/>
+        <w:ind w:left="709"/>
+        <w:jc w:val="both"/>
+        <w:rPr>
+          <w:rFonts w:ascii="Times New Roman" w:eastAsia="Times New Roman" w:hAnsi="Times New Roman" w:cs="Times New Roman"/>
+          <w:lang w:val="en-US"/>
+        </w:rPr>
+      </w:pPr>
+      <w:r>
+        <w:rPr>
+          <w:rFonts w:ascii="Times New Roman" w:eastAsia="Times New Roman" w:hAnsi="Times New Roman" w:cs="Times New Roman"/>
+          <w:lang w:val="en-US"/>
+        </w:rPr>
+        <w:t>#!/usr/bin/env python3</w:t>
+      </w:r>
+    </w:p>
+    <w:p>
+      <w:pPr>
+        <w:pStyle w:val="a8"/>
+        <w:spacing w:after="0" w:line="360" w:lineRule="auto"/>
+        <w:ind w:left="709"/>
+        <w:jc w:val="both"/>
+        <w:rPr>
+          <w:rFonts w:ascii="Times New Roman" w:eastAsia="Times New Roman" w:hAnsi="Times New Roman" w:cs="Times New Roman"/>
+          <w:lang w:val="en-US"/>
         </w:rPr>
       </w:pPr>
       <w:r>
@@ -1285,14 +1513,15 @@
         <w:jc w:val="both"/>
         <w:rPr>
           <w:rFonts w:ascii="Times New Roman" w:eastAsia="Times New Roman" w:hAnsi="Times New Roman" w:cs="Times New Roman"/>
-        </w:rPr>
-      </w:pPr>
-      <w:r>
-        <w:rPr>
-          <w:rFonts w:ascii="Times New Roman" w:eastAsia="Times New Roman" w:hAnsi="Times New Roman" w:cs="Times New Roman"/>
-          <w:lang w:val="en-US"/>
-        </w:rPr>
-        <w:t>import math</w:t>
+          <w:lang w:val="en-US"/>
+        </w:rPr>
+      </w:pPr>
+      <w:r>
+        <w:rPr>
+          <w:rFonts w:ascii="Times New Roman" w:eastAsia="Times New Roman" w:hAnsi="Times New Roman" w:cs="Times New Roman"/>
+          <w:lang w:val="en-US"/>
+        </w:rPr>
+        <w:t>import sys</w:t>
       </w:r>
     </w:p>
     <w:p>
@@ -1329,408 +1558,13 @@
           <w:rFonts w:ascii="Times New Roman" w:eastAsia="Times New Roman" w:hAnsi="Times New Roman" w:cs="Times New Roman"/>
           <w:lang w:val="en-US"/>
         </w:rPr>
-        <w:t xml:space="preserve">    x = </w:t>
-      </w:r>
-      <w:proofErr w:type="gramStart"/>
-      <w:r>
-        <w:rPr>
-          <w:rFonts w:ascii="Times New Roman" w:eastAsia="Times New Roman" w:hAnsi="Times New Roman" w:cs="Times New Roman"/>
-          <w:lang w:val="en-US"/>
-        </w:rPr>
-        <w:t>float(</w:t>
-      </w:r>
-      <w:proofErr w:type="gramEnd"/>
-      <w:r>
-        <w:rPr>
-          <w:rFonts w:ascii="Times New Roman" w:eastAsia="Times New Roman" w:hAnsi="Times New Roman" w:cs="Times New Roman"/>
-          <w:lang w:val="en-US"/>
-        </w:rPr>
-        <w:t>input("Value of x? "))</w:t>
-      </w:r>
-    </w:p>
-    <w:p>
-      <w:pPr>
-        <w:pStyle w:val="a8"/>
-        <w:spacing w:after="0" w:line="360" w:lineRule="auto"/>
-        <w:ind w:left="709"/>
-        <w:jc w:val="both"/>
-        <w:rPr>
-          <w:rFonts w:ascii="Times New Roman" w:eastAsia="Times New Roman" w:hAnsi="Times New Roman" w:cs="Times New Roman"/>
-          <w:lang w:val="en-US"/>
-        </w:rPr>
-      </w:pPr>
-      <w:r>
-        <w:rPr>
-          <w:rFonts w:ascii="Times New Roman" w:eastAsia="Times New Roman" w:hAnsi="Times New Roman" w:cs="Times New Roman"/>
-          <w:lang w:val="en-US"/>
-        </w:rPr>
-        <w:t xml:space="preserve">    if x &lt;= </w:t>
-      </w:r>
-      <w:proofErr w:type="gramStart"/>
-      <w:r>
-        <w:rPr>
-          <w:rFonts w:ascii="Times New Roman" w:eastAsia="Times New Roman" w:hAnsi="Times New Roman" w:cs="Times New Roman"/>
-          <w:lang w:val="en-US"/>
-        </w:rPr>
-        <w:t>0 :</w:t>
-      </w:r>
-      <w:proofErr w:type="gramEnd"/>
-    </w:p>
-    <w:p>
-      <w:pPr>
-        <w:pStyle w:val="a8"/>
-        <w:spacing w:after="0" w:line="360" w:lineRule="auto"/>
-        <w:ind w:left="709"/>
-        <w:jc w:val="both"/>
-        <w:rPr>
-          <w:rFonts w:ascii="Times New Roman" w:eastAsia="Times New Roman" w:hAnsi="Times New Roman" w:cs="Times New Roman"/>
-          <w:lang w:val="en-US"/>
-        </w:rPr>
-      </w:pPr>
-      <w:r>
-        <w:rPr>
-          <w:rFonts w:ascii="Times New Roman" w:eastAsia="Times New Roman" w:hAnsi="Times New Roman" w:cs="Times New Roman"/>
-          <w:lang w:val="en-US"/>
-        </w:rPr>
-        <w:t xml:space="preserve">        y = 2 * x * x + </w:t>
-      </w:r>
-      <w:proofErr w:type="spellStart"/>
-      <w:r>
-        <w:rPr>
-          <w:rFonts w:ascii="Times New Roman" w:eastAsia="Times New Roman" w:hAnsi="Times New Roman" w:cs="Times New Roman"/>
-          <w:lang w:val="en-US"/>
-        </w:rPr>
-        <w:t>math.cos</w:t>
-      </w:r>
-      <w:proofErr w:type="spellEnd"/>
-      <w:r>
-        <w:rPr>
-          <w:rFonts w:ascii="Times New Roman" w:eastAsia="Times New Roman" w:hAnsi="Times New Roman" w:cs="Times New Roman"/>
-          <w:lang w:val="en-US"/>
-        </w:rPr>
-        <w:t>(x)</w:t>
-      </w:r>
-    </w:p>
-    <w:p>
-      <w:pPr>
-        <w:pStyle w:val="a8"/>
-        <w:spacing w:after="0" w:line="360" w:lineRule="auto"/>
-        <w:ind w:left="709"/>
-        <w:jc w:val="both"/>
-        <w:rPr>
-          <w:rFonts w:ascii="Times New Roman" w:eastAsia="Times New Roman" w:hAnsi="Times New Roman" w:cs="Times New Roman"/>
-          <w:lang w:val="en-US"/>
-        </w:rPr>
-      </w:pPr>
-      <w:r>
-        <w:rPr>
-          <w:rFonts w:ascii="Times New Roman" w:eastAsia="Times New Roman" w:hAnsi="Times New Roman" w:cs="Times New Roman"/>
-          <w:lang w:val="en-US"/>
-        </w:rPr>
         <w:t xml:space="preserve">    </w:t>
       </w:r>
-      <w:proofErr w:type="spellStart"/>
-      <w:r>
-        <w:rPr>
-          <w:rFonts w:ascii="Times New Roman" w:eastAsia="Times New Roman" w:hAnsi="Times New Roman" w:cs="Times New Roman"/>
-          <w:lang w:val="en-US"/>
-        </w:rPr>
-        <w:t>elif</w:t>
-      </w:r>
-      <w:proofErr w:type="spellEnd"/>
-      <w:r>
-        <w:rPr>
-          <w:rFonts w:ascii="Times New Roman" w:eastAsia="Times New Roman" w:hAnsi="Times New Roman" w:cs="Times New Roman"/>
-          <w:lang w:val="en-US"/>
-        </w:rPr>
-        <w:t xml:space="preserve"> x &lt; 5:</w:t>
-      </w:r>
-    </w:p>
-    <w:p>
-      <w:pPr>
-        <w:pStyle w:val="a8"/>
-        <w:spacing w:after="0" w:line="360" w:lineRule="auto"/>
-        <w:ind w:left="709"/>
-        <w:jc w:val="both"/>
-        <w:rPr>
-          <w:rFonts w:ascii="Times New Roman" w:eastAsia="Times New Roman" w:hAnsi="Times New Roman" w:cs="Times New Roman"/>
-          <w:lang w:val="en-US"/>
-        </w:rPr>
-      </w:pPr>
-      <w:r>
-        <w:rPr>
-          <w:rFonts w:ascii="Times New Roman" w:eastAsia="Times New Roman" w:hAnsi="Times New Roman" w:cs="Times New Roman"/>
-          <w:lang w:val="en-US"/>
-        </w:rPr>
-        <w:t xml:space="preserve">        y = x+1</w:t>
-      </w:r>
-    </w:p>
-    <w:p>
-      <w:pPr>
-        <w:pStyle w:val="a8"/>
-        <w:spacing w:after="0" w:line="360" w:lineRule="auto"/>
-        <w:ind w:left="709"/>
-        <w:jc w:val="both"/>
-        <w:rPr>
-          <w:rFonts w:ascii="Times New Roman" w:eastAsia="Times New Roman" w:hAnsi="Times New Roman" w:cs="Times New Roman"/>
-          <w:lang w:val="en-US"/>
-        </w:rPr>
-      </w:pPr>
-      <w:r>
-        <w:rPr>
-          <w:rFonts w:ascii="Times New Roman" w:eastAsia="Times New Roman" w:hAnsi="Times New Roman" w:cs="Times New Roman"/>
-          <w:lang w:val="en-US"/>
-        </w:rPr>
-        <w:t xml:space="preserve">    else:</w:t>
-      </w:r>
-    </w:p>
-    <w:p>
-      <w:pPr>
-        <w:pStyle w:val="a8"/>
-        <w:spacing w:after="0" w:line="360" w:lineRule="auto"/>
-        <w:ind w:left="709"/>
-        <w:jc w:val="both"/>
-        <w:rPr>
-          <w:rFonts w:ascii="Times New Roman" w:eastAsia="Times New Roman" w:hAnsi="Times New Roman" w:cs="Times New Roman"/>
-          <w:lang w:val="en-US"/>
-        </w:rPr>
-      </w:pPr>
-      <w:r>
-        <w:rPr>
-          <w:rFonts w:ascii="Times New Roman" w:eastAsia="Times New Roman" w:hAnsi="Times New Roman" w:cs="Times New Roman"/>
-          <w:lang w:val="en-US"/>
-        </w:rPr>
-        <w:t xml:space="preserve">        y = </w:t>
-      </w:r>
-      <w:proofErr w:type="spellStart"/>
-      <w:r>
-        <w:rPr>
-          <w:rFonts w:ascii="Times New Roman" w:eastAsia="Times New Roman" w:hAnsi="Times New Roman" w:cs="Times New Roman"/>
-          <w:lang w:val="en-US"/>
-        </w:rPr>
-        <w:t>math.sin</w:t>
-      </w:r>
-      <w:proofErr w:type="spellEnd"/>
-      <w:r>
-        <w:rPr>
-          <w:rFonts w:ascii="Times New Roman" w:eastAsia="Times New Roman" w:hAnsi="Times New Roman" w:cs="Times New Roman"/>
-          <w:lang w:val="en-US"/>
-        </w:rPr>
-        <w:t>(x) - x*x</w:t>
-      </w:r>
-    </w:p>
-    <w:p>
-      <w:pPr>
-        <w:pStyle w:val="a8"/>
-        <w:spacing w:after="0" w:line="360" w:lineRule="auto"/>
-        <w:ind w:left="709"/>
-        <w:jc w:val="both"/>
-        <w:rPr>
-          <w:rFonts w:ascii="Times New Roman" w:eastAsia="Times New Roman" w:hAnsi="Times New Roman" w:cs="Times New Roman"/>
-        </w:rPr>
-      </w:pPr>
-      <w:r>
-        <w:rPr>
-          <w:rFonts w:ascii="Times New Roman" w:eastAsia="Times New Roman" w:hAnsi="Times New Roman" w:cs="Times New Roman"/>
-          <w:lang w:val="en-US"/>
-        </w:rPr>
-        <w:t xml:space="preserve">    </w:t>
-      </w:r>
-      <w:proofErr w:type="spellStart"/>
-      <w:proofErr w:type="gramStart"/>
-      <w:r>
-        <w:rPr>
-          <w:rFonts w:ascii="Times New Roman" w:eastAsia="Times New Roman" w:hAnsi="Times New Roman" w:cs="Times New Roman"/>
-        </w:rPr>
-        <w:t>print</w:t>
-      </w:r>
-      <w:proofErr w:type="spellEnd"/>
-      <w:r>
-        <w:rPr>
-          <w:rFonts w:ascii="Times New Roman" w:eastAsia="Times New Roman" w:hAnsi="Times New Roman" w:cs="Times New Roman"/>
-        </w:rPr>
-        <w:t>(</w:t>
-      </w:r>
-      <w:proofErr w:type="spellStart"/>
-      <w:proofErr w:type="gramEnd"/>
-      <w:r>
-        <w:rPr>
-          <w:rFonts w:ascii="Times New Roman" w:eastAsia="Times New Roman" w:hAnsi="Times New Roman" w:cs="Times New Roman"/>
-        </w:rPr>
-        <w:t>f"y</w:t>
-      </w:r>
-      <w:proofErr w:type="spellEnd"/>
-      <w:r>
-        <w:rPr>
-          <w:rFonts w:ascii="Times New Roman" w:eastAsia="Times New Roman" w:hAnsi="Times New Roman" w:cs="Times New Roman"/>
-        </w:rPr>
-        <w:t xml:space="preserve"> = {y}")</w:t>
-      </w:r>
-    </w:p>
-    <w:p>
-      <w:pPr>
-        <w:pStyle w:val="a8"/>
-        <w:spacing w:after="0" w:line="360" w:lineRule="auto"/>
-        <w:ind w:left="709"/>
-        <w:jc w:val="both"/>
-        <w:rPr>
-          <w:rFonts w:ascii="Times New Roman" w:eastAsia="Times New Roman" w:hAnsi="Times New Roman" w:cs="Times New Roman"/>
-        </w:rPr>
-      </w:pPr>
-    </w:p>
-    <w:p>
-      <w:pPr>
-        <w:pStyle w:val="a8"/>
-        <w:spacing w:after="0" w:line="360" w:lineRule="auto"/>
-        <w:ind w:left="709"/>
-        <w:jc w:val="both"/>
-        <w:rPr>
-          <w:rFonts w:ascii="Times New Roman" w:eastAsia="Times New Roman" w:hAnsi="Times New Roman" w:cs="Times New Roman"/>
-        </w:rPr>
-      </w:pPr>
-      <w:r>
-        <w:rPr>
-          <w:rFonts w:ascii="Times New Roman" w:eastAsia="Times New Roman" w:hAnsi="Times New Roman" w:cs="Times New Roman"/>
-        </w:rPr>
-        <w:t>Листинг кода примера №</w:t>
-      </w:r>
-      <w:r>
-        <w:rPr>
-          <w:rFonts w:ascii="Times New Roman" w:eastAsia="Times New Roman" w:hAnsi="Times New Roman" w:cs="Times New Roman"/>
-        </w:rPr>
-        <w:t>2</w:t>
-      </w:r>
-      <w:r>
-        <w:rPr>
-          <w:rFonts w:ascii="Times New Roman" w:eastAsia="Times New Roman" w:hAnsi="Times New Roman" w:cs="Times New Roman"/>
-        </w:rPr>
-        <w:t>:</w:t>
-      </w:r>
-    </w:p>
-    <w:p>
-      <w:pPr>
-        <w:pStyle w:val="a8"/>
-        <w:spacing w:after="0" w:line="360" w:lineRule="auto"/>
-        <w:ind w:left="709"/>
-        <w:jc w:val="both"/>
-        <w:rPr>
-          <w:rFonts w:ascii="Times New Roman" w:eastAsia="Times New Roman" w:hAnsi="Times New Roman" w:cs="Times New Roman"/>
-        </w:rPr>
-      </w:pPr>
-      <w:proofErr w:type="gramStart"/>
-      <w:r>
-        <w:rPr>
-          <w:rFonts w:ascii="Times New Roman" w:eastAsia="Times New Roman" w:hAnsi="Times New Roman" w:cs="Times New Roman"/>
-        </w:rPr>
-        <w:t>#!/</w:t>
-      </w:r>
-      <w:proofErr w:type="gramEnd"/>
-      <w:r>
-        <w:rPr>
-          <w:rFonts w:ascii="Times New Roman" w:eastAsia="Times New Roman" w:hAnsi="Times New Roman" w:cs="Times New Roman"/>
-        </w:rPr>
-        <w:t>usr/bin/env python3</w:t>
-      </w:r>
-    </w:p>
-    <w:p>
-      <w:pPr>
-        <w:pStyle w:val="a8"/>
-        <w:spacing w:after="0" w:line="360" w:lineRule="auto"/>
-        <w:ind w:left="709"/>
-        <w:jc w:val="both"/>
-        <w:rPr>
-          <w:rFonts w:ascii="Times New Roman" w:eastAsia="Times New Roman" w:hAnsi="Times New Roman" w:cs="Times New Roman"/>
-        </w:rPr>
-      </w:pPr>
-      <w:r>
-        <w:rPr>
-          <w:rFonts w:ascii="Times New Roman" w:eastAsia="Times New Roman" w:hAnsi="Times New Roman" w:cs="Times New Roman"/>
-          <w:lang w:val="en-US"/>
-        </w:rPr>
-        <w:t># -*- coding: utf-8 -*-</w:t>
-      </w:r>
-    </w:p>
-    <w:p>
-      <w:pPr>
-        <w:pStyle w:val="a8"/>
-        <w:spacing w:after="0" w:line="360" w:lineRule="auto"/>
-        <w:ind w:left="709"/>
-        <w:jc w:val="both"/>
-        <w:rPr>
-          <w:rFonts w:ascii="Times New Roman" w:eastAsia="Times New Roman" w:hAnsi="Times New Roman" w:cs="Times New Roman"/>
-        </w:rPr>
-      </w:pPr>
-      <w:r>
-        <w:rPr>
-          <w:rFonts w:ascii="Times New Roman" w:eastAsia="Times New Roman" w:hAnsi="Times New Roman" w:cs="Times New Roman"/>
-          <w:lang w:val="en-US"/>
-        </w:rPr>
-        <w:t>import sys</w:t>
-      </w:r>
-    </w:p>
-    <w:p>
-      <w:pPr>
-        <w:pStyle w:val="a8"/>
-        <w:spacing w:after="0" w:line="360" w:lineRule="auto"/>
-        <w:ind w:left="709"/>
-        <w:jc w:val="both"/>
-        <w:rPr>
-          <w:rFonts w:ascii="Times New Roman" w:eastAsia="Times New Roman" w:hAnsi="Times New Roman" w:cs="Times New Roman"/>
-        </w:rPr>
-      </w:pPr>
-      <w:r>
-        <w:rPr>
-          <w:rFonts w:ascii="Times New Roman" w:eastAsia="Times New Roman" w:hAnsi="Times New Roman" w:cs="Times New Roman"/>
-          <w:lang w:val="en-US"/>
-        </w:rPr>
-        <w:t>if __name__ == "__main__":</w:t>
-      </w:r>
-    </w:p>
-    <w:p>
-      <w:pPr>
-        <w:pStyle w:val="a8"/>
-        <w:spacing w:after="0" w:line="360" w:lineRule="auto"/>
-        <w:ind w:left="709"/>
-        <w:jc w:val="both"/>
-        <w:rPr>
-          <w:rFonts w:ascii="Times New Roman" w:eastAsia="Times New Roman" w:hAnsi="Times New Roman" w:cs="Times New Roman"/>
-        </w:rPr>
-      </w:pPr>
-      <w:r>
-        <w:rPr>
-          <w:rFonts w:ascii="Times New Roman" w:eastAsia="Times New Roman" w:hAnsi="Times New Roman" w:cs="Times New Roman"/>
-        </w:rPr>
-        <w:t xml:space="preserve">    n = </w:t>
-      </w:r>
-      <w:proofErr w:type="spellStart"/>
-      <w:proofErr w:type="gramStart"/>
-      <w:r>
-        <w:rPr>
-          <w:rFonts w:ascii="Times New Roman" w:eastAsia="Times New Roman" w:hAnsi="Times New Roman" w:cs="Times New Roman"/>
-        </w:rPr>
-        <w:t>float</w:t>
-      </w:r>
-      <w:proofErr w:type="spellEnd"/>
-      <w:r>
-        <w:rPr>
-          <w:rFonts w:ascii="Times New Roman" w:eastAsia="Times New Roman" w:hAnsi="Times New Roman" w:cs="Times New Roman"/>
-        </w:rPr>
-        <w:t>(</w:t>
-      </w:r>
-      <w:proofErr w:type="spellStart"/>
-      <w:proofErr w:type="gramEnd"/>
-      <w:r>
-        <w:rPr>
-          <w:rFonts w:ascii="Times New Roman" w:eastAsia="Times New Roman" w:hAnsi="Times New Roman" w:cs="Times New Roman"/>
-        </w:rPr>
-        <w:t>input</w:t>
-      </w:r>
-      <w:proofErr w:type="spellEnd"/>
-      <w:r>
-        <w:rPr>
-          <w:rFonts w:ascii="Times New Roman" w:eastAsia="Times New Roman" w:hAnsi="Times New Roman" w:cs="Times New Roman"/>
-        </w:rPr>
-        <w:t>("Введите номер месяца:  "))</w:t>
+      <w:r>
+        <w:rPr>
+          <w:rFonts w:ascii="Times New Roman" w:eastAsia="Times New Roman" w:hAnsi="Times New Roman" w:cs="Times New Roman"/>
+        </w:rPr>
+        <w:t>n = float(input("Введите номер месяца:  "))</w:t>
       </w:r>
     </w:p>
     <w:p>
@@ -1788,23 +1622,7 @@
           <w:rFonts w:ascii="Times New Roman" w:eastAsia="Times New Roman" w:hAnsi="Times New Roman" w:cs="Times New Roman"/>
           <w:lang w:val="en-US"/>
         </w:rPr>
-        <w:t xml:space="preserve">    </w:t>
-      </w:r>
-      <w:proofErr w:type="spellStart"/>
-      <w:r>
-        <w:rPr>
-          <w:rFonts w:ascii="Times New Roman" w:eastAsia="Times New Roman" w:hAnsi="Times New Roman" w:cs="Times New Roman"/>
-          <w:lang w:val="en-US"/>
-        </w:rPr>
-        <w:t>elif</w:t>
-      </w:r>
-      <w:proofErr w:type="spellEnd"/>
-      <w:r>
-        <w:rPr>
-          <w:rFonts w:ascii="Times New Roman" w:eastAsia="Times New Roman" w:hAnsi="Times New Roman" w:cs="Times New Roman"/>
-          <w:lang w:val="en-US"/>
-        </w:rPr>
-        <w:t xml:space="preserve"> n == 3 or n ==4 or n == 5: print("</w:t>
+        <w:t xml:space="preserve">    elif n == 3 or n ==4 or n == 5: print("</w:t>
       </w:r>
       <w:r>
         <w:rPr>
@@ -1836,23 +1654,7 @@
           <w:rFonts w:ascii="Times New Roman" w:eastAsia="Times New Roman" w:hAnsi="Times New Roman" w:cs="Times New Roman"/>
           <w:lang w:val="en-US"/>
         </w:rPr>
-        <w:t xml:space="preserve">    </w:t>
-      </w:r>
-      <w:proofErr w:type="spellStart"/>
-      <w:r>
-        <w:rPr>
-          <w:rFonts w:ascii="Times New Roman" w:eastAsia="Times New Roman" w:hAnsi="Times New Roman" w:cs="Times New Roman"/>
-          <w:lang w:val="en-US"/>
-        </w:rPr>
-        <w:t>elif</w:t>
-      </w:r>
-      <w:proofErr w:type="spellEnd"/>
-      <w:r>
-        <w:rPr>
-          <w:rFonts w:ascii="Times New Roman" w:eastAsia="Times New Roman" w:hAnsi="Times New Roman" w:cs="Times New Roman"/>
-          <w:lang w:val="en-US"/>
-        </w:rPr>
-        <w:t xml:space="preserve"> n == 6 or n ==7 or n == 8: print("</w:t>
+        <w:t xml:space="preserve">    elif n == 6 or n ==7 or n == 8: print("</w:t>
       </w:r>
       <w:r>
         <w:rPr>
@@ -1884,23 +1686,7 @@
           <w:rFonts w:ascii="Times New Roman" w:eastAsia="Times New Roman" w:hAnsi="Times New Roman" w:cs="Times New Roman"/>
           <w:lang w:val="en-US"/>
         </w:rPr>
-        <w:t xml:space="preserve">    </w:t>
-      </w:r>
-      <w:proofErr w:type="spellStart"/>
-      <w:r>
-        <w:rPr>
-          <w:rFonts w:ascii="Times New Roman" w:eastAsia="Times New Roman" w:hAnsi="Times New Roman" w:cs="Times New Roman"/>
-          <w:lang w:val="en-US"/>
-        </w:rPr>
-        <w:t>elif</w:t>
-      </w:r>
-      <w:proofErr w:type="spellEnd"/>
-      <w:r>
-        <w:rPr>
-          <w:rFonts w:ascii="Times New Roman" w:eastAsia="Times New Roman" w:hAnsi="Times New Roman" w:cs="Times New Roman"/>
-          <w:lang w:val="en-US"/>
-        </w:rPr>
-        <w:t xml:space="preserve"> n == 9 or n ==10 or n == 11: print("</w:t>
+        <w:t xml:space="preserve">    elif n == 9 or n ==10 or n == 11: print("</w:t>
       </w:r>
       <w:r>
         <w:rPr>
@@ -1951,158 +1737,139 @@
           <w:rFonts w:ascii="Times New Roman" w:eastAsia="Times New Roman" w:hAnsi="Times New Roman" w:cs="Times New Roman"/>
           <w:lang w:val="en-US"/>
         </w:rPr>
+        <w:t xml:space="preserve">        print("</w:t>
+      </w:r>
+      <w:r>
+        <w:rPr>
+          <w:rFonts w:ascii="Times New Roman" w:eastAsia="Times New Roman" w:hAnsi="Times New Roman" w:cs="Times New Roman"/>
+        </w:rPr>
+        <w:t>Ошибка</w:t>
+      </w:r>
+      <w:r>
+        <w:rPr>
+          <w:rFonts w:ascii="Times New Roman" w:eastAsia="Times New Roman" w:hAnsi="Times New Roman" w:cs="Times New Roman"/>
+          <w:lang w:val="en-US"/>
+        </w:rPr>
+        <w:t>!", file= sys.stderr)</w:t>
+      </w:r>
+    </w:p>
+    <w:p>
+      <w:pPr>
+        <w:pStyle w:val="a8"/>
+        <w:spacing w:after="0" w:line="360" w:lineRule="auto"/>
+        <w:ind w:left="709"/>
+        <w:jc w:val="both"/>
+        <w:rPr>
+          <w:rFonts w:ascii="Times New Roman" w:eastAsia="Times New Roman" w:hAnsi="Times New Roman" w:cs="Times New Roman"/>
+          <w:lang w:val="en-US"/>
+        </w:rPr>
+      </w:pPr>
+      <w:r>
+        <w:rPr>
+          <w:rFonts w:ascii="Times New Roman" w:eastAsia="Times New Roman" w:hAnsi="Times New Roman" w:cs="Times New Roman"/>
+          <w:lang w:val="en-US"/>
+        </w:rPr>
         <w:t xml:space="preserve">        </w:t>
       </w:r>
-      <w:proofErr w:type="gramStart"/>
-      <w:r>
-        <w:rPr>
-          <w:rFonts w:ascii="Times New Roman" w:eastAsia="Times New Roman" w:hAnsi="Times New Roman" w:cs="Times New Roman"/>
-          <w:lang w:val="en-US"/>
-        </w:rPr>
-        <w:t>print(</w:t>
-      </w:r>
-      <w:proofErr w:type="gramEnd"/>
-      <w:r>
-        <w:rPr>
-          <w:rFonts w:ascii="Times New Roman" w:eastAsia="Times New Roman" w:hAnsi="Times New Roman" w:cs="Times New Roman"/>
-          <w:lang w:val="en-US"/>
-        </w:rPr>
-        <w:t>"</w:t>
-      </w:r>
-      <w:r>
-        <w:rPr>
-          <w:rFonts w:ascii="Times New Roman" w:eastAsia="Times New Roman" w:hAnsi="Times New Roman" w:cs="Times New Roman"/>
-        </w:rPr>
-        <w:t>Ошибка</w:t>
-      </w:r>
-      <w:r>
-        <w:rPr>
-          <w:rFonts w:ascii="Times New Roman" w:eastAsia="Times New Roman" w:hAnsi="Times New Roman" w:cs="Times New Roman"/>
-          <w:lang w:val="en-US"/>
-        </w:rPr>
-        <w:t xml:space="preserve">!", file= </w:t>
-      </w:r>
-      <w:proofErr w:type="spellStart"/>
-      <w:r>
-        <w:rPr>
-          <w:rFonts w:ascii="Times New Roman" w:eastAsia="Times New Roman" w:hAnsi="Times New Roman" w:cs="Times New Roman"/>
-          <w:lang w:val="en-US"/>
-        </w:rPr>
-        <w:t>sys.stderr</w:t>
-      </w:r>
-      <w:proofErr w:type="spellEnd"/>
-      <w:r>
-        <w:rPr>
-          <w:rFonts w:ascii="Times New Roman" w:eastAsia="Times New Roman" w:hAnsi="Times New Roman" w:cs="Times New Roman"/>
-          <w:lang w:val="en-US"/>
-        </w:rPr>
-        <w:t>)</w:t>
-      </w:r>
-    </w:p>
-    <w:p>
-      <w:pPr>
-        <w:pStyle w:val="a8"/>
-        <w:spacing w:after="0" w:line="360" w:lineRule="auto"/>
-        <w:ind w:left="709"/>
-        <w:jc w:val="both"/>
-        <w:rPr>
-          <w:rFonts w:ascii="Times New Roman" w:eastAsia="Times New Roman" w:hAnsi="Times New Roman" w:cs="Times New Roman"/>
-        </w:rPr>
-      </w:pPr>
-      <w:r>
-        <w:rPr>
-          <w:rFonts w:ascii="Times New Roman" w:eastAsia="Times New Roman" w:hAnsi="Times New Roman" w:cs="Times New Roman"/>
-          <w:lang w:val="en-US"/>
-        </w:rPr>
-        <w:t xml:space="preserve">        </w:t>
-      </w:r>
-      <w:proofErr w:type="spellStart"/>
-      <w:proofErr w:type="gramStart"/>
-      <w:r>
-        <w:rPr>
-          <w:rFonts w:ascii="Times New Roman" w:eastAsia="Times New Roman" w:hAnsi="Times New Roman" w:cs="Times New Roman"/>
-        </w:rPr>
-        <w:t>exit</w:t>
-      </w:r>
-      <w:proofErr w:type="spellEnd"/>
-      <w:r>
-        <w:rPr>
-          <w:rFonts w:ascii="Times New Roman" w:eastAsia="Times New Roman" w:hAnsi="Times New Roman" w:cs="Times New Roman"/>
-        </w:rPr>
-        <w:t>(</w:t>
-      </w:r>
-      <w:proofErr w:type="gramEnd"/>
-      <w:r>
-        <w:rPr>
-          <w:rFonts w:ascii="Times New Roman" w:eastAsia="Times New Roman" w:hAnsi="Times New Roman" w:cs="Times New Roman"/>
-        </w:rPr>
-        <w:t>1)</w:t>
-      </w:r>
-    </w:p>
-    <w:p>
-      <w:pPr>
-        <w:pStyle w:val="a8"/>
-        <w:spacing w:after="0" w:line="360" w:lineRule="auto"/>
-        <w:ind w:left="709"/>
-        <w:jc w:val="both"/>
-        <w:rPr>
-          <w:rFonts w:ascii="Times New Roman" w:eastAsia="Times New Roman" w:hAnsi="Times New Roman" w:cs="Times New Roman"/>
-        </w:rPr>
-      </w:pPr>
-    </w:p>
-    <w:p>
-      <w:pPr>
-        <w:pStyle w:val="a8"/>
-        <w:spacing w:after="0" w:line="360" w:lineRule="auto"/>
-        <w:ind w:left="709"/>
-        <w:jc w:val="both"/>
-        <w:rPr>
-          <w:rFonts w:ascii="Times New Roman" w:eastAsia="Times New Roman" w:hAnsi="Times New Roman" w:cs="Times New Roman"/>
-        </w:rPr>
-      </w:pPr>
-      <w:r>
-        <w:rPr>
-          <w:rFonts w:ascii="Times New Roman" w:eastAsia="Times New Roman" w:hAnsi="Times New Roman" w:cs="Times New Roman"/>
-        </w:rPr>
-        <w:t>Листинг кода примера № 3:</w:t>
-      </w:r>
-    </w:p>
-    <w:p>
-      <w:pPr>
-        <w:pStyle w:val="a8"/>
-        <w:spacing w:after="0" w:line="360" w:lineRule="auto"/>
-        <w:ind w:left="709"/>
-        <w:jc w:val="both"/>
-        <w:rPr>
-          <w:rFonts w:ascii="Times New Roman" w:eastAsia="Times New Roman" w:hAnsi="Times New Roman" w:cs="Times New Roman"/>
-          <w:lang w:val="en-US"/>
-        </w:rPr>
-      </w:pPr>
-      <w:proofErr w:type="gramStart"/>
-      <w:r>
-        <w:rPr>
-          <w:rFonts w:ascii="Times New Roman" w:eastAsia="Times New Roman" w:hAnsi="Times New Roman" w:cs="Times New Roman"/>
-          <w:lang w:val="en-US"/>
-        </w:rPr>
-        <w:t>#!/</w:t>
-      </w:r>
-      <w:proofErr w:type="gramEnd"/>
-      <w:r>
-        <w:rPr>
-          <w:rFonts w:ascii="Times New Roman" w:eastAsia="Times New Roman" w:hAnsi="Times New Roman" w:cs="Times New Roman"/>
-          <w:lang w:val="en-US"/>
-        </w:rPr>
-        <w:t>usr/bin/env python3</w:t>
-      </w:r>
-    </w:p>
-    <w:p>
-      <w:pPr>
-        <w:pStyle w:val="a8"/>
-        <w:spacing w:after="0" w:line="360" w:lineRule="auto"/>
-        <w:ind w:left="709"/>
-        <w:jc w:val="both"/>
-        <w:rPr>
-          <w:rFonts w:ascii="Times New Roman" w:eastAsia="Times New Roman" w:hAnsi="Times New Roman" w:cs="Times New Roman"/>
+      <w:r>
+        <w:rPr>
+          <w:rFonts w:ascii="Times New Roman" w:eastAsia="Times New Roman" w:hAnsi="Times New Roman" w:cs="Times New Roman"/>
+          <w:lang w:val="en-US"/>
+        </w:rPr>
+        <w:t>exit(1)</w:t>
+      </w:r>
+    </w:p>
+    <w:p>
+      <w:pPr>
+        <w:pStyle w:val="a8"/>
+        <w:spacing w:after="0" w:line="360" w:lineRule="auto"/>
+        <w:ind w:left="709"/>
+        <w:jc w:val="both"/>
+        <w:rPr>
+          <w:rFonts w:ascii="Times New Roman" w:eastAsia="Times New Roman" w:hAnsi="Times New Roman" w:cs="Times New Roman"/>
+          <w:lang w:val="en-US"/>
+        </w:rPr>
+      </w:pPr>
+    </w:p>
+    <w:p>
+      <w:pPr>
+        <w:pStyle w:val="a8"/>
+        <w:spacing w:after="0" w:line="360" w:lineRule="auto"/>
+        <w:ind w:left="709"/>
+        <w:jc w:val="both"/>
+        <w:rPr>
+          <w:rFonts w:ascii="Times New Roman" w:eastAsia="Times New Roman" w:hAnsi="Times New Roman" w:cs="Times New Roman"/>
+          <w:lang w:val="en-US"/>
+        </w:rPr>
+      </w:pPr>
+      <w:r>
+        <w:rPr>
+          <w:rFonts w:ascii="Times New Roman" w:eastAsia="Times New Roman" w:hAnsi="Times New Roman" w:cs="Times New Roman"/>
+        </w:rPr>
+        <w:t>Листинг</w:t>
+      </w:r>
+      <w:r>
+        <w:rPr>
+          <w:rFonts w:ascii="Times New Roman" w:eastAsia="Times New Roman" w:hAnsi="Times New Roman" w:cs="Times New Roman"/>
+          <w:lang w:val="en-US"/>
+        </w:rPr>
+        <w:t xml:space="preserve"> </w:t>
+      </w:r>
+      <w:r>
+        <w:rPr>
+          <w:rFonts w:ascii="Times New Roman" w:eastAsia="Times New Roman" w:hAnsi="Times New Roman" w:cs="Times New Roman"/>
+        </w:rPr>
+        <w:t>кода</w:t>
+      </w:r>
+      <w:r>
+        <w:rPr>
+          <w:rFonts w:ascii="Times New Roman" w:eastAsia="Times New Roman" w:hAnsi="Times New Roman" w:cs="Times New Roman"/>
+          <w:lang w:val="en-US"/>
+        </w:rPr>
+        <w:t xml:space="preserve"> </w:t>
+      </w:r>
+      <w:r>
+        <w:rPr>
+          <w:rFonts w:ascii="Times New Roman" w:eastAsia="Times New Roman" w:hAnsi="Times New Roman" w:cs="Times New Roman"/>
+        </w:rPr>
+        <w:t>примера</w:t>
+      </w:r>
+      <w:r>
+        <w:rPr>
+          <w:rFonts w:ascii="Times New Roman" w:eastAsia="Times New Roman" w:hAnsi="Times New Roman" w:cs="Times New Roman"/>
+          <w:lang w:val="en-US"/>
+        </w:rPr>
+        <w:t xml:space="preserve"> № 3:</w:t>
+      </w:r>
+    </w:p>
+    <w:p>
+      <w:pPr>
+        <w:pStyle w:val="a8"/>
+        <w:spacing w:after="0" w:line="360" w:lineRule="auto"/>
+        <w:ind w:left="709"/>
+        <w:jc w:val="both"/>
+        <w:rPr>
+          <w:rFonts w:ascii="Times New Roman" w:eastAsia="Times New Roman" w:hAnsi="Times New Roman" w:cs="Times New Roman"/>
+          <w:lang w:val="en-US"/>
+        </w:rPr>
+      </w:pPr>
+      <w:r>
+        <w:rPr>
+          <w:rFonts w:ascii="Times New Roman" w:eastAsia="Times New Roman" w:hAnsi="Times New Roman" w:cs="Times New Roman"/>
+          <w:lang w:val="en-US"/>
+        </w:rPr>
+        <w:t>#!/usr/bin/env python3</w:t>
+      </w:r>
+    </w:p>
+    <w:p>
+      <w:pPr>
+        <w:pStyle w:val="a8"/>
+        <w:spacing w:after="0" w:line="360" w:lineRule="auto"/>
+        <w:ind w:left="709"/>
+        <w:jc w:val="both"/>
+        <w:rPr>
+          <w:rFonts w:ascii="Times New Roman" w:eastAsia="Times New Roman" w:hAnsi="Times New Roman" w:cs="Times New Roman"/>
+          <w:lang w:val="en-US"/>
         </w:rPr>
       </w:pPr>
       <w:r>
@@ -2121,6 +1888,7 @@
         <w:jc w:val="both"/>
         <w:rPr>
           <w:rFonts w:ascii="Times New Roman" w:eastAsia="Times New Roman" w:hAnsi="Times New Roman" w:cs="Times New Roman"/>
+          <w:lang w:val="en-US"/>
         </w:rPr>
       </w:pPr>
       <w:r>
@@ -2166,58 +1934,26 @@
           <w:rFonts w:ascii="Times New Roman" w:eastAsia="Times New Roman" w:hAnsi="Times New Roman" w:cs="Times New Roman"/>
           <w:lang w:val="en-US"/>
         </w:rPr>
-        <w:t xml:space="preserve">    n = </w:t>
-      </w:r>
-      <w:proofErr w:type="gramStart"/>
-      <w:r>
-        <w:rPr>
-          <w:rFonts w:ascii="Times New Roman" w:eastAsia="Times New Roman" w:hAnsi="Times New Roman" w:cs="Times New Roman"/>
-          <w:lang w:val="en-US"/>
-        </w:rPr>
-        <w:t>int(</w:t>
-      </w:r>
-      <w:proofErr w:type="gramEnd"/>
-      <w:r>
-        <w:rPr>
-          <w:rFonts w:ascii="Times New Roman" w:eastAsia="Times New Roman" w:hAnsi="Times New Roman" w:cs="Times New Roman"/>
-          <w:lang w:val="en-US"/>
-        </w:rPr>
-        <w:t>input("Value of n? "))</w:t>
-      </w:r>
-    </w:p>
-    <w:p>
-      <w:pPr>
-        <w:pStyle w:val="a8"/>
-        <w:spacing w:after="0" w:line="360" w:lineRule="auto"/>
-        <w:ind w:left="709"/>
-        <w:jc w:val="both"/>
-        <w:rPr>
-          <w:rFonts w:ascii="Times New Roman" w:eastAsia="Times New Roman" w:hAnsi="Times New Roman" w:cs="Times New Roman"/>
-          <w:lang w:val="en-US"/>
-        </w:rPr>
-      </w:pPr>
-      <w:r>
-        <w:rPr>
-          <w:rFonts w:ascii="Times New Roman" w:eastAsia="Times New Roman" w:hAnsi="Times New Roman" w:cs="Times New Roman"/>
-          <w:lang w:val="en-US"/>
-        </w:rPr>
-        <w:t xml:space="preserve">    x = </w:t>
-      </w:r>
-      <w:proofErr w:type="gramStart"/>
-      <w:r>
-        <w:rPr>
-          <w:rFonts w:ascii="Times New Roman" w:eastAsia="Times New Roman" w:hAnsi="Times New Roman" w:cs="Times New Roman"/>
-          <w:lang w:val="en-US"/>
-        </w:rPr>
-        <w:t>float(</w:t>
-      </w:r>
-      <w:proofErr w:type="gramEnd"/>
-      <w:r>
-        <w:rPr>
-          <w:rFonts w:ascii="Times New Roman" w:eastAsia="Times New Roman" w:hAnsi="Times New Roman" w:cs="Times New Roman"/>
-          <w:lang w:val="en-US"/>
-        </w:rPr>
-        <w:t>input("Value of x? "))</w:t>
+        <w:t xml:space="preserve">    n = int(input("Value of n? "))</w:t>
+      </w:r>
+    </w:p>
+    <w:p>
+      <w:pPr>
+        <w:pStyle w:val="a8"/>
+        <w:spacing w:after="0" w:line="360" w:lineRule="auto"/>
+        <w:ind w:left="709"/>
+        <w:jc w:val="both"/>
+        <w:rPr>
+          <w:rFonts w:ascii="Times New Roman" w:eastAsia="Times New Roman" w:hAnsi="Times New Roman" w:cs="Times New Roman"/>
+          <w:lang w:val="en-US"/>
+        </w:rPr>
+      </w:pPr>
+      <w:r>
+        <w:rPr>
+          <w:rFonts w:ascii="Times New Roman" w:eastAsia="Times New Roman" w:hAnsi="Times New Roman" w:cs="Times New Roman"/>
+          <w:lang w:val="en-US"/>
+        </w:rPr>
+        <w:t xml:space="preserve">    x = float(input("Value of x? "))</w:t>
       </w:r>
     </w:p>
     <w:p>
@@ -2255,39 +1991,7 @@
           <w:rFonts w:ascii="Times New Roman" w:eastAsia="Times New Roman" w:hAnsi="Times New Roman" w:cs="Times New Roman"/>
           <w:lang w:val="en-US"/>
         </w:rPr>
-        <w:t xml:space="preserve">    </w:t>
-      </w:r>
-      <w:proofErr w:type="spellStart"/>
-      <w:r>
-        <w:rPr>
-          <w:rFonts w:ascii="Times New Roman" w:eastAsia="Times New Roman" w:hAnsi="Times New Roman" w:cs="Times New Roman"/>
-          <w:lang w:val="en-US"/>
-        </w:rPr>
-        <w:t>for k</w:t>
-      </w:r>
-      <w:proofErr w:type="spellEnd"/>
-      <w:r>
-        <w:rPr>
-          <w:rFonts w:ascii="Times New Roman" w:eastAsia="Times New Roman" w:hAnsi="Times New Roman" w:cs="Times New Roman"/>
-          <w:lang w:val="en-US"/>
-        </w:rPr>
-        <w:t xml:space="preserve"> in </w:t>
-      </w:r>
-      <w:proofErr w:type="gramStart"/>
-      <w:r>
-        <w:rPr>
-          <w:rFonts w:ascii="Times New Roman" w:eastAsia="Times New Roman" w:hAnsi="Times New Roman" w:cs="Times New Roman"/>
-          <w:lang w:val="en-US"/>
-        </w:rPr>
-        <w:t>range(</w:t>
-      </w:r>
-      <w:proofErr w:type="gramEnd"/>
-      <w:r>
-        <w:rPr>
-          <w:rFonts w:ascii="Times New Roman" w:eastAsia="Times New Roman" w:hAnsi="Times New Roman" w:cs="Times New Roman"/>
-          <w:lang w:val="en-US"/>
-        </w:rPr>
-        <w:t>1, n+1):</w:t>
+        <w:t xml:space="preserve">    for k in range(1, n+1):</w:t>
       </w:r>
     </w:p>
     <w:p>
@@ -2336,114 +2040,108 @@
         <w:jc w:val="both"/>
         <w:rPr>
           <w:rFonts w:ascii="Times New Roman" w:eastAsia="Times New Roman" w:hAnsi="Times New Roman" w:cs="Times New Roman"/>
-        </w:rPr>
-      </w:pPr>
-      <w:r>
-        <w:rPr>
-          <w:rFonts w:ascii="Times New Roman" w:eastAsia="Times New Roman" w:hAnsi="Times New Roman" w:cs="Times New Roman"/>
-          <w:lang w:val="en-US"/>
-        </w:rPr>
-        <w:t xml:space="preserve">    </w:t>
-      </w:r>
-      <w:proofErr w:type="gramStart"/>
-      <w:r>
-        <w:rPr>
-          <w:rFonts w:ascii="Times New Roman" w:eastAsia="Times New Roman" w:hAnsi="Times New Roman" w:cs="Times New Roman"/>
-          <w:lang w:val="en-US"/>
-        </w:rPr>
-        <w:t>print(</w:t>
-      </w:r>
-      <w:proofErr w:type="spellStart"/>
-      <w:proofErr w:type="gramEnd"/>
-      <w:r>
-        <w:rPr>
-          <w:rFonts w:ascii="Times New Roman" w:eastAsia="Times New Roman" w:hAnsi="Times New Roman" w:cs="Times New Roman"/>
-          <w:lang w:val="en-US"/>
-        </w:rPr>
-        <w:t>f"s</w:t>
-      </w:r>
-      <w:proofErr w:type="spellEnd"/>
-      <w:r>
-        <w:rPr>
-          <w:rFonts w:ascii="Times New Roman" w:eastAsia="Times New Roman" w:hAnsi="Times New Roman" w:cs="Times New Roman"/>
-          <w:lang w:val="en-US"/>
-        </w:rPr>
-        <w:t xml:space="preserve"> = {s}")</w:t>
-      </w:r>
-    </w:p>
-    <w:p>
-      <w:pPr>
-        <w:pStyle w:val="a8"/>
-        <w:spacing w:after="0" w:line="360" w:lineRule="auto"/>
-        <w:ind w:left="709"/>
-        <w:jc w:val="both"/>
-        <w:rPr>
-          <w:rFonts w:ascii="Times New Roman" w:eastAsia="Times New Roman" w:hAnsi="Times New Roman" w:cs="Times New Roman"/>
-        </w:rPr>
-      </w:pPr>
-    </w:p>
-    <w:p>
-      <w:pPr>
-        <w:pStyle w:val="a8"/>
-        <w:spacing w:after="0" w:line="360" w:lineRule="auto"/>
-        <w:ind w:left="709"/>
-        <w:jc w:val="both"/>
-        <w:rPr>
-          <w:rFonts w:ascii="Times New Roman" w:eastAsia="Times New Roman" w:hAnsi="Times New Roman" w:cs="Times New Roman"/>
-        </w:rPr>
-      </w:pPr>
-      <w:r>
-        <w:rPr>
-          <w:rFonts w:ascii="Times New Roman" w:eastAsia="Times New Roman" w:hAnsi="Times New Roman" w:cs="Times New Roman"/>
-        </w:rPr>
-        <w:t xml:space="preserve">Листинг кода примера № </w:t>
-      </w:r>
-      <w:r>
-        <w:rPr>
-          <w:rFonts w:ascii="Times New Roman" w:eastAsia="Times New Roman" w:hAnsi="Times New Roman" w:cs="Times New Roman"/>
-        </w:rPr>
-        <w:t>4</w:t>
-      </w:r>
-      <w:r>
-        <w:rPr>
-          <w:rFonts w:ascii="Times New Roman" w:eastAsia="Times New Roman" w:hAnsi="Times New Roman" w:cs="Times New Roman"/>
-        </w:rPr>
-        <w:t>:</w:t>
-      </w:r>
-    </w:p>
-    <w:p>
-      <w:pPr>
-        <w:pStyle w:val="a8"/>
-        <w:spacing w:after="0" w:line="360" w:lineRule="auto"/>
-        <w:ind w:left="709"/>
-        <w:jc w:val="both"/>
-        <w:rPr>
-          <w:rFonts w:ascii="Times New Roman" w:eastAsia="Times New Roman" w:hAnsi="Times New Roman" w:cs="Times New Roman"/>
-        </w:rPr>
-      </w:pPr>
-      <w:proofErr w:type="gramStart"/>
-      <w:r>
-        <w:rPr>
-          <w:rFonts w:ascii="Times New Roman" w:eastAsia="Times New Roman" w:hAnsi="Times New Roman" w:cs="Times New Roman"/>
-        </w:rPr>
-        <w:t>#!/</w:t>
-      </w:r>
-      <w:proofErr w:type="gramEnd"/>
-      <w:r>
-        <w:rPr>
-          <w:rFonts w:ascii="Times New Roman" w:eastAsia="Times New Roman" w:hAnsi="Times New Roman" w:cs="Times New Roman"/>
-        </w:rPr>
-        <w:t>usr/bin/env python3</w:t>
-      </w:r>
-    </w:p>
-    <w:p>
-      <w:pPr>
-        <w:pStyle w:val="a8"/>
-        <w:spacing w:after="0" w:line="360" w:lineRule="auto"/>
-        <w:ind w:left="709"/>
-        <w:jc w:val="both"/>
-        <w:rPr>
-          <w:rFonts w:ascii="Times New Roman" w:eastAsia="Times New Roman" w:hAnsi="Times New Roman" w:cs="Times New Roman"/>
+          <w:lang w:val="en-US"/>
+        </w:rPr>
+      </w:pPr>
+      <w:r>
+        <w:rPr>
+          <w:rFonts w:ascii="Times New Roman" w:eastAsia="Times New Roman" w:hAnsi="Times New Roman" w:cs="Times New Roman"/>
+          <w:lang w:val="en-US"/>
+        </w:rPr>
+        <w:t xml:space="preserve">    print(f"s = {s}")</w:t>
+      </w:r>
+    </w:p>
+    <w:p>
+      <w:pPr>
+        <w:pStyle w:val="a8"/>
+        <w:spacing w:after="0" w:line="360" w:lineRule="auto"/>
+        <w:ind w:left="709"/>
+        <w:jc w:val="both"/>
+        <w:rPr>
+          <w:rFonts w:ascii="Times New Roman" w:eastAsia="Times New Roman" w:hAnsi="Times New Roman" w:cs="Times New Roman"/>
+          <w:lang w:val="en-US"/>
+        </w:rPr>
+      </w:pPr>
+    </w:p>
+    <w:p>
+      <w:pPr>
+        <w:pStyle w:val="a8"/>
+        <w:spacing w:after="0" w:line="360" w:lineRule="auto"/>
+        <w:ind w:left="709"/>
+        <w:jc w:val="both"/>
+        <w:rPr>
+          <w:rFonts w:ascii="Times New Roman" w:eastAsia="Times New Roman" w:hAnsi="Times New Roman" w:cs="Times New Roman"/>
+          <w:lang w:val="en-US"/>
+        </w:rPr>
+      </w:pPr>
+      <w:r>
+        <w:rPr>
+          <w:rFonts w:ascii="Times New Roman" w:eastAsia="Times New Roman" w:hAnsi="Times New Roman" w:cs="Times New Roman"/>
+        </w:rPr>
+        <w:t>Листинг</w:t>
+      </w:r>
+      <w:r>
+        <w:rPr>
+          <w:rFonts w:ascii="Times New Roman" w:eastAsia="Times New Roman" w:hAnsi="Times New Roman" w:cs="Times New Roman"/>
+          <w:lang w:val="en-US"/>
+        </w:rPr>
+        <w:t xml:space="preserve"> </w:t>
+      </w:r>
+      <w:r>
+        <w:rPr>
+          <w:rFonts w:ascii="Times New Roman" w:eastAsia="Times New Roman" w:hAnsi="Times New Roman" w:cs="Times New Roman"/>
+        </w:rPr>
+        <w:t>кода</w:t>
+      </w:r>
+      <w:r>
+        <w:rPr>
+          <w:rFonts w:ascii="Times New Roman" w:eastAsia="Times New Roman" w:hAnsi="Times New Roman" w:cs="Times New Roman"/>
+          <w:lang w:val="en-US"/>
+        </w:rPr>
+        <w:t xml:space="preserve"> </w:t>
+      </w:r>
+      <w:r>
+        <w:rPr>
+          <w:rFonts w:ascii="Times New Roman" w:eastAsia="Times New Roman" w:hAnsi="Times New Roman" w:cs="Times New Roman"/>
+        </w:rPr>
+        <w:t>примера</w:t>
+      </w:r>
+      <w:r>
+        <w:rPr>
+          <w:rFonts w:ascii="Times New Roman" w:eastAsia="Times New Roman" w:hAnsi="Times New Roman" w:cs="Times New Roman"/>
+          <w:lang w:val="en-US"/>
+        </w:rPr>
+        <w:t xml:space="preserve"> № 4:</w:t>
+      </w:r>
+    </w:p>
+    <w:p>
+      <w:pPr>
+        <w:pStyle w:val="a8"/>
+        <w:spacing w:after="0" w:line="360" w:lineRule="auto"/>
+        <w:ind w:left="709"/>
+        <w:jc w:val="both"/>
+        <w:rPr>
+          <w:rFonts w:ascii="Times New Roman" w:eastAsia="Times New Roman" w:hAnsi="Times New Roman" w:cs="Times New Roman"/>
+          <w:lang w:val="en-US"/>
+        </w:rPr>
+      </w:pPr>
+      <w:r>
+        <w:rPr>
+          <w:rFonts w:ascii="Times New Roman" w:eastAsia="Times New Roman" w:hAnsi="Times New Roman" w:cs="Times New Roman"/>
+          <w:lang w:val="en-US"/>
+        </w:rPr>
+        <w:t>#!/usr/bin/env python3</w:t>
+      </w:r>
+    </w:p>
+    <w:p>
+      <w:pPr>
+        <w:pStyle w:val="a8"/>
+        <w:spacing w:after="0" w:line="360" w:lineRule="auto"/>
+        <w:ind w:left="709"/>
+        <w:jc w:val="both"/>
+        <w:rPr>
+          <w:rFonts w:ascii="Times New Roman" w:eastAsia="Times New Roman" w:hAnsi="Times New Roman" w:cs="Times New Roman"/>
+          <w:lang w:val="en-US"/>
         </w:rPr>
       </w:pPr>
       <w:r>
@@ -2481,6 +2179,7 @@
         <w:jc w:val="both"/>
         <w:rPr>
           <w:rFonts w:ascii="Times New Roman" w:eastAsia="Times New Roman" w:hAnsi="Times New Roman" w:cs="Times New Roman"/>
+          <w:lang w:val="en-US"/>
         </w:rPr>
       </w:pPr>
       <w:r>
@@ -2526,137 +2225,64 @@
           <w:rFonts w:ascii="Times New Roman" w:eastAsia="Times New Roman" w:hAnsi="Times New Roman" w:cs="Times New Roman"/>
           <w:lang w:val="en-US"/>
         </w:rPr>
-        <w:t xml:space="preserve">    a = </w:t>
-      </w:r>
-      <w:proofErr w:type="gramStart"/>
-      <w:r>
-        <w:rPr>
-          <w:rFonts w:ascii="Times New Roman" w:eastAsia="Times New Roman" w:hAnsi="Times New Roman" w:cs="Times New Roman"/>
-          <w:lang w:val="en-US"/>
-        </w:rPr>
-        <w:t>float(</w:t>
-      </w:r>
-      <w:proofErr w:type="gramEnd"/>
-      <w:r>
-        <w:rPr>
-          <w:rFonts w:ascii="Times New Roman" w:eastAsia="Times New Roman" w:hAnsi="Times New Roman" w:cs="Times New Roman"/>
-          <w:lang w:val="en-US"/>
-        </w:rPr>
-        <w:t>input("Value of a? "))</w:t>
-      </w:r>
-    </w:p>
-    <w:p>
-      <w:pPr>
-        <w:pStyle w:val="a8"/>
-        <w:spacing w:after="0" w:line="360" w:lineRule="auto"/>
-        <w:ind w:left="709"/>
-        <w:jc w:val="both"/>
-        <w:rPr>
-          <w:rFonts w:ascii="Times New Roman" w:eastAsia="Times New Roman" w:hAnsi="Times New Roman" w:cs="Times New Roman"/>
-          <w:lang w:val="en-US"/>
-        </w:rPr>
-      </w:pPr>
-      <w:r>
-        <w:rPr>
-          <w:rFonts w:ascii="Times New Roman" w:eastAsia="Times New Roman" w:hAnsi="Times New Roman" w:cs="Times New Roman"/>
-          <w:lang w:val="en-US"/>
-        </w:rPr>
-        <w:t xml:space="preserve">    if a &lt; </w:t>
-      </w:r>
-      <w:proofErr w:type="gramStart"/>
-      <w:r>
-        <w:rPr>
-          <w:rFonts w:ascii="Times New Roman" w:eastAsia="Times New Roman" w:hAnsi="Times New Roman" w:cs="Times New Roman"/>
-          <w:lang w:val="en-US"/>
-        </w:rPr>
-        <w:t>0 :</w:t>
-      </w:r>
-      <w:proofErr w:type="gramEnd"/>
-    </w:p>
-    <w:p>
-      <w:pPr>
-        <w:pStyle w:val="a8"/>
-        <w:spacing w:after="0" w:line="360" w:lineRule="auto"/>
-        <w:ind w:left="709"/>
-        <w:jc w:val="both"/>
-        <w:rPr>
-          <w:rFonts w:ascii="Times New Roman" w:eastAsia="Times New Roman" w:hAnsi="Times New Roman" w:cs="Times New Roman"/>
-          <w:lang w:val="en-US"/>
-        </w:rPr>
-      </w:pPr>
-      <w:r>
-        <w:rPr>
-          <w:rFonts w:ascii="Times New Roman" w:eastAsia="Times New Roman" w:hAnsi="Times New Roman" w:cs="Times New Roman"/>
-          <w:lang w:val="en-US"/>
-        </w:rPr>
-        <w:t xml:space="preserve">        </w:t>
-      </w:r>
-      <w:proofErr w:type="gramStart"/>
-      <w:r>
-        <w:rPr>
-          <w:rFonts w:ascii="Times New Roman" w:eastAsia="Times New Roman" w:hAnsi="Times New Roman" w:cs="Times New Roman"/>
-          <w:lang w:val="en-US"/>
-        </w:rPr>
-        <w:t>print(</w:t>
-      </w:r>
-      <w:proofErr w:type="gramEnd"/>
-      <w:r>
-        <w:rPr>
-          <w:rFonts w:ascii="Times New Roman" w:eastAsia="Times New Roman" w:hAnsi="Times New Roman" w:cs="Times New Roman"/>
-          <w:lang w:val="en-US"/>
-        </w:rPr>
-        <w:t xml:space="preserve">"illegal value of a", file = </w:t>
-      </w:r>
-      <w:proofErr w:type="spellStart"/>
-      <w:r>
-        <w:rPr>
-          <w:rFonts w:ascii="Times New Roman" w:eastAsia="Times New Roman" w:hAnsi="Times New Roman" w:cs="Times New Roman"/>
-          <w:lang w:val="en-US"/>
-        </w:rPr>
-        <w:t>sys.stderr</w:t>
-      </w:r>
-      <w:proofErr w:type="spellEnd"/>
-      <w:r>
-        <w:rPr>
-          <w:rFonts w:ascii="Times New Roman" w:eastAsia="Times New Roman" w:hAnsi="Times New Roman" w:cs="Times New Roman"/>
-          <w:lang w:val="en-US"/>
-        </w:rPr>
-        <w:t>)</w:t>
-      </w:r>
-    </w:p>
-    <w:p>
-      <w:pPr>
-        <w:pStyle w:val="a8"/>
-        <w:spacing w:after="0" w:line="360" w:lineRule="auto"/>
-        <w:ind w:left="709"/>
-        <w:jc w:val="both"/>
-        <w:rPr>
-          <w:rFonts w:ascii="Times New Roman" w:eastAsia="Times New Roman" w:hAnsi="Times New Roman" w:cs="Times New Roman"/>
-          <w:lang w:val="en-US"/>
-        </w:rPr>
-      </w:pPr>
-      <w:r>
-        <w:rPr>
-          <w:rFonts w:ascii="Times New Roman" w:eastAsia="Times New Roman" w:hAnsi="Times New Roman" w:cs="Times New Roman"/>
-          <w:lang w:val="en-US"/>
-        </w:rPr>
-        <w:t xml:space="preserve">        </w:t>
-      </w:r>
-      <w:proofErr w:type="gramStart"/>
-      <w:r>
-        <w:rPr>
-          <w:rFonts w:ascii="Times New Roman" w:eastAsia="Times New Roman" w:hAnsi="Times New Roman" w:cs="Times New Roman"/>
-          <w:lang w:val="en-US"/>
-        </w:rPr>
-        <w:t>exit(</w:t>
-      </w:r>
-      <w:proofErr w:type="gramEnd"/>
-      <w:r>
-        <w:rPr>
-          <w:rFonts w:ascii="Times New Roman" w:eastAsia="Times New Roman" w:hAnsi="Times New Roman" w:cs="Times New Roman"/>
-          <w:lang w:val="en-US"/>
-        </w:rPr>
-        <w:t>1)</w:t>
+        <w:t xml:space="preserve">    a = float(input("Value of a? "))</w:t>
+      </w:r>
+    </w:p>
+    <w:p>
+      <w:pPr>
+        <w:pStyle w:val="a8"/>
+        <w:spacing w:after="0" w:line="360" w:lineRule="auto"/>
+        <w:ind w:left="709"/>
+        <w:jc w:val="both"/>
+        <w:rPr>
+          <w:rFonts w:ascii="Times New Roman" w:eastAsia="Times New Roman" w:hAnsi="Times New Roman" w:cs="Times New Roman"/>
+          <w:lang w:val="en-US"/>
+        </w:rPr>
+      </w:pPr>
+      <w:r>
+        <w:rPr>
+          <w:rFonts w:ascii="Times New Roman" w:eastAsia="Times New Roman" w:hAnsi="Times New Roman" w:cs="Times New Roman"/>
+          <w:lang w:val="en-US"/>
+        </w:rPr>
+        <w:t xml:space="preserve">    if a &lt; 0 :</w:t>
+      </w:r>
+    </w:p>
+    <w:p>
+      <w:pPr>
+        <w:pStyle w:val="a8"/>
+        <w:spacing w:after="0" w:line="360" w:lineRule="auto"/>
+        <w:ind w:left="709"/>
+        <w:jc w:val="both"/>
+        <w:rPr>
+          <w:rFonts w:ascii="Times New Roman" w:eastAsia="Times New Roman" w:hAnsi="Times New Roman" w:cs="Times New Roman"/>
+          <w:lang w:val="en-US"/>
+        </w:rPr>
+      </w:pPr>
+      <w:r>
+        <w:rPr>
+          <w:rFonts w:ascii="Times New Roman" w:eastAsia="Times New Roman" w:hAnsi="Times New Roman" w:cs="Times New Roman"/>
+          <w:lang w:val="en-US"/>
+        </w:rPr>
+        <w:t xml:space="preserve">        print("illegal value of a", file = sys.stderr)</w:t>
+      </w:r>
+    </w:p>
+    <w:p>
+      <w:pPr>
+        <w:pStyle w:val="a8"/>
+        <w:spacing w:after="0" w:line="360" w:lineRule="auto"/>
+        <w:ind w:left="709"/>
+        <w:jc w:val="both"/>
+        <w:rPr>
+          <w:rFonts w:ascii="Times New Roman" w:eastAsia="Times New Roman" w:hAnsi="Times New Roman" w:cs="Times New Roman"/>
+          <w:lang w:val="en-US"/>
+        </w:rPr>
+      </w:pPr>
+      <w:r>
+        <w:rPr>
+          <w:rFonts w:ascii="Times New Roman" w:eastAsia="Times New Roman" w:hAnsi="Times New Roman" w:cs="Times New Roman"/>
+          <w:lang w:val="en-US"/>
+        </w:rPr>
+        <w:t xml:space="preserve">        exit(1)</w:t>
       </w:r>
     </w:p>
     <w:p>
@@ -2713,23 +2339,7 @@
           <w:rFonts w:ascii="Times New Roman" w:eastAsia="Times New Roman" w:hAnsi="Times New Roman" w:cs="Times New Roman"/>
           <w:lang w:val="en-US"/>
         </w:rPr>
-        <w:t xml:space="preserve">        </w:t>
-      </w:r>
-      <w:proofErr w:type="spellStart"/>
-      <w:r>
-        <w:rPr>
-          <w:rFonts w:ascii="Times New Roman" w:eastAsia="Times New Roman" w:hAnsi="Times New Roman" w:cs="Times New Roman"/>
-          <w:lang w:val="en-US"/>
-        </w:rPr>
-        <w:t>xp</w:t>
-      </w:r>
-      <w:proofErr w:type="spellEnd"/>
-      <w:r>
-        <w:rPr>
-          <w:rFonts w:ascii="Times New Roman" w:eastAsia="Times New Roman" w:hAnsi="Times New Roman" w:cs="Times New Roman"/>
-          <w:lang w:val="en-US"/>
-        </w:rPr>
-        <w:t xml:space="preserve"> = x</w:t>
+        <w:t xml:space="preserve">        xp = x</w:t>
       </w:r>
     </w:p>
     <w:p>
@@ -2768,41 +2378,7 @@
           <w:rFonts w:ascii="Times New Roman" w:eastAsia="Times New Roman" w:hAnsi="Times New Roman" w:cs="Times New Roman"/>
           <w:lang w:val="en-US"/>
         </w:rPr>
-        <w:t xml:space="preserve">        if </w:t>
-      </w:r>
-      <w:proofErr w:type="spellStart"/>
-      <w:proofErr w:type="gramStart"/>
-      <w:r>
-        <w:rPr>
-          <w:rFonts w:ascii="Times New Roman" w:eastAsia="Times New Roman" w:hAnsi="Times New Roman" w:cs="Times New Roman"/>
-          <w:lang w:val="en-US"/>
-        </w:rPr>
-        <w:t>math.fabs</w:t>
-      </w:r>
-      <w:proofErr w:type="spellEnd"/>
-      <w:proofErr w:type="gramEnd"/>
-      <w:r>
-        <w:rPr>
-          <w:rFonts w:ascii="Times New Roman" w:eastAsia="Times New Roman" w:hAnsi="Times New Roman" w:cs="Times New Roman"/>
-          <w:lang w:val="en-US"/>
-        </w:rPr>
-        <w:t>(x-</w:t>
-      </w:r>
-      <w:proofErr w:type="spellStart"/>
-      <w:r>
-        <w:rPr>
-          <w:rFonts w:ascii="Times New Roman" w:eastAsia="Times New Roman" w:hAnsi="Times New Roman" w:cs="Times New Roman"/>
-          <w:lang w:val="en-US"/>
-        </w:rPr>
-        <w:t>xp</w:t>
-      </w:r>
-      <w:proofErr w:type="spellEnd"/>
-      <w:r>
-        <w:rPr>
-          <w:rFonts w:ascii="Times New Roman" w:eastAsia="Times New Roman" w:hAnsi="Times New Roman" w:cs="Times New Roman"/>
-          <w:lang w:val="en-US"/>
-        </w:rPr>
-        <w:t>)&lt;eps:</w:t>
+        <w:t xml:space="preserve">        if math.fabs(x-xp)&lt;eps:</w:t>
       </w:r>
     </w:p>
     <w:p>
@@ -2832,149 +2408,108 @@
         <w:jc w:val="both"/>
         <w:rPr>
           <w:rFonts w:ascii="Times New Roman" w:eastAsia="Times New Roman" w:hAnsi="Times New Roman" w:cs="Times New Roman"/>
-        </w:rPr>
-      </w:pPr>
-      <w:r>
-        <w:rPr>
-          <w:rFonts w:ascii="Times New Roman" w:eastAsia="Times New Roman" w:hAnsi="Times New Roman" w:cs="Times New Roman"/>
-          <w:lang w:val="en-US"/>
-        </w:rPr>
-        <w:t xml:space="preserve">    </w:t>
-      </w:r>
-      <w:proofErr w:type="gramStart"/>
-      <w:r>
-        <w:rPr>
-          <w:rFonts w:ascii="Times New Roman" w:eastAsia="Times New Roman" w:hAnsi="Times New Roman" w:cs="Times New Roman"/>
-          <w:lang w:val="en-US"/>
-        </w:rPr>
-        <w:t>print(</w:t>
-      </w:r>
-      <w:proofErr w:type="spellStart"/>
-      <w:proofErr w:type="gramEnd"/>
-      <w:r>
-        <w:rPr>
-          <w:rFonts w:ascii="Times New Roman" w:eastAsia="Times New Roman" w:hAnsi="Times New Roman" w:cs="Times New Roman"/>
-          <w:lang w:val="en-US"/>
-        </w:rPr>
-        <w:t>f"x</w:t>
-      </w:r>
-      <w:proofErr w:type="spellEnd"/>
-      <w:r>
-        <w:rPr>
-          <w:rFonts w:ascii="Times New Roman" w:eastAsia="Times New Roman" w:hAnsi="Times New Roman" w:cs="Times New Roman"/>
-          <w:lang w:val="en-US"/>
-        </w:rPr>
-        <w:t xml:space="preserve"> = {x}\</w:t>
-      </w:r>
-      <w:proofErr w:type="spellStart"/>
-      <w:r>
-        <w:rPr>
-          <w:rFonts w:ascii="Times New Roman" w:eastAsia="Times New Roman" w:hAnsi="Times New Roman" w:cs="Times New Roman"/>
-          <w:lang w:val="en-US"/>
-        </w:rPr>
-        <w:t>nx</w:t>
-      </w:r>
-      <w:proofErr w:type="spellEnd"/>
-      <w:r>
-        <w:rPr>
-          <w:rFonts w:ascii="Times New Roman" w:eastAsia="Times New Roman" w:hAnsi="Times New Roman" w:cs="Times New Roman"/>
-          <w:lang w:val="en-US"/>
-        </w:rPr>
-        <w:t xml:space="preserve"> = {</w:t>
-      </w:r>
-      <w:proofErr w:type="spellStart"/>
-      <w:r>
-        <w:rPr>
-          <w:rFonts w:ascii="Times New Roman" w:eastAsia="Times New Roman" w:hAnsi="Times New Roman" w:cs="Times New Roman"/>
-          <w:lang w:val="en-US"/>
-        </w:rPr>
-        <w:t>math.sqrt</w:t>
-      </w:r>
-      <w:proofErr w:type="spellEnd"/>
-      <w:r>
-        <w:rPr>
-          <w:rFonts w:ascii="Times New Roman" w:eastAsia="Times New Roman" w:hAnsi="Times New Roman" w:cs="Times New Roman"/>
-          <w:lang w:val="en-US"/>
-        </w:rPr>
-        <w:t>(a)}")</w:t>
-      </w:r>
-    </w:p>
-    <w:p>
-      <w:pPr>
-        <w:pStyle w:val="a8"/>
-        <w:spacing w:after="0" w:line="360" w:lineRule="auto"/>
-        <w:ind w:left="709"/>
-        <w:jc w:val="both"/>
-        <w:rPr>
-          <w:rFonts w:ascii="Times New Roman" w:eastAsia="Times New Roman" w:hAnsi="Times New Roman" w:cs="Times New Roman"/>
-        </w:rPr>
-      </w:pPr>
-    </w:p>
-    <w:p>
-      <w:pPr>
-        <w:pStyle w:val="a8"/>
-        <w:spacing w:after="0" w:line="360" w:lineRule="auto"/>
-        <w:ind w:left="709"/>
-        <w:jc w:val="both"/>
-        <w:rPr>
-          <w:rFonts w:ascii="Times New Roman" w:eastAsia="Times New Roman" w:hAnsi="Times New Roman" w:cs="Times New Roman"/>
-        </w:rPr>
-      </w:pPr>
-      <w:r>
-        <w:rPr>
-          <w:rFonts w:ascii="Times New Roman" w:eastAsia="Times New Roman" w:hAnsi="Times New Roman" w:cs="Times New Roman"/>
-        </w:rPr>
-        <w:t xml:space="preserve">Листинг кода примера № </w:t>
-      </w:r>
-      <w:r>
-        <w:rPr>
-          <w:rFonts w:ascii="Times New Roman" w:eastAsia="Times New Roman" w:hAnsi="Times New Roman" w:cs="Times New Roman"/>
-        </w:rPr>
-        <w:t>5</w:t>
-      </w:r>
-      <w:r>
-        <w:rPr>
-          <w:rFonts w:ascii="Times New Roman" w:eastAsia="Times New Roman" w:hAnsi="Times New Roman" w:cs="Times New Roman"/>
-        </w:rPr>
-        <w:t>:</w:t>
-      </w:r>
-    </w:p>
-    <w:p>
-      <w:pPr>
-        <w:pStyle w:val="a8"/>
-        <w:spacing w:after="0" w:line="360" w:lineRule="auto"/>
-        <w:ind w:left="709"/>
-        <w:jc w:val="both"/>
-        <w:rPr>
-          <w:rFonts w:ascii="Times New Roman" w:eastAsia="Times New Roman" w:hAnsi="Times New Roman" w:cs="Times New Roman"/>
-          <w:lang w:val="en-US"/>
-        </w:rPr>
-      </w:pPr>
-      <w:proofErr w:type="gramStart"/>
-      <w:r>
-        <w:rPr>
-          <w:rFonts w:ascii="Times New Roman" w:eastAsia="Times New Roman" w:hAnsi="Times New Roman" w:cs="Times New Roman"/>
-          <w:lang w:val="en-US"/>
-        </w:rPr>
-        <w:t>#!/</w:t>
-      </w:r>
-      <w:proofErr w:type="gramEnd"/>
-      <w:r>
-        <w:rPr>
-          <w:rFonts w:ascii="Times New Roman" w:eastAsia="Times New Roman" w:hAnsi="Times New Roman" w:cs="Times New Roman"/>
-          <w:lang w:val="en-US"/>
-        </w:rPr>
-        <w:t>usr/bin/env python3</w:t>
-      </w:r>
-    </w:p>
-    <w:p>
-      <w:pPr>
-        <w:pStyle w:val="a8"/>
-        <w:spacing w:after="0" w:line="360" w:lineRule="auto"/>
-        <w:ind w:left="709"/>
-        <w:jc w:val="both"/>
-        <w:rPr>
-          <w:rFonts w:ascii="Times New Roman" w:eastAsia="Times New Roman" w:hAnsi="Times New Roman" w:cs="Times New Roman"/>
+          <w:lang w:val="en-US"/>
+        </w:rPr>
+      </w:pPr>
+      <w:r>
+        <w:rPr>
+          <w:rFonts w:ascii="Times New Roman" w:eastAsia="Times New Roman" w:hAnsi="Times New Roman" w:cs="Times New Roman"/>
+          <w:lang w:val="en-US"/>
+        </w:rPr>
+        <w:t xml:space="preserve">    print(f"x = {x}\nx = {math.sqrt(a)}")</w:t>
+      </w:r>
+    </w:p>
+    <w:p>
+      <w:pPr>
+        <w:pStyle w:val="a8"/>
+        <w:spacing w:after="0" w:line="360" w:lineRule="auto"/>
+        <w:ind w:left="709"/>
+        <w:jc w:val="both"/>
+        <w:rPr>
+          <w:rFonts w:ascii="Times New Roman" w:eastAsia="Times New Roman" w:hAnsi="Times New Roman" w:cs="Times New Roman"/>
+          <w:lang w:val="en-US"/>
+        </w:rPr>
+      </w:pPr>
+    </w:p>
+    <w:p>
+      <w:pPr>
+        <w:pStyle w:val="a8"/>
+        <w:spacing w:after="0" w:line="360" w:lineRule="auto"/>
+        <w:ind w:left="709"/>
+        <w:jc w:val="both"/>
+        <w:rPr>
+          <w:rFonts w:ascii="Times New Roman" w:eastAsia="Times New Roman" w:hAnsi="Times New Roman" w:cs="Times New Roman"/>
+          <w:lang w:val="en-US"/>
+        </w:rPr>
+      </w:pPr>
+      <w:r>
+        <w:rPr>
+          <w:rFonts w:ascii="Times New Roman" w:eastAsia="Times New Roman" w:hAnsi="Times New Roman" w:cs="Times New Roman"/>
+        </w:rPr>
+        <w:t>Листинг</w:t>
+      </w:r>
+      <w:r>
+        <w:rPr>
+          <w:rFonts w:ascii="Times New Roman" w:eastAsia="Times New Roman" w:hAnsi="Times New Roman" w:cs="Times New Roman"/>
+          <w:lang w:val="en-US"/>
+        </w:rPr>
+        <w:t xml:space="preserve"> </w:t>
+      </w:r>
+      <w:r>
+        <w:rPr>
+          <w:rFonts w:ascii="Times New Roman" w:eastAsia="Times New Roman" w:hAnsi="Times New Roman" w:cs="Times New Roman"/>
+        </w:rPr>
+        <w:t>кода</w:t>
+      </w:r>
+      <w:r>
+        <w:rPr>
+          <w:rFonts w:ascii="Times New Roman" w:eastAsia="Times New Roman" w:hAnsi="Times New Roman" w:cs="Times New Roman"/>
+          <w:lang w:val="en-US"/>
+        </w:rPr>
+        <w:t xml:space="preserve"> </w:t>
+      </w:r>
+      <w:r>
+        <w:rPr>
+          <w:rFonts w:ascii="Times New Roman" w:eastAsia="Times New Roman" w:hAnsi="Times New Roman" w:cs="Times New Roman"/>
+        </w:rPr>
+        <w:t>примера</w:t>
+      </w:r>
+      <w:r>
+        <w:rPr>
+          <w:rFonts w:ascii="Times New Roman" w:eastAsia="Times New Roman" w:hAnsi="Times New Roman" w:cs="Times New Roman"/>
+          <w:lang w:val="en-US"/>
+        </w:rPr>
+        <w:t xml:space="preserve"> № 5:</w:t>
+      </w:r>
+    </w:p>
+    <w:p>
+      <w:pPr>
+        <w:pStyle w:val="a8"/>
+        <w:spacing w:after="0" w:line="360" w:lineRule="auto"/>
+        <w:ind w:left="709"/>
+        <w:jc w:val="both"/>
+        <w:rPr>
+          <w:rFonts w:ascii="Times New Roman" w:eastAsia="Times New Roman" w:hAnsi="Times New Roman" w:cs="Times New Roman"/>
+          <w:lang w:val="en-US"/>
+        </w:rPr>
+      </w:pPr>
+      <w:r>
+        <w:rPr>
+          <w:rFonts w:ascii="Times New Roman" w:eastAsia="Times New Roman" w:hAnsi="Times New Roman" w:cs="Times New Roman"/>
+          <w:lang w:val="en-US"/>
+        </w:rPr>
+        <w:t>#!/usr/bin/env python3</w:t>
+      </w:r>
+    </w:p>
+    <w:p>
+      <w:pPr>
+        <w:pStyle w:val="a8"/>
+        <w:spacing w:after="0" w:line="360" w:lineRule="auto"/>
+        <w:ind w:left="709"/>
+        <w:jc w:val="both"/>
+        <w:rPr>
+          <w:rFonts w:ascii="Times New Roman" w:eastAsia="Times New Roman" w:hAnsi="Times New Roman" w:cs="Times New Roman"/>
+          <w:lang w:val="en-US"/>
         </w:rPr>
       </w:pPr>
       <w:r>
@@ -3012,6 +2547,7 @@
         <w:jc w:val="both"/>
         <w:rPr>
           <w:rFonts w:ascii="Times New Roman" w:eastAsia="Times New Roman" w:hAnsi="Times New Roman" w:cs="Times New Roman"/>
+          <w:lang w:val="en-US"/>
         </w:rPr>
       </w:pPr>
       <w:r>
@@ -3038,33 +2574,18 @@
           <w:rFonts w:ascii="Times New Roman" w:eastAsia="Times New Roman" w:hAnsi="Times New Roman" w:cs="Times New Roman"/>
           <w:lang w:val="en-US"/>
         </w:rPr>
-        <w:t xml:space="preserve">eps </w:t>
-      </w:r>
-      <w:proofErr w:type="gramStart"/>
-      <w:r>
-        <w:rPr>
-          <w:rFonts w:ascii="Times New Roman" w:eastAsia="Times New Roman" w:hAnsi="Times New Roman" w:cs="Times New Roman"/>
-          <w:lang w:val="en-US"/>
-        </w:rPr>
-        <w:t>=  1</w:t>
-      </w:r>
-      <w:proofErr w:type="gramEnd"/>
-      <w:r>
-        <w:rPr>
-          <w:rFonts w:ascii="Times New Roman" w:eastAsia="Times New Roman" w:hAnsi="Times New Roman" w:cs="Times New Roman"/>
-          <w:lang w:val="en-US"/>
-        </w:rPr>
-        <w:t>e-10</w:t>
-      </w:r>
-    </w:p>
-    <w:p>
-      <w:pPr>
-        <w:pStyle w:val="a8"/>
-        <w:spacing w:after="0" w:line="360" w:lineRule="auto"/>
-        <w:ind w:left="709"/>
-        <w:jc w:val="both"/>
-        <w:rPr>
-          <w:rFonts w:ascii="Times New Roman" w:eastAsia="Times New Roman" w:hAnsi="Times New Roman" w:cs="Times New Roman"/>
+        <w:t>eps =  1e-10</w:t>
+      </w:r>
+    </w:p>
+    <w:p>
+      <w:pPr>
+        <w:pStyle w:val="a8"/>
+        <w:spacing w:after="0" w:line="360" w:lineRule="auto"/>
+        <w:ind w:left="709"/>
+        <w:jc w:val="both"/>
+        <w:rPr>
+          <w:rFonts w:ascii="Times New Roman" w:eastAsia="Times New Roman" w:hAnsi="Times New Roman" w:cs="Times New Roman"/>
+          <w:lang w:val="en-US"/>
         </w:rPr>
       </w:pPr>
       <w:r>
@@ -3109,23 +2630,7 @@
           <w:rFonts w:ascii="Times New Roman" w:eastAsia="Times New Roman" w:hAnsi="Times New Roman" w:cs="Times New Roman"/>
           <w:lang w:val="en-US"/>
         </w:rPr>
-        <w:t xml:space="preserve">    x = </w:t>
-      </w:r>
-      <w:proofErr w:type="gramStart"/>
-      <w:r>
-        <w:rPr>
-          <w:rFonts w:ascii="Times New Roman" w:eastAsia="Times New Roman" w:hAnsi="Times New Roman" w:cs="Times New Roman"/>
-          <w:lang w:val="en-US"/>
-        </w:rPr>
-        <w:t>float(</w:t>
-      </w:r>
-      <w:proofErr w:type="gramEnd"/>
-      <w:r>
-        <w:rPr>
-          <w:rFonts w:ascii="Times New Roman" w:eastAsia="Times New Roman" w:hAnsi="Times New Roman" w:cs="Times New Roman"/>
-          <w:lang w:val="en-US"/>
-        </w:rPr>
-        <w:t>input("Value of x? "))</w:t>
+        <w:t xml:space="preserve">    x = float(input("Value of x? "))</w:t>
       </w:r>
     </w:p>
     <w:p>
@@ -3163,74 +2668,26 @@
           <w:rFonts w:ascii="Times New Roman" w:eastAsia="Times New Roman" w:hAnsi="Times New Roman" w:cs="Times New Roman"/>
           <w:lang w:val="en-US"/>
         </w:rPr>
-        <w:t xml:space="preserve">        </w:t>
-      </w:r>
-      <w:proofErr w:type="gramStart"/>
-      <w:r>
-        <w:rPr>
-          <w:rFonts w:ascii="Times New Roman" w:eastAsia="Times New Roman" w:hAnsi="Times New Roman" w:cs="Times New Roman"/>
-          <w:lang w:val="en-US"/>
-        </w:rPr>
-        <w:t>print(</w:t>
-      </w:r>
-      <w:proofErr w:type="gramEnd"/>
-      <w:r>
-        <w:rPr>
-          <w:rFonts w:ascii="Times New Roman" w:eastAsia="Times New Roman" w:hAnsi="Times New Roman" w:cs="Times New Roman"/>
-          <w:lang w:val="en-US"/>
-        </w:rPr>
-        <w:t xml:space="preserve">"illegal value of x", file = </w:t>
-      </w:r>
-      <w:proofErr w:type="spellStart"/>
-      <w:r>
-        <w:rPr>
-          <w:rFonts w:ascii="Times New Roman" w:eastAsia="Times New Roman" w:hAnsi="Times New Roman" w:cs="Times New Roman"/>
-          <w:lang w:val="en-US"/>
-        </w:rPr>
-        <w:t>sys.stderr</w:t>
-      </w:r>
-      <w:proofErr w:type="spellEnd"/>
-      <w:r>
-        <w:rPr>
-          <w:rFonts w:ascii="Times New Roman" w:eastAsia="Times New Roman" w:hAnsi="Times New Roman" w:cs="Times New Roman"/>
-          <w:lang w:val="en-US"/>
-        </w:rPr>
-        <w:t>)</w:t>
-      </w:r>
-    </w:p>
-    <w:p>
-      <w:pPr>
-        <w:pStyle w:val="a8"/>
-        <w:spacing w:after="0" w:line="360" w:lineRule="auto"/>
-        <w:ind w:left="709"/>
-        <w:jc w:val="both"/>
-        <w:rPr>
-          <w:rFonts w:ascii="Times New Roman" w:eastAsia="Times New Roman" w:hAnsi="Times New Roman" w:cs="Times New Roman"/>
-          <w:lang w:val="en-US"/>
-        </w:rPr>
-      </w:pPr>
-      <w:r>
-        <w:rPr>
-          <w:rFonts w:ascii="Times New Roman" w:eastAsia="Times New Roman" w:hAnsi="Times New Roman" w:cs="Times New Roman"/>
-          <w:lang w:val="en-US"/>
-        </w:rPr>
-        <w:t xml:space="preserve">        </w:t>
-      </w:r>
-      <w:proofErr w:type="gramStart"/>
-      <w:r>
-        <w:rPr>
-          <w:rFonts w:ascii="Times New Roman" w:eastAsia="Times New Roman" w:hAnsi="Times New Roman" w:cs="Times New Roman"/>
-          <w:lang w:val="en-US"/>
-        </w:rPr>
-        <w:t>exit(</w:t>
-      </w:r>
-      <w:proofErr w:type="gramEnd"/>
-      <w:r>
-        <w:rPr>
-          <w:rFonts w:ascii="Times New Roman" w:eastAsia="Times New Roman" w:hAnsi="Times New Roman" w:cs="Times New Roman"/>
-          <w:lang w:val="en-US"/>
-        </w:rPr>
-        <w:t>1)</w:t>
+        <w:t xml:space="preserve">        print("illegal value of x", file = sys.stderr)</w:t>
+      </w:r>
+    </w:p>
+    <w:p>
+      <w:pPr>
+        <w:pStyle w:val="a8"/>
+        <w:spacing w:after="0" w:line="360" w:lineRule="auto"/>
+        <w:ind w:left="709"/>
+        <w:jc w:val="both"/>
+        <w:rPr>
+          <w:rFonts w:ascii="Times New Roman" w:eastAsia="Times New Roman" w:hAnsi="Times New Roman" w:cs="Times New Roman"/>
+          <w:lang w:val="en-US"/>
+        </w:rPr>
+      </w:pPr>
+      <w:r>
+        <w:rPr>
+          <w:rFonts w:ascii="Times New Roman" w:eastAsia="Times New Roman" w:hAnsi="Times New Roman" w:cs="Times New Roman"/>
+          <w:lang w:val="en-US"/>
+        </w:rPr>
+        <w:t xml:space="preserve">        exit(1)</w:t>
       </w:r>
     </w:p>
     <w:p>
@@ -3287,60 +2744,26 @@
           <w:rFonts w:ascii="Times New Roman" w:eastAsia="Times New Roman" w:hAnsi="Times New Roman" w:cs="Times New Roman"/>
           <w:lang w:val="en-US"/>
         </w:rPr>
-        <w:t xml:space="preserve">    while </w:t>
-      </w:r>
-      <w:proofErr w:type="spellStart"/>
-      <w:proofErr w:type="gramStart"/>
-      <w:r>
-        <w:rPr>
-          <w:rFonts w:ascii="Times New Roman" w:eastAsia="Times New Roman" w:hAnsi="Times New Roman" w:cs="Times New Roman"/>
-          <w:lang w:val="en-US"/>
-        </w:rPr>
-        <w:t>math.fabs</w:t>
-      </w:r>
-      <w:proofErr w:type="spellEnd"/>
-      <w:proofErr w:type="gramEnd"/>
-      <w:r>
-        <w:rPr>
-          <w:rFonts w:ascii="Times New Roman" w:eastAsia="Times New Roman" w:hAnsi="Times New Roman" w:cs="Times New Roman"/>
-          <w:lang w:val="en-US"/>
-        </w:rPr>
-        <w:t>(a)&gt; eps:</w:t>
-      </w:r>
-    </w:p>
-    <w:p>
-      <w:pPr>
-        <w:pStyle w:val="a8"/>
-        <w:spacing w:after="0" w:line="360" w:lineRule="auto"/>
-        <w:ind w:left="709"/>
-        <w:jc w:val="both"/>
-        <w:rPr>
-          <w:rFonts w:ascii="Times New Roman" w:eastAsia="Times New Roman" w:hAnsi="Times New Roman" w:cs="Times New Roman"/>
-          <w:lang w:val="en-US"/>
-        </w:rPr>
-      </w:pPr>
-      <w:r>
-        <w:rPr>
-          <w:rFonts w:ascii="Times New Roman" w:eastAsia="Times New Roman" w:hAnsi="Times New Roman" w:cs="Times New Roman"/>
-          <w:lang w:val="en-US"/>
-        </w:rPr>
-        <w:t xml:space="preserve">        a *= x*k/(k+</w:t>
-      </w:r>
-      <w:proofErr w:type="gramStart"/>
-      <w:r>
-        <w:rPr>
-          <w:rFonts w:ascii="Times New Roman" w:eastAsia="Times New Roman" w:hAnsi="Times New Roman" w:cs="Times New Roman"/>
-          <w:lang w:val="en-US"/>
-        </w:rPr>
-        <w:t>1)*</w:t>
-      </w:r>
-      <w:proofErr w:type="gramEnd"/>
-      <w:r>
-        <w:rPr>
-          <w:rFonts w:ascii="Times New Roman" w:eastAsia="Times New Roman" w:hAnsi="Times New Roman" w:cs="Times New Roman"/>
-          <w:lang w:val="en-US"/>
-        </w:rPr>
-        <w:t>*2</w:t>
+        <w:t xml:space="preserve">    while math.fabs(a)&gt; eps:</w:t>
+      </w:r>
+    </w:p>
+    <w:p>
+      <w:pPr>
+        <w:pStyle w:val="a8"/>
+        <w:spacing w:after="0" w:line="360" w:lineRule="auto"/>
+        <w:ind w:left="709"/>
+        <w:jc w:val="both"/>
+        <w:rPr>
+          <w:rFonts w:ascii="Times New Roman" w:eastAsia="Times New Roman" w:hAnsi="Times New Roman" w:cs="Times New Roman"/>
+          <w:lang w:val="en-US"/>
+        </w:rPr>
+      </w:pPr>
+      <w:r>
+        <w:rPr>
+          <w:rFonts w:ascii="Times New Roman" w:eastAsia="Times New Roman" w:hAnsi="Times New Roman" w:cs="Times New Roman"/>
+          <w:lang w:val="en-US"/>
+        </w:rPr>
+        <w:t xml:space="preserve">        a *= x*k/(k+1)**2</w:t>
       </w:r>
     </w:p>
     <w:p>
@@ -3389,48 +2812,15 @@
         <w:jc w:val="both"/>
         <w:rPr>
           <w:rFonts w:ascii="Times New Roman" w:eastAsia="Times New Roman" w:hAnsi="Times New Roman" w:cs="Times New Roman"/>
-        </w:rPr>
-      </w:pPr>
-      <w:r>
-        <w:rPr>
-          <w:rFonts w:ascii="Times New Roman" w:eastAsia="Times New Roman" w:hAnsi="Times New Roman" w:cs="Times New Roman"/>
-          <w:lang w:val="en-US"/>
-        </w:rPr>
-        <w:t xml:space="preserve">    print(</w:t>
-      </w:r>
-      <w:proofErr w:type="spellStart"/>
-      <w:r>
-        <w:rPr>
-          <w:rFonts w:ascii="Times New Roman" w:eastAsia="Times New Roman" w:hAnsi="Times New Roman" w:cs="Times New Roman"/>
-          <w:lang w:val="en-US"/>
-        </w:rPr>
-        <w:t>f"Ei</w:t>
-      </w:r>
-      <w:proofErr w:type="spellEnd"/>
-      <w:r>
-        <w:rPr>
-          <w:rFonts w:ascii="Times New Roman" w:eastAsia="Times New Roman" w:hAnsi="Times New Roman" w:cs="Times New Roman"/>
-          <w:lang w:val="en-US"/>
-        </w:rPr>
-        <w:t>({x}) = {EULER + math.log(</w:t>
-      </w:r>
-      <w:proofErr w:type="spellStart"/>
-      <w:proofErr w:type="gramStart"/>
-      <w:r>
-        <w:rPr>
-          <w:rFonts w:ascii="Times New Roman" w:eastAsia="Times New Roman" w:hAnsi="Times New Roman" w:cs="Times New Roman"/>
-          <w:lang w:val="en-US"/>
-        </w:rPr>
-        <w:t>math.fabs</w:t>
-      </w:r>
-      <w:proofErr w:type="spellEnd"/>
-      <w:proofErr w:type="gramEnd"/>
-      <w:r>
-        <w:rPr>
-          <w:rFonts w:ascii="Times New Roman" w:eastAsia="Times New Roman" w:hAnsi="Times New Roman" w:cs="Times New Roman"/>
-          <w:lang w:val="en-US"/>
-        </w:rPr>
-        <w:t>(x))+s}")</w:t>
+          <w:lang w:val="en-US"/>
+        </w:rPr>
+      </w:pPr>
+      <w:r>
+        <w:rPr>
+          <w:rFonts w:ascii="Times New Roman" w:eastAsia="Times New Roman" w:hAnsi="Times New Roman" w:cs="Times New Roman"/>
+          <w:lang w:val="en-US"/>
+        </w:rPr>
+        <w:t xml:space="preserve">    print(f"Ei({x}) = {EULER + math.log(math.fabs(x))+s}")</w:t>
       </w:r>
     </w:p>
     <w:p>
@@ -3874,7 +3264,7 @@
       <w:pPr>
         <w:pStyle w:val="a8"/>
         <w:spacing w:after="0" w:line="360" w:lineRule="auto"/>
-        <w:ind w:left="709"/>
+        <w:ind w:left="0"/>
         <w:jc w:val="center"/>
         <w:rPr>
           <w:rFonts w:ascii="Times New Roman" w:eastAsia="Times New Roman" w:hAnsi="Times New Roman" w:cs="Times New Roman"/>
@@ -3885,14 +3275,13 @@
       <w:r>
         <w:rPr>
           <w:rFonts w:ascii="Times New Roman" w:eastAsia="Times New Roman" w:hAnsi="Times New Roman" w:cs="Times New Roman"/>
-          <w:noProof/>
           <w:sz w:val="28"/>
           <w:szCs w:val="28"/>
         </w:rPr>
         <w:drawing>
-          <wp:inline distT="0" distB="0" distL="0" distR="0" wp14:anchorId="55E68F07" wp14:editId="0784A643">
-            <wp:extent cx="3534843" cy="3646026"/>
-            <wp:effectExtent l="0" t="0" r="8890" b="0"/>
+          <wp:inline distT="0" distB="0" distL="0" distR="0" wp14:anchorId="7D28AA15" wp14:editId="464E144C">
+            <wp:extent cx="3988768" cy="4730750"/>
+            <wp:effectExtent l="0" t="0" r="0" b="0"/>
             <wp:docPr id="1" name="Рисунок 1"/>
             <wp:cNvGraphicFramePr>
               <a:graphicFrameLocks xmlns:a="http://schemas.openxmlformats.org/drawingml/2006/main" noChangeAspect="1"/>
@@ -3913,7 +3302,7 @@
                   <pic:spPr>
                     <a:xfrm>
                       <a:off x="0" y="0"/>
-                      <a:ext cx="3620156" cy="3734023"/>
+                      <a:ext cx="4002200" cy="4746681"/>
                     </a:xfrm>
                     <a:prstGeom prst="rect">
                       <a:avLst/>
@@ -3976,7 +3365,7 @@
       <w:pPr>
         <w:pStyle w:val="a8"/>
         <w:spacing w:after="0" w:line="360" w:lineRule="auto"/>
-        <w:ind w:left="709"/>
+        <w:ind w:left="0"/>
         <w:jc w:val="center"/>
         <w:rPr>
           <w:rFonts w:ascii="Times New Roman" w:eastAsia="Times New Roman" w:hAnsi="Times New Roman" w:cs="Times New Roman"/>
@@ -3987,16 +3376,15 @@
       <w:r>
         <w:rPr>
           <w:rFonts w:ascii="Times New Roman" w:eastAsia="Times New Roman" w:hAnsi="Times New Roman" w:cs="Times New Roman"/>
-          <w:noProof/>
           <w:sz w:val="28"/>
           <w:szCs w:val="28"/>
         </w:rPr>
         <w:lastRenderedPageBreak/>
         <w:drawing>
-          <wp:inline distT="0" distB="0" distL="0" distR="0" wp14:anchorId="69830E22" wp14:editId="66808F7A">
-            <wp:extent cx="3779134" cy="3848003"/>
-            <wp:effectExtent l="0" t="0" r="0" b="635"/>
-            <wp:docPr id="14" name="Рисунок 14"/>
+          <wp:inline distT="0" distB="0" distL="0" distR="0" wp14:anchorId="4258B8B4" wp14:editId="46B4869E">
+            <wp:extent cx="4216400" cy="5186181"/>
+            <wp:effectExtent l="0" t="0" r="0" b="0"/>
+            <wp:docPr id="11" name="Рисунок 11"/>
             <wp:cNvGraphicFramePr>
               <a:graphicFrameLocks xmlns:a="http://schemas.openxmlformats.org/drawingml/2006/main" noChangeAspect="1"/>
             </wp:cNvGraphicFramePr>
@@ -4016,7 +3404,7 @@
                   <pic:spPr>
                     <a:xfrm>
                       <a:off x="0" y="0"/>
-                      <a:ext cx="3806598" cy="3875968"/>
+                      <a:ext cx="4221065" cy="5191919"/>
                     </a:xfrm>
                     <a:prstGeom prst="rect">
                       <a:avLst/>
@@ -4078,19 +3466,6 @@
     <w:p>
       <w:pPr>
         <w:pStyle w:val="a8"/>
-        <w:spacing w:after="0" w:line="360" w:lineRule="auto"/>
-        <w:ind w:left="709"/>
-        <w:jc w:val="center"/>
-        <w:rPr>
-          <w:rFonts w:ascii="Times New Roman" w:eastAsia="Times New Roman" w:hAnsi="Times New Roman" w:cs="Times New Roman"/>
-          <w:sz w:val="28"/>
-          <w:szCs w:val="28"/>
-        </w:rPr>
-      </w:pPr>
-    </w:p>
-    <w:p>
-      <w:pPr>
-        <w:pStyle w:val="a8"/>
         <w:numPr>
           <w:ilvl w:val="0"/>
           <w:numId w:val="17"/>
@@ -4201,24 +3576,7 @@
           <w:sz w:val="28"/>
           <w:szCs w:val="28"/>
         </w:rPr>
-        <w:t>Индивидуальное задание №</w:t>
-      </w:r>
-      <w:r>
-        <w:rPr>
-          <w:rFonts w:ascii="Times New Roman" w:eastAsia="Times New Roman" w:hAnsi="Times New Roman" w:cs="Times New Roman"/>
-          <w:sz w:val="28"/>
-          <w:szCs w:val="28"/>
-        </w:rPr>
-        <w:t>2</w:t>
-      </w:r>
-      <w:proofErr w:type="gramStart"/>
-      <w:r>
-        <w:rPr>
-          <w:rFonts w:ascii="Times New Roman" w:eastAsia="Times New Roman" w:hAnsi="Times New Roman" w:cs="Times New Roman"/>
-          <w:sz w:val="28"/>
-          <w:szCs w:val="28"/>
-        </w:rPr>
-        <w:t>:</w:t>
+        <w:t>Индивидуальное задание №2:</w:t>
       </w:r>
       <w:r>
         <w:rPr>
@@ -4234,16 +3592,7 @@
           <w:sz w:val="28"/>
           <w:szCs w:val="28"/>
         </w:rPr>
-        <w:t>Составить</w:t>
-      </w:r>
-      <w:proofErr w:type="gramEnd"/>
-      <w:r>
-        <w:rPr>
-          <w:rFonts w:ascii="Times New Roman" w:eastAsia="Times New Roman" w:hAnsi="Times New Roman" w:cs="Times New Roman"/>
-          <w:sz w:val="28"/>
-          <w:szCs w:val="28"/>
-        </w:rPr>
-        <w:t xml:space="preserve"> программу, выясняющую</w:t>
+        <w:t>Составить программу, выясняющую</w:t>
       </w:r>
       <w:r>
         <w:rPr>
@@ -4280,112 +3629,833 @@
           <w:sz w:val="28"/>
           <w:szCs w:val="28"/>
         </w:rPr>
-        <w:t>Индивидуальное задание №</w:t>
-      </w:r>
-      <w:r>
-        <w:rPr>
-          <w:rFonts w:ascii="Times New Roman" w:eastAsia="Times New Roman" w:hAnsi="Times New Roman" w:cs="Times New Roman"/>
-          <w:sz w:val="28"/>
-          <w:szCs w:val="28"/>
+        <w:lastRenderedPageBreak/>
+        <w:t>Индивидуальное задание №3:</w:t>
+      </w:r>
+      <w:r>
+        <w:rPr>
+          <w:rFonts w:ascii="Times New Roman" w:eastAsia="Times New Roman" w:hAnsi="Times New Roman" w:cs="Times New Roman"/>
+          <w:sz w:val="28"/>
+          <w:szCs w:val="28"/>
+        </w:rPr>
+        <w:t xml:space="preserve"> </w:t>
+      </w:r>
+      <w:r>
+        <w:rPr>
+          <w:rFonts w:ascii="Times New Roman" w:eastAsia="Times New Roman" w:hAnsi="Times New Roman" w:cs="Times New Roman"/>
+          <w:sz w:val="28"/>
+          <w:szCs w:val="28"/>
+        </w:rPr>
+        <w:t>Дано натуральное число п. Получить все его натуральные делители.</w:t>
+      </w:r>
+    </w:p>
+    <w:p>
+      <w:pPr>
+        <w:pStyle w:val="a8"/>
+        <w:spacing w:after="0" w:line="360" w:lineRule="auto"/>
+        <w:ind w:left="709"/>
+        <w:jc w:val="both"/>
+        <w:rPr>
+          <w:rFonts w:ascii="Times New Roman" w:eastAsia="Times New Roman" w:hAnsi="Times New Roman" w:cs="Times New Roman"/>
+        </w:rPr>
+      </w:pPr>
+      <w:r>
+        <w:rPr>
+          <w:rFonts w:ascii="Times New Roman" w:eastAsia="Times New Roman" w:hAnsi="Times New Roman" w:cs="Times New Roman"/>
+        </w:rPr>
+        <w:t>Листинг кода индивидуального задания №1:</w:t>
+      </w:r>
+    </w:p>
+    <w:p>
+      <w:pPr>
+        <w:pStyle w:val="a8"/>
+        <w:spacing w:after="0" w:line="360" w:lineRule="auto"/>
+        <w:ind w:left="709"/>
+        <w:jc w:val="both"/>
+        <w:rPr>
+          <w:rFonts w:ascii="Times New Roman" w:eastAsia="Times New Roman" w:hAnsi="Times New Roman" w:cs="Times New Roman"/>
+        </w:rPr>
+      </w:pPr>
+      <w:r>
+        <w:rPr>
+          <w:rFonts w:ascii="Times New Roman" w:eastAsia="Times New Roman" w:hAnsi="Times New Roman" w:cs="Times New Roman"/>
+        </w:rPr>
+        <w:t>#!/</w:t>
+      </w:r>
+      <w:r>
+        <w:rPr>
+          <w:rFonts w:ascii="Times New Roman" w:eastAsia="Times New Roman" w:hAnsi="Times New Roman" w:cs="Times New Roman"/>
+          <w:lang w:val="en-US"/>
+        </w:rPr>
+        <w:t>usr</w:t>
+      </w:r>
+      <w:r>
+        <w:rPr>
+          <w:rFonts w:ascii="Times New Roman" w:eastAsia="Times New Roman" w:hAnsi="Times New Roman" w:cs="Times New Roman"/>
+        </w:rPr>
+        <w:t>/</w:t>
+      </w:r>
+      <w:r>
+        <w:rPr>
+          <w:rFonts w:ascii="Times New Roman" w:eastAsia="Times New Roman" w:hAnsi="Times New Roman" w:cs="Times New Roman"/>
+          <w:lang w:val="en-US"/>
+        </w:rPr>
+        <w:t>bin</w:t>
+      </w:r>
+      <w:r>
+        <w:rPr>
+          <w:rFonts w:ascii="Times New Roman" w:eastAsia="Times New Roman" w:hAnsi="Times New Roman" w:cs="Times New Roman"/>
+        </w:rPr>
+        <w:t>/</w:t>
+      </w:r>
+      <w:r>
+        <w:rPr>
+          <w:rFonts w:ascii="Times New Roman" w:eastAsia="Times New Roman" w:hAnsi="Times New Roman" w:cs="Times New Roman"/>
+          <w:lang w:val="en-US"/>
+        </w:rPr>
+        <w:t>env</w:t>
+      </w:r>
+      <w:r>
+        <w:rPr>
+          <w:rFonts w:ascii="Times New Roman" w:eastAsia="Times New Roman" w:hAnsi="Times New Roman" w:cs="Times New Roman"/>
+        </w:rPr>
+        <w:t xml:space="preserve"> </w:t>
+      </w:r>
+      <w:r>
+        <w:rPr>
+          <w:rFonts w:ascii="Times New Roman" w:eastAsia="Times New Roman" w:hAnsi="Times New Roman" w:cs="Times New Roman"/>
+          <w:lang w:val="en-US"/>
+        </w:rPr>
+        <w:t>python</w:t>
+      </w:r>
+      <w:r>
+        <w:rPr>
+          <w:rFonts w:ascii="Times New Roman" w:eastAsia="Times New Roman" w:hAnsi="Times New Roman" w:cs="Times New Roman"/>
         </w:rPr>
         <w:t>3</w:t>
       </w:r>
-      <w:r>
-        <w:rPr>
-          <w:rFonts w:ascii="Times New Roman" w:eastAsia="Times New Roman" w:hAnsi="Times New Roman" w:cs="Times New Roman"/>
-          <w:sz w:val="28"/>
-          <w:szCs w:val="28"/>
-        </w:rPr>
-        <w:t>:</w:t>
-      </w:r>
-      <w:r>
-        <w:rPr>
-          <w:rFonts w:ascii="Times New Roman" w:eastAsia="Times New Roman" w:hAnsi="Times New Roman" w:cs="Times New Roman"/>
-          <w:sz w:val="28"/>
-          <w:szCs w:val="28"/>
+    </w:p>
+    <w:p>
+      <w:pPr>
+        <w:pStyle w:val="a8"/>
+        <w:spacing w:after="0" w:line="360" w:lineRule="auto"/>
+        <w:ind w:left="709"/>
+        <w:jc w:val="both"/>
+        <w:rPr>
+          <w:rFonts w:ascii="Times New Roman" w:eastAsia="Times New Roman" w:hAnsi="Times New Roman" w:cs="Times New Roman"/>
+        </w:rPr>
+      </w:pPr>
+      <w:r>
+        <w:rPr>
+          <w:rFonts w:ascii="Times New Roman" w:eastAsia="Times New Roman" w:hAnsi="Times New Roman" w:cs="Times New Roman"/>
+        </w:rPr>
+        <w:t xml:space="preserve"># -*- </w:t>
+      </w:r>
+      <w:r>
+        <w:rPr>
+          <w:rFonts w:ascii="Times New Roman" w:eastAsia="Times New Roman" w:hAnsi="Times New Roman" w:cs="Times New Roman"/>
+          <w:lang w:val="en-US"/>
+        </w:rPr>
+        <w:t>coding</w:t>
+      </w:r>
+      <w:r>
+        <w:rPr>
+          <w:rFonts w:ascii="Times New Roman" w:eastAsia="Times New Roman" w:hAnsi="Times New Roman" w:cs="Times New Roman"/>
+        </w:rPr>
+        <w:t xml:space="preserve">: </w:t>
+      </w:r>
+      <w:r>
+        <w:rPr>
+          <w:rFonts w:ascii="Times New Roman" w:eastAsia="Times New Roman" w:hAnsi="Times New Roman" w:cs="Times New Roman"/>
+          <w:lang w:val="en-US"/>
+        </w:rPr>
+        <w:t>utf</w:t>
+      </w:r>
+      <w:r>
+        <w:rPr>
+          <w:rFonts w:ascii="Times New Roman" w:eastAsia="Times New Roman" w:hAnsi="Times New Roman" w:cs="Times New Roman"/>
+        </w:rPr>
+        <w:t>-8 -*-</w:t>
+      </w:r>
+    </w:p>
+    <w:p>
+      <w:pPr>
+        <w:pStyle w:val="a8"/>
+        <w:spacing w:after="0" w:line="360" w:lineRule="auto"/>
+        <w:ind w:left="709"/>
+        <w:jc w:val="both"/>
+        <w:rPr>
+          <w:rFonts w:ascii="Times New Roman" w:eastAsia="Times New Roman" w:hAnsi="Times New Roman" w:cs="Times New Roman"/>
+        </w:rPr>
+      </w:pPr>
+      <w:r>
+        <w:rPr>
+          <w:rFonts w:ascii="Times New Roman" w:eastAsia="Times New Roman" w:hAnsi="Times New Roman" w:cs="Times New Roman"/>
+          <w:lang w:val="en-US"/>
+        </w:rPr>
+        <w:t>if __name__ == "__main__":</w:t>
+      </w:r>
+    </w:p>
+    <w:p>
+      <w:pPr>
+        <w:pStyle w:val="a8"/>
+        <w:spacing w:after="0" w:line="360" w:lineRule="auto"/>
+        <w:ind w:left="709"/>
+        <w:jc w:val="both"/>
+        <w:rPr>
+          <w:rFonts w:ascii="Times New Roman" w:eastAsia="Times New Roman" w:hAnsi="Times New Roman" w:cs="Times New Roman"/>
+          <w:lang w:val="en-US"/>
+        </w:rPr>
+      </w:pPr>
+      <w:r>
+        <w:rPr>
+          <w:rFonts w:ascii="Times New Roman" w:eastAsia="Times New Roman" w:hAnsi="Times New Roman" w:cs="Times New Roman"/>
+          <w:lang w:val="en-US"/>
+        </w:rPr>
+        <w:t xml:space="preserve">    x = int(input("Value of x? "))</w:t>
+      </w:r>
+    </w:p>
+    <w:p>
+      <w:pPr>
+        <w:pStyle w:val="a8"/>
+        <w:spacing w:after="0" w:line="360" w:lineRule="auto"/>
+        <w:ind w:left="709"/>
+        <w:jc w:val="both"/>
+        <w:rPr>
+          <w:rFonts w:ascii="Times New Roman" w:eastAsia="Times New Roman" w:hAnsi="Times New Roman" w:cs="Times New Roman"/>
+          <w:lang w:val="en-US"/>
+        </w:rPr>
+      </w:pPr>
+      <w:r>
+        <w:rPr>
+          <w:rFonts w:ascii="Times New Roman" w:eastAsia="Times New Roman" w:hAnsi="Times New Roman" w:cs="Times New Roman"/>
+          <w:lang w:val="en-US"/>
+        </w:rPr>
+        <w:t xml:space="preserve">    zp = 0</w:t>
+      </w:r>
+    </w:p>
+    <w:p>
+      <w:pPr>
+        <w:pStyle w:val="a8"/>
+        <w:spacing w:after="0" w:line="360" w:lineRule="auto"/>
+        <w:ind w:left="709"/>
+        <w:jc w:val="both"/>
+        <w:rPr>
+          <w:rFonts w:ascii="Times New Roman" w:eastAsia="Times New Roman" w:hAnsi="Times New Roman" w:cs="Times New Roman"/>
+          <w:lang w:val="en-US"/>
+        </w:rPr>
+      </w:pPr>
+      <w:r>
+        <w:rPr>
+          <w:rFonts w:ascii="Times New Roman" w:eastAsia="Times New Roman" w:hAnsi="Times New Roman" w:cs="Times New Roman"/>
+          <w:lang w:val="en-US"/>
+        </w:rPr>
+        <w:t xml:space="preserve">    if x &lt;= 50:</w:t>
+      </w:r>
+    </w:p>
+    <w:p>
+      <w:pPr>
+        <w:pStyle w:val="a8"/>
+        <w:spacing w:after="0" w:line="360" w:lineRule="auto"/>
+        <w:ind w:left="709"/>
+        <w:jc w:val="both"/>
+        <w:rPr>
+          <w:rFonts w:ascii="Times New Roman" w:eastAsia="Times New Roman" w:hAnsi="Times New Roman" w:cs="Times New Roman"/>
+          <w:lang w:val="en-US"/>
+        </w:rPr>
+      </w:pPr>
+      <w:r>
+        <w:rPr>
+          <w:rFonts w:ascii="Times New Roman" w:eastAsia="Times New Roman" w:hAnsi="Times New Roman" w:cs="Times New Roman"/>
+          <w:lang w:val="en-US"/>
+        </w:rPr>
+        <w:t xml:space="preserve">        zp = 30 * x</w:t>
+      </w:r>
+    </w:p>
+    <w:p>
+      <w:pPr>
+        <w:pStyle w:val="a8"/>
+        <w:spacing w:after="0" w:line="360" w:lineRule="auto"/>
+        <w:ind w:left="709"/>
+        <w:jc w:val="both"/>
+        <w:rPr>
+          <w:rFonts w:ascii="Times New Roman" w:eastAsia="Times New Roman" w:hAnsi="Times New Roman" w:cs="Times New Roman"/>
+          <w:lang w:val="en-US"/>
+        </w:rPr>
+      </w:pPr>
+      <w:r>
+        <w:rPr>
+          <w:rFonts w:ascii="Times New Roman" w:eastAsia="Times New Roman" w:hAnsi="Times New Roman" w:cs="Times New Roman"/>
+          <w:lang w:val="en-US"/>
+        </w:rPr>
+        <w:t xml:space="preserve">    elif 50 &lt; x &lt;= 75:</w:t>
+      </w:r>
+    </w:p>
+    <w:p>
+      <w:pPr>
+        <w:pStyle w:val="a8"/>
+        <w:spacing w:after="0" w:line="360" w:lineRule="auto"/>
+        <w:ind w:left="709"/>
+        <w:jc w:val="both"/>
+        <w:rPr>
+          <w:rFonts w:ascii="Times New Roman" w:eastAsia="Times New Roman" w:hAnsi="Times New Roman" w:cs="Times New Roman"/>
+          <w:lang w:val="en-US"/>
+        </w:rPr>
+      </w:pPr>
+      <w:r>
+        <w:rPr>
+          <w:rFonts w:ascii="Times New Roman" w:eastAsia="Times New Roman" w:hAnsi="Times New Roman" w:cs="Times New Roman"/>
+          <w:lang w:val="en-US"/>
+        </w:rPr>
+        <w:t xml:space="preserve">        zp = 50 * x</w:t>
+      </w:r>
+    </w:p>
+    <w:p>
+      <w:pPr>
+        <w:pStyle w:val="a8"/>
+        <w:spacing w:after="0" w:line="360" w:lineRule="auto"/>
+        <w:ind w:left="709"/>
+        <w:jc w:val="both"/>
+        <w:rPr>
+          <w:rFonts w:ascii="Times New Roman" w:eastAsia="Times New Roman" w:hAnsi="Times New Roman" w:cs="Times New Roman"/>
+          <w:lang w:val="en-US"/>
+        </w:rPr>
+      </w:pPr>
+      <w:r>
+        <w:rPr>
+          <w:rFonts w:ascii="Times New Roman" w:eastAsia="Times New Roman" w:hAnsi="Times New Roman" w:cs="Times New Roman"/>
+          <w:lang w:val="en-US"/>
+        </w:rPr>
+        <w:t xml:space="preserve">    elif 75 &lt; x &lt;= 90:</w:t>
+      </w:r>
+    </w:p>
+    <w:p>
+      <w:pPr>
+        <w:pStyle w:val="a8"/>
+        <w:spacing w:after="0" w:line="360" w:lineRule="auto"/>
+        <w:ind w:left="709"/>
+        <w:jc w:val="both"/>
+        <w:rPr>
+          <w:rFonts w:ascii="Times New Roman" w:eastAsia="Times New Roman" w:hAnsi="Times New Roman" w:cs="Times New Roman"/>
+          <w:lang w:val="en-US"/>
+        </w:rPr>
+      </w:pPr>
+      <w:r>
+        <w:rPr>
+          <w:rFonts w:ascii="Times New Roman" w:eastAsia="Times New Roman" w:hAnsi="Times New Roman" w:cs="Times New Roman"/>
+          <w:lang w:val="en-US"/>
+        </w:rPr>
+        <w:t xml:space="preserve">        zp = 65 * x</w:t>
+      </w:r>
+    </w:p>
+    <w:p>
+      <w:pPr>
+        <w:pStyle w:val="a8"/>
+        <w:spacing w:after="0" w:line="360" w:lineRule="auto"/>
+        <w:ind w:left="709"/>
+        <w:jc w:val="both"/>
+        <w:rPr>
+          <w:rFonts w:ascii="Times New Roman" w:eastAsia="Times New Roman" w:hAnsi="Times New Roman" w:cs="Times New Roman"/>
+        </w:rPr>
+      </w:pPr>
+      <w:r>
+        <w:rPr>
+          <w:rFonts w:ascii="Times New Roman" w:eastAsia="Times New Roman" w:hAnsi="Times New Roman" w:cs="Times New Roman"/>
+          <w:lang w:val="en-US"/>
+        </w:rPr>
+        <w:t xml:space="preserve">    </w:t>
+      </w:r>
+      <w:r>
+        <w:rPr>
+          <w:rFonts w:ascii="Times New Roman" w:eastAsia="Times New Roman" w:hAnsi="Times New Roman" w:cs="Times New Roman"/>
+        </w:rPr>
+        <w:t>else: zp = 70 * x + 2000</w:t>
+      </w:r>
+    </w:p>
+    <w:p>
+      <w:pPr>
+        <w:pStyle w:val="a8"/>
+        <w:spacing w:after="0" w:line="360" w:lineRule="auto"/>
+        <w:ind w:left="709"/>
+        <w:jc w:val="both"/>
+        <w:rPr>
+          <w:rFonts w:ascii="Times New Roman" w:eastAsia="Times New Roman" w:hAnsi="Times New Roman" w:cs="Times New Roman"/>
+        </w:rPr>
+      </w:pPr>
+      <w:r>
+        <w:rPr>
+          <w:rFonts w:ascii="Times New Roman" w:eastAsia="Times New Roman" w:hAnsi="Times New Roman" w:cs="Times New Roman"/>
+        </w:rPr>
+        <w:t xml:space="preserve">    print(f"Заработок в копейках = {zp}, "</w:t>
+      </w:r>
+    </w:p>
+    <w:p>
+      <w:pPr>
+        <w:pStyle w:val="a8"/>
+        <w:spacing w:after="0" w:line="360" w:lineRule="auto"/>
+        <w:ind w:left="709"/>
+        <w:jc w:val="both"/>
+        <w:rPr>
+          <w:rFonts w:ascii="Times New Roman" w:eastAsia="Times New Roman" w:hAnsi="Times New Roman" w:cs="Times New Roman"/>
+        </w:rPr>
+      </w:pPr>
+      <w:r>
+        <w:rPr>
+          <w:rFonts w:ascii="Times New Roman" w:eastAsia="Times New Roman" w:hAnsi="Times New Roman" w:cs="Times New Roman"/>
+        </w:rPr>
+        <w:t xml:space="preserve">          f"Зараб</w:t>
+      </w:r>
+      <w:r>
+        <w:rPr>
+          <w:sz w:val="22"/>
+          <w:szCs w:val="22"/>
         </w:rPr>
         <w:t xml:space="preserve"> </w:t>
       </w:r>
       <w:r>
         <w:rPr>
           <w:rFonts w:ascii="Times New Roman" w:eastAsia="Times New Roman" w:hAnsi="Times New Roman" w:cs="Times New Roman"/>
-          <w:sz w:val="28"/>
-          <w:szCs w:val="28"/>
-        </w:rPr>
-        <w:t>Дано натуральное число п. Получить все его натуральные делители.</w:t>
-      </w:r>
-    </w:p>
-    <w:p>
-      <w:pPr>
-        <w:pStyle w:val="a8"/>
-        <w:spacing w:after="0" w:line="360" w:lineRule="auto"/>
-        <w:ind w:left="709"/>
-        <w:jc w:val="both"/>
-        <w:rPr>
-          <w:rFonts w:ascii="Times New Roman" w:eastAsia="Times New Roman" w:hAnsi="Times New Roman" w:cs="Times New Roman"/>
-        </w:rPr>
-      </w:pPr>
-      <w:r>
-        <w:rPr>
-          <w:rFonts w:ascii="Times New Roman" w:eastAsia="Times New Roman" w:hAnsi="Times New Roman" w:cs="Times New Roman"/>
-        </w:rPr>
-        <w:t>Листинг кода индивидуального задания №1:</w:t>
-      </w:r>
-    </w:p>
-    <w:p>
-      <w:pPr>
-        <w:pStyle w:val="a8"/>
-        <w:spacing w:after="0" w:line="360" w:lineRule="auto"/>
-        <w:ind w:left="709"/>
-        <w:jc w:val="both"/>
-        <w:rPr>
-          <w:rFonts w:ascii="Times New Roman" w:eastAsia="Times New Roman" w:hAnsi="Times New Roman" w:cs="Times New Roman"/>
-          <w:lang w:val="en-US"/>
-        </w:rPr>
-      </w:pPr>
-      <w:proofErr w:type="gramStart"/>
-      <w:r>
-        <w:rPr>
-          <w:rFonts w:ascii="Times New Roman" w:eastAsia="Times New Roman" w:hAnsi="Times New Roman" w:cs="Times New Roman"/>
-          <w:lang w:val="en-US"/>
+        </w:rPr>
+        <w:t>оток в рублях = {zp/100}")</w:t>
+      </w:r>
+    </w:p>
+    <w:p>
+      <w:pPr>
+        <w:pStyle w:val="a8"/>
+        <w:spacing w:after="0" w:line="360" w:lineRule="auto"/>
+        <w:ind w:left="709"/>
+        <w:jc w:val="both"/>
+        <w:rPr>
+          <w:rFonts w:ascii="Times New Roman" w:eastAsia="Times New Roman" w:hAnsi="Times New Roman" w:cs="Times New Roman"/>
+        </w:rPr>
+      </w:pPr>
+    </w:p>
+    <w:p>
+      <w:pPr>
+        <w:pStyle w:val="a8"/>
+        <w:spacing w:after="0" w:line="360" w:lineRule="auto"/>
+        <w:ind w:left="709"/>
+        <w:jc w:val="both"/>
+        <w:rPr>
+          <w:rFonts w:ascii="Times New Roman" w:eastAsia="Times New Roman" w:hAnsi="Times New Roman" w:cs="Times New Roman"/>
+        </w:rPr>
+      </w:pPr>
+      <w:r>
+        <w:rPr>
+          <w:rFonts w:ascii="Times New Roman" w:eastAsia="Times New Roman" w:hAnsi="Times New Roman" w:cs="Times New Roman"/>
+        </w:rPr>
+        <w:t>Листинг кода индивидуального задания №2:</w:t>
+      </w:r>
+    </w:p>
+    <w:p>
+      <w:pPr>
+        <w:pStyle w:val="a8"/>
+        <w:spacing w:after="0" w:line="360" w:lineRule="auto"/>
+        <w:ind w:left="709"/>
+        <w:jc w:val="both"/>
+        <w:rPr>
+          <w:rFonts w:ascii="Times New Roman" w:eastAsia="Times New Roman" w:hAnsi="Times New Roman" w:cs="Times New Roman"/>
+        </w:rPr>
+      </w:pPr>
+      <w:r>
+        <w:rPr>
+          <w:rFonts w:ascii="Times New Roman" w:eastAsia="Times New Roman" w:hAnsi="Times New Roman" w:cs="Times New Roman"/>
         </w:rPr>
         <w:t>#!/</w:t>
       </w:r>
-      <w:proofErr w:type="gramEnd"/>
-      <w:r>
-        <w:rPr>
-          <w:rFonts w:ascii="Times New Roman" w:eastAsia="Times New Roman" w:hAnsi="Times New Roman" w:cs="Times New Roman"/>
-          <w:lang w:val="en-US"/>
-        </w:rPr>
-        <w:t>usr/bin/env python3</w:t>
-      </w:r>
-    </w:p>
-    <w:p>
-      <w:pPr>
-        <w:pStyle w:val="a8"/>
-        <w:spacing w:after="0" w:line="360" w:lineRule="auto"/>
-        <w:ind w:left="709"/>
-        <w:jc w:val="both"/>
-        <w:rPr>
-          <w:rFonts w:ascii="Times New Roman" w:eastAsia="Times New Roman" w:hAnsi="Times New Roman" w:cs="Times New Roman"/>
-        </w:rPr>
-      </w:pPr>
-      <w:r>
-        <w:rPr>
-          <w:rFonts w:ascii="Times New Roman" w:eastAsia="Times New Roman" w:hAnsi="Times New Roman" w:cs="Times New Roman"/>
-          <w:lang w:val="en-US"/>
-        </w:rPr>
-        <w:t># -*- coding: utf-8 -*-</w:t>
-      </w:r>
-    </w:p>
-    <w:p>
-      <w:pPr>
-        <w:pStyle w:val="a8"/>
-        <w:spacing w:after="0" w:line="360" w:lineRule="auto"/>
-        <w:ind w:left="709"/>
-        <w:jc w:val="both"/>
-        <w:rPr>
-          <w:rFonts w:ascii="Times New Roman" w:eastAsia="Times New Roman" w:hAnsi="Times New Roman" w:cs="Times New Roman"/>
+      <w:r>
+        <w:rPr>
+          <w:rFonts w:ascii="Times New Roman" w:eastAsia="Times New Roman" w:hAnsi="Times New Roman" w:cs="Times New Roman"/>
+          <w:lang w:val="en-US"/>
+        </w:rPr>
+        <w:t>usr</w:t>
+      </w:r>
+      <w:r>
+        <w:rPr>
+          <w:rFonts w:ascii="Times New Roman" w:eastAsia="Times New Roman" w:hAnsi="Times New Roman" w:cs="Times New Roman"/>
+        </w:rPr>
+        <w:t>/</w:t>
+      </w:r>
+      <w:r>
+        <w:rPr>
+          <w:rFonts w:ascii="Times New Roman" w:eastAsia="Times New Roman" w:hAnsi="Times New Roman" w:cs="Times New Roman"/>
+          <w:lang w:val="en-US"/>
+        </w:rPr>
+        <w:t>bin</w:t>
+      </w:r>
+      <w:r>
+        <w:rPr>
+          <w:rFonts w:ascii="Times New Roman" w:eastAsia="Times New Roman" w:hAnsi="Times New Roman" w:cs="Times New Roman"/>
+        </w:rPr>
+        <w:t>/</w:t>
+      </w:r>
+      <w:r>
+        <w:rPr>
+          <w:rFonts w:ascii="Times New Roman" w:eastAsia="Times New Roman" w:hAnsi="Times New Roman" w:cs="Times New Roman"/>
+          <w:lang w:val="en-US"/>
+        </w:rPr>
+        <w:t>env</w:t>
+      </w:r>
+      <w:r>
+        <w:rPr>
+          <w:rFonts w:ascii="Times New Roman" w:eastAsia="Times New Roman" w:hAnsi="Times New Roman" w:cs="Times New Roman"/>
+        </w:rPr>
+        <w:t xml:space="preserve"> </w:t>
+      </w:r>
+      <w:r>
+        <w:rPr>
+          <w:rFonts w:ascii="Times New Roman" w:eastAsia="Times New Roman" w:hAnsi="Times New Roman" w:cs="Times New Roman"/>
+          <w:lang w:val="en-US"/>
+        </w:rPr>
+        <w:t>python</w:t>
+      </w:r>
+      <w:r>
+        <w:rPr>
+          <w:rFonts w:ascii="Times New Roman" w:eastAsia="Times New Roman" w:hAnsi="Times New Roman" w:cs="Times New Roman"/>
+        </w:rPr>
+        <w:t>3</w:t>
+      </w:r>
+    </w:p>
+    <w:p>
+      <w:pPr>
+        <w:pStyle w:val="a8"/>
+        <w:spacing w:after="0" w:line="360" w:lineRule="auto"/>
+        <w:ind w:left="709"/>
+        <w:jc w:val="both"/>
+        <w:rPr>
+          <w:rFonts w:ascii="Times New Roman" w:eastAsia="Times New Roman" w:hAnsi="Times New Roman" w:cs="Times New Roman"/>
+        </w:rPr>
+      </w:pPr>
+      <w:r>
+        <w:rPr>
+          <w:rFonts w:ascii="Times New Roman" w:eastAsia="Times New Roman" w:hAnsi="Times New Roman" w:cs="Times New Roman"/>
+        </w:rPr>
+        <w:t xml:space="preserve"># -*- </w:t>
+      </w:r>
+      <w:r>
+        <w:rPr>
+          <w:rFonts w:ascii="Times New Roman" w:eastAsia="Times New Roman" w:hAnsi="Times New Roman" w:cs="Times New Roman"/>
+          <w:lang w:val="en-US"/>
+        </w:rPr>
+        <w:t>coding</w:t>
+      </w:r>
+      <w:r>
+        <w:rPr>
+          <w:rFonts w:ascii="Times New Roman" w:eastAsia="Times New Roman" w:hAnsi="Times New Roman" w:cs="Times New Roman"/>
+        </w:rPr>
+        <w:t xml:space="preserve">: </w:t>
+      </w:r>
+      <w:r>
+        <w:rPr>
+          <w:rFonts w:ascii="Times New Roman" w:eastAsia="Times New Roman" w:hAnsi="Times New Roman" w:cs="Times New Roman"/>
+          <w:lang w:val="en-US"/>
+        </w:rPr>
+        <w:t>utf</w:t>
+      </w:r>
+      <w:r>
+        <w:rPr>
+          <w:rFonts w:ascii="Times New Roman" w:eastAsia="Times New Roman" w:hAnsi="Times New Roman" w:cs="Times New Roman"/>
+        </w:rPr>
+        <w:t>-8 -*-</w:t>
+      </w:r>
+    </w:p>
+    <w:p>
+      <w:pPr>
+        <w:pStyle w:val="a8"/>
+        <w:spacing w:after="0" w:line="360" w:lineRule="auto"/>
+        <w:ind w:left="709"/>
+        <w:jc w:val="both"/>
+        <w:rPr>
+          <w:rFonts w:ascii="Times New Roman" w:eastAsia="Times New Roman" w:hAnsi="Times New Roman" w:cs="Times New Roman"/>
+        </w:rPr>
+      </w:pPr>
+      <w:r>
+        <w:rPr>
+          <w:rFonts w:ascii="Times New Roman" w:eastAsia="Times New Roman" w:hAnsi="Times New Roman" w:cs="Times New Roman"/>
+          <w:lang w:val="en-US"/>
+        </w:rPr>
+        <w:t>if __name__ == "__main__":</w:t>
+      </w:r>
+    </w:p>
+    <w:p>
+      <w:pPr>
+        <w:pStyle w:val="a8"/>
+        <w:spacing w:after="0" w:line="360" w:lineRule="auto"/>
+        <w:ind w:left="709"/>
+        <w:jc w:val="both"/>
+        <w:rPr>
+          <w:rFonts w:ascii="Times New Roman" w:eastAsia="Times New Roman" w:hAnsi="Times New Roman" w:cs="Times New Roman"/>
+          <w:lang w:val="en-US"/>
+        </w:rPr>
+      </w:pPr>
+      <w:r>
+        <w:rPr>
+          <w:rFonts w:ascii="Times New Roman" w:eastAsia="Times New Roman" w:hAnsi="Times New Roman" w:cs="Times New Roman"/>
+          <w:lang w:val="en-US"/>
+        </w:rPr>
+        <w:t xml:space="preserve">    x = int(input("Value of x? "))</w:t>
+      </w:r>
+    </w:p>
+    <w:p>
+      <w:pPr>
+        <w:pStyle w:val="a8"/>
+        <w:spacing w:after="0" w:line="360" w:lineRule="auto"/>
+        <w:ind w:left="709"/>
+        <w:jc w:val="both"/>
+        <w:rPr>
+          <w:rFonts w:ascii="Times New Roman" w:eastAsia="Times New Roman" w:hAnsi="Times New Roman" w:cs="Times New Roman"/>
+        </w:rPr>
+      </w:pPr>
+      <w:r>
+        <w:rPr>
+          <w:rFonts w:ascii="Times New Roman" w:eastAsia="Times New Roman" w:hAnsi="Times New Roman" w:cs="Times New Roman"/>
+          <w:lang w:val="en-US"/>
+        </w:rPr>
+        <w:t xml:space="preserve">    y = int(input("Value of y? </w:t>
+      </w:r>
+      <w:r>
+        <w:rPr>
+          <w:rFonts w:ascii="Times New Roman" w:eastAsia="Times New Roman" w:hAnsi="Times New Roman" w:cs="Times New Roman"/>
+        </w:rPr>
+        <w:t>"))</w:t>
+      </w:r>
+    </w:p>
+    <w:p>
+      <w:pPr>
+        <w:pStyle w:val="a8"/>
+        <w:spacing w:after="0" w:line="360" w:lineRule="auto"/>
+        <w:ind w:left="709"/>
+        <w:jc w:val="both"/>
+        <w:rPr>
+          <w:rFonts w:ascii="Times New Roman" w:eastAsia="Times New Roman" w:hAnsi="Times New Roman" w:cs="Times New Roman"/>
+        </w:rPr>
+      </w:pPr>
+      <w:r>
+        <w:rPr>
+          <w:rFonts w:ascii="Times New Roman" w:eastAsia="Times New Roman" w:hAnsi="Times New Roman" w:cs="Times New Roman"/>
+        </w:rPr>
+        <w:t xml:space="preserve">    if x % y == 0:</w:t>
+      </w:r>
+    </w:p>
+    <w:p>
+      <w:pPr>
+        <w:pStyle w:val="a8"/>
+        <w:spacing w:after="0" w:line="360" w:lineRule="auto"/>
+        <w:ind w:left="709"/>
+        <w:jc w:val="both"/>
+        <w:rPr>
+          <w:rFonts w:ascii="Times New Roman" w:eastAsia="Times New Roman" w:hAnsi="Times New Roman" w:cs="Times New Roman"/>
+        </w:rPr>
+      </w:pPr>
+      <w:r>
+        <w:rPr>
+          <w:rFonts w:ascii="Times New Roman" w:eastAsia="Times New Roman" w:hAnsi="Times New Roman" w:cs="Times New Roman"/>
+        </w:rPr>
+        <w:t xml:space="preserve">        print("x делится на у без остатка")</w:t>
+      </w:r>
+    </w:p>
+    <w:p>
+      <w:pPr>
+        <w:pStyle w:val="a8"/>
+        <w:spacing w:after="0" w:line="360" w:lineRule="auto"/>
+        <w:ind w:left="709"/>
+        <w:jc w:val="both"/>
+        <w:rPr>
+          <w:rFonts w:ascii="Times New Roman" w:eastAsia="Times New Roman" w:hAnsi="Times New Roman" w:cs="Times New Roman"/>
+        </w:rPr>
+      </w:pPr>
+      <w:r>
+        <w:rPr>
+          <w:rFonts w:ascii="Times New Roman" w:eastAsia="Times New Roman" w:hAnsi="Times New Roman" w:cs="Times New Roman"/>
+        </w:rPr>
+        <w:t xml:space="preserve">    else:</w:t>
+      </w:r>
+    </w:p>
+    <w:p>
+      <w:pPr>
+        <w:pStyle w:val="a8"/>
+        <w:spacing w:after="0" w:line="360" w:lineRule="auto"/>
+        <w:ind w:left="709"/>
+        <w:jc w:val="both"/>
+        <w:rPr>
+          <w:rFonts w:ascii="Times New Roman" w:eastAsia="Times New Roman" w:hAnsi="Times New Roman" w:cs="Times New Roman"/>
+        </w:rPr>
+      </w:pPr>
+      <w:r>
+        <w:rPr>
+          <w:rFonts w:ascii="Times New Roman" w:eastAsia="Times New Roman" w:hAnsi="Times New Roman" w:cs="Times New Roman"/>
+        </w:rPr>
+        <w:t xml:space="preserve">        print("x не делится на у без остатка")</w:t>
+      </w:r>
+    </w:p>
+    <w:p>
+      <w:pPr>
+        <w:pStyle w:val="a8"/>
+        <w:spacing w:after="0" w:line="360" w:lineRule="auto"/>
+        <w:ind w:left="709"/>
+        <w:jc w:val="both"/>
+        <w:rPr>
+          <w:rFonts w:ascii="Times New Roman" w:eastAsia="Times New Roman" w:hAnsi="Times New Roman" w:cs="Times New Roman"/>
+        </w:rPr>
+      </w:pPr>
+    </w:p>
+    <w:p>
+      <w:pPr>
+        <w:pStyle w:val="a8"/>
+        <w:spacing w:after="0" w:line="360" w:lineRule="auto"/>
+        <w:ind w:left="709"/>
+        <w:jc w:val="both"/>
+        <w:rPr>
+          <w:rFonts w:ascii="Times New Roman" w:eastAsia="Times New Roman" w:hAnsi="Times New Roman" w:cs="Times New Roman"/>
+        </w:rPr>
+      </w:pPr>
+      <w:r>
+        <w:rPr>
+          <w:rFonts w:ascii="Times New Roman" w:eastAsia="Times New Roman" w:hAnsi="Times New Roman" w:cs="Times New Roman"/>
+        </w:rPr>
+        <w:t>Листинг кода индивидуального задания №3:</w:t>
+      </w:r>
+    </w:p>
+    <w:p>
+      <w:pPr>
+        <w:pStyle w:val="a8"/>
+        <w:spacing w:after="0" w:line="360" w:lineRule="auto"/>
+        <w:ind w:left="709"/>
+        <w:jc w:val="both"/>
+        <w:rPr>
+          <w:rFonts w:ascii="Times New Roman" w:eastAsia="Times New Roman" w:hAnsi="Times New Roman" w:cs="Times New Roman"/>
+        </w:rPr>
+      </w:pPr>
+      <w:r>
+        <w:rPr>
+          <w:rFonts w:ascii="Times New Roman" w:eastAsia="Times New Roman" w:hAnsi="Times New Roman" w:cs="Times New Roman"/>
+        </w:rPr>
+        <w:t>#!/</w:t>
+      </w:r>
+      <w:r>
+        <w:rPr>
+          <w:rFonts w:ascii="Times New Roman" w:eastAsia="Times New Roman" w:hAnsi="Times New Roman" w:cs="Times New Roman"/>
+          <w:lang w:val="en-US"/>
+        </w:rPr>
+        <w:t>usr</w:t>
+      </w:r>
+      <w:r>
+        <w:rPr>
+          <w:rFonts w:ascii="Times New Roman" w:eastAsia="Times New Roman" w:hAnsi="Times New Roman" w:cs="Times New Roman"/>
+        </w:rPr>
+        <w:t>/</w:t>
+      </w:r>
+      <w:r>
+        <w:rPr>
+          <w:rFonts w:ascii="Times New Roman" w:eastAsia="Times New Roman" w:hAnsi="Times New Roman" w:cs="Times New Roman"/>
+          <w:lang w:val="en-US"/>
+        </w:rPr>
+        <w:t>bin</w:t>
+      </w:r>
+      <w:r>
+        <w:rPr>
+          <w:rFonts w:ascii="Times New Roman" w:eastAsia="Times New Roman" w:hAnsi="Times New Roman" w:cs="Times New Roman"/>
+        </w:rPr>
+        <w:t>/</w:t>
+      </w:r>
+      <w:r>
+        <w:rPr>
+          <w:rFonts w:ascii="Times New Roman" w:eastAsia="Times New Roman" w:hAnsi="Times New Roman" w:cs="Times New Roman"/>
+          <w:lang w:val="en-US"/>
+        </w:rPr>
+        <w:t>env</w:t>
+      </w:r>
+      <w:r>
+        <w:rPr>
+          <w:rFonts w:ascii="Times New Roman" w:eastAsia="Times New Roman" w:hAnsi="Times New Roman" w:cs="Times New Roman"/>
+        </w:rPr>
+        <w:t xml:space="preserve"> </w:t>
+      </w:r>
+      <w:r>
+        <w:rPr>
+          <w:rFonts w:ascii="Times New Roman" w:eastAsia="Times New Roman" w:hAnsi="Times New Roman" w:cs="Times New Roman"/>
+          <w:lang w:val="en-US"/>
+        </w:rPr>
+        <w:t>python</w:t>
+      </w:r>
+      <w:r>
+        <w:rPr>
+          <w:rFonts w:ascii="Times New Roman" w:eastAsia="Times New Roman" w:hAnsi="Times New Roman" w:cs="Times New Roman"/>
+        </w:rPr>
+        <w:t>3</w:t>
+      </w:r>
+    </w:p>
+    <w:p>
+      <w:pPr>
+        <w:pStyle w:val="a8"/>
+        <w:spacing w:after="0" w:line="360" w:lineRule="auto"/>
+        <w:ind w:left="709"/>
+        <w:jc w:val="both"/>
+        <w:rPr>
+          <w:rFonts w:ascii="Times New Roman" w:eastAsia="Times New Roman" w:hAnsi="Times New Roman" w:cs="Times New Roman"/>
+        </w:rPr>
+      </w:pPr>
+      <w:r>
+        <w:rPr>
+          <w:rFonts w:ascii="Times New Roman" w:eastAsia="Times New Roman" w:hAnsi="Times New Roman" w:cs="Times New Roman"/>
+        </w:rPr>
+        <w:t xml:space="preserve"># -*- </w:t>
+      </w:r>
+      <w:r>
+        <w:rPr>
+          <w:rFonts w:ascii="Times New Roman" w:eastAsia="Times New Roman" w:hAnsi="Times New Roman" w:cs="Times New Roman"/>
+          <w:lang w:val="en-US"/>
+        </w:rPr>
+        <w:t>coding</w:t>
+      </w:r>
+      <w:r>
+        <w:rPr>
+          <w:rFonts w:ascii="Times New Roman" w:eastAsia="Times New Roman" w:hAnsi="Times New Roman" w:cs="Times New Roman"/>
+        </w:rPr>
+        <w:t xml:space="preserve">: </w:t>
+      </w:r>
+      <w:r>
+        <w:rPr>
+          <w:rFonts w:ascii="Times New Roman" w:eastAsia="Times New Roman" w:hAnsi="Times New Roman" w:cs="Times New Roman"/>
+          <w:lang w:val="en-US"/>
+        </w:rPr>
+        <w:t>utf</w:t>
+      </w:r>
+      <w:r>
+        <w:rPr>
+          <w:rFonts w:ascii="Times New Roman" w:eastAsia="Times New Roman" w:hAnsi="Times New Roman" w:cs="Times New Roman"/>
+        </w:rPr>
+        <w:t>-8 -*-</w:t>
+      </w:r>
+    </w:p>
+    <w:p>
+      <w:pPr>
+        <w:pStyle w:val="a8"/>
+        <w:spacing w:after="0" w:line="360" w:lineRule="auto"/>
+        <w:ind w:left="709"/>
+        <w:jc w:val="both"/>
+        <w:rPr>
+          <w:rFonts w:ascii="Times New Roman" w:eastAsia="Times New Roman" w:hAnsi="Times New Roman" w:cs="Times New Roman"/>
+          <w:lang w:val="en-US"/>
+        </w:rPr>
+      </w:pPr>
+      <w:r>
+        <w:rPr>
+          <w:rFonts w:ascii="Times New Roman" w:eastAsia="Times New Roman" w:hAnsi="Times New Roman" w:cs="Times New Roman"/>
+          <w:lang w:val="en-US"/>
+        </w:rPr>
+        <w:t>import math</w:t>
+      </w:r>
+    </w:p>
+    <w:p>
+      <w:pPr>
+        <w:pStyle w:val="a8"/>
+        <w:spacing w:after="0" w:line="360" w:lineRule="auto"/>
+        <w:ind w:left="709"/>
+        <w:jc w:val="both"/>
+        <w:rPr>
+          <w:rFonts w:ascii="Times New Roman" w:eastAsia="Times New Roman" w:hAnsi="Times New Roman" w:cs="Times New Roman"/>
+          <w:lang w:val="en-US"/>
         </w:rPr>
       </w:pPr>
       <w:r>
@@ -4413,34 +4483,111 @@
           <w:rFonts w:ascii="Times New Roman" w:eastAsia="Times New Roman" w:hAnsi="Times New Roman" w:cs="Times New Roman"/>
           <w:lang w:val="en-US"/>
         </w:rPr>
-        <w:t xml:space="preserve">    x = </w:t>
-      </w:r>
-      <w:proofErr w:type="gramStart"/>
-      <w:r>
-        <w:rPr>
-          <w:rFonts w:ascii="Times New Roman" w:eastAsia="Times New Roman" w:hAnsi="Times New Roman" w:cs="Times New Roman"/>
-          <w:lang w:val="en-US"/>
-        </w:rPr>
-        <w:t>int(</w:t>
-      </w:r>
-      <w:proofErr w:type="gramEnd"/>
-      <w:r>
-        <w:rPr>
-          <w:rFonts w:ascii="Times New Roman" w:eastAsia="Times New Roman" w:hAnsi="Times New Roman" w:cs="Times New Roman"/>
-          <w:lang w:val="en-US"/>
-        </w:rPr>
-        <w:t>input("Value of x? "))</w:t>
-      </w:r>
-    </w:p>
-    <w:p>
-      <w:pPr>
-        <w:pStyle w:val="a8"/>
-        <w:spacing w:after="0" w:line="360" w:lineRule="auto"/>
-        <w:ind w:left="709"/>
-        <w:jc w:val="both"/>
-        <w:rPr>
-          <w:rFonts w:ascii="Times New Roman" w:eastAsia="Times New Roman" w:hAnsi="Times New Roman" w:cs="Times New Roman"/>
-          <w:lang w:val="en-US"/>
+        <w:t xml:space="preserve">    n = int(input("Value of n? "))</w:t>
+      </w:r>
+    </w:p>
+    <w:p>
+      <w:pPr>
+        <w:pStyle w:val="a8"/>
+        <w:spacing w:after="0" w:line="360" w:lineRule="auto"/>
+        <w:ind w:left="709"/>
+        <w:jc w:val="both"/>
+        <w:rPr>
+          <w:rFonts w:ascii="Times New Roman" w:eastAsia="Times New Roman" w:hAnsi="Times New Roman" w:cs="Times New Roman"/>
+        </w:rPr>
+      </w:pPr>
+      <w:r>
+        <w:rPr>
+          <w:rFonts w:ascii="Times New Roman" w:eastAsia="Times New Roman" w:hAnsi="Times New Roman" w:cs="Times New Roman"/>
+          <w:lang w:val="en-US"/>
+        </w:rPr>
+        <w:t xml:space="preserve">    divisors = []</w:t>
+      </w:r>
+    </w:p>
+    <w:p>
+      <w:pPr>
+        <w:pStyle w:val="a8"/>
+        <w:spacing w:after="0" w:line="360" w:lineRule="auto"/>
+        <w:ind w:left="709"/>
+        <w:jc w:val="both"/>
+        <w:rPr>
+          <w:rFonts w:ascii="Times New Roman" w:eastAsia="Times New Roman" w:hAnsi="Times New Roman" w:cs="Times New Roman"/>
+          <w:lang w:val="en-US"/>
+        </w:rPr>
+      </w:pPr>
+      <w:r>
+        <w:rPr>
+          <w:rFonts w:ascii="Times New Roman" w:eastAsia="Times New Roman" w:hAnsi="Times New Roman" w:cs="Times New Roman"/>
+          <w:lang w:val="en-US"/>
+        </w:rPr>
+        <w:t xml:space="preserve">    for i in range(1, int(math.sqrt(n) + 1)):</w:t>
+      </w:r>
+    </w:p>
+    <w:p>
+      <w:pPr>
+        <w:pStyle w:val="a8"/>
+        <w:spacing w:after="0" w:line="360" w:lineRule="auto"/>
+        <w:ind w:left="709"/>
+        <w:jc w:val="both"/>
+        <w:rPr>
+          <w:rFonts w:ascii="Times New Roman" w:eastAsia="Times New Roman" w:hAnsi="Times New Roman" w:cs="Times New Roman"/>
+          <w:lang w:val="en-US"/>
+        </w:rPr>
+      </w:pPr>
+      <w:r>
+        <w:rPr>
+          <w:rFonts w:ascii="Times New Roman" w:eastAsia="Times New Roman" w:hAnsi="Times New Roman" w:cs="Times New Roman"/>
+          <w:lang w:val="en-US"/>
+        </w:rPr>
+        <w:t xml:space="preserve">        if n % i == 0:</w:t>
+      </w:r>
+    </w:p>
+    <w:p>
+      <w:pPr>
+        <w:pStyle w:val="a8"/>
+        <w:spacing w:after="0" w:line="360" w:lineRule="auto"/>
+        <w:ind w:left="709"/>
+        <w:jc w:val="both"/>
+        <w:rPr>
+          <w:rFonts w:ascii="Times New Roman" w:eastAsia="Times New Roman" w:hAnsi="Times New Roman" w:cs="Times New Roman"/>
+          <w:lang w:val="en-US"/>
+        </w:rPr>
+      </w:pPr>
+      <w:r>
+        <w:rPr>
+          <w:rFonts w:ascii="Times New Roman" w:eastAsia="Times New Roman" w:hAnsi="Times New Roman" w:cs="Times New Roman"/>
+          <w:lang w:val="en-US"/>
+        </w:rPr>
+        <w:t xml:space="preserve">            divisors.append(n//i)</w:t>
+      </w:r>
+    </w:p>
+    <w:p>
+      <w:pPr>
+        <w:pStyle w:val="a8"/>
+        <w:spacing w:after="0" w:line="360" w:lineRule="auto"/>
+        <w:ind w:left="709"/>
+        <w:jc w:val="both"/>
+        <w:rPr>
+          <w:rFonts w:ascii="Times New Roman" w:eastAsia="Times New Roman" w:hAnsi="Times New Roman" w:cs="Times New Roman"/>
+          <w:lang w:val="en-US"/>
+        </w:rPr>
+      </w:pPr>
+      <w:r>
+        <w:rPr>
+          <w:rFonts w:ascii="Times New Roman" w:eastAsia="Times New Roman" w:hAnsi="Times New Roman" w:cs="Times New Roman"/>
+          <w:lang w:val="en-US"/>
+        </w:rPr>
+        <w:t xml:space="preserve">            divisors.append(i)</w:t>
+      </w:r>
+    </w:p>
+    <w:p>
+      <w:pPr>
+        <w:pStyle w:val="a8"/>
+        <w:spacing w:after="0" w:line="360" w:lineRule="auto"/>
+        <w:ind w:left="709"/>
+        <w:jc w:val="both"/>
+        <w:rPr>
+          <w:rFonts w:ascii="Times New Roman" w:eastAsia="Times New Roman" w:hAnsi="Times New Roman" w:cs="Times New Roman"/>
         </w:rPr>
       </w:pPr>
       <w:r>
@@ -4450,1117 +4597,19 @@
         </w:rPr>
         <w:t xml:space="preserve">    </w:t>
       </w:r>
-      <w:proofErr w:type="spellStart"/>
-      <w:r>
-        <w:rPr>
-          <w:rFonts w:ascii="Times New Roman" w:eastAsia="Times New Roman" w:hAnsi="Times New Roman" w:cs="Times New Roman"/>
-          <w:lang w:val="en-US"/>
-        </w:rPr>
-        <w:t>zp</w:t>
-      </w:r>
-      <w:proofErr w:type="spellEnd"/>
-      <w:r>
-        <w:rPr>
-          <w:rFonts w:ascii="Times New Roman" w:eastAsia="Times New Roman" w:hAnsi="Times New Roman" w:cs="Times New Roman"/>
-          <w:lang w:val="en-US"/>
-        </w:rPr>
-        <w:t xml:space="preserve"> = 0</w:t>
-      </w:r>
-    </w:p>
-    <w:p>
-      <w:pPr>
-        <w:pStyle w:val="a8"/>
-        <w:spacing w:after="0" w:line="360" w:lineRule="auto"/>
-        <w:ind w:left="709"/>
-        <w:jc w:val="both"/>
-        <w:rPr>
-          <w:rFonts w:ascii="Times New Roman" w:eastAsia="Times New Roman" w:hAnsi="Times New Roman" w:cs="Times New Roman"/>
-          <w:lang w:val="en-US"/>
-        </w:rPr>
-      </w:pPr>
-      <w:r>
-        <w:rPr>
-          <w:rFonts w:ascii="Times New Roman" w:eastAsia="Times New Roman" w:hAnsi="Times New Roman" w:cs="Times New Roman"/>
-          <w:lang w:val="en-US"/>
-        </w:rPr>
-        <w:t xml:space="preserve">    if x &lt;= 50:</w:t>
-      </w:r>
-    </w:p>
-    <w:p>
-      <w:pPr>
-        <w:pStyle w:val="a8"/>
-        <w:spacing w:after="0" w:line="360" w:lineRule="auto"/>
-        <w:ind w:left="709"/>
-        <w:jc w:val="both"/>
-        <w:rPr>
-          <w:rFonts w:ascii="Times New Roman" w:eastAsia="Times New Roman" w:hAnsi="Times New Roman" w:cs="Times New Roman"/>
-          <w:lang w:val="en-US"/>
-        </w:rPr>
-      </w:pPr>
-      <w:r>
-        <w:rPr>
-          <w:rFonts w:ascii="Times New Roman" w:eastAsia="Times New Roman" w:hAnsi="Times New Roman" w:cs="Times New Roman"/>
-          <w:lang w:val="en-US"/>
-        </w:rPr>
-        <w:t xml:space="preserve">        </w:t>
-      </w:r>
-      <w:proofErr w:type="spellStart"/>
-      <w:r>
-        <w:rPr>
-          <w:rFonts w:ascii="Times New Roman" w:eastAsia="Times New Roman" w:hAnsi="Times New Roman" w:cs="Times New Roman"/>
-          <w:lang w:val="en-US"/>
-        </w:rPr>
-        <w:t>zp</w:t>
-      </w:r>
-      <w:proofErr w:type="spellEnd"/>
-      <w:r>
-        <w:rPr>
-          <w:rFonts w:ascii="Times New Roman" w:eastAsia="Times New Roman" w:hAnsi="Times New Roman" w:cs="Times New Roman"/>
-          <w:lang w:val="en-US"/>
-        </w:rPr>
-        <w:t xml:space="preserve"> = 30 * x</w:t>
-      </w:r>
-    </w:p>
-    <w:p>
-      <w:pPr>
-        <w:pStyle w:val="a8"/>
-        <w:spacing w:after="0" w:line="360" w:lineRule="auto"/>
-        <w:ind w:left="709"/>
-        <w:jc w:val="both"/>
-        <w:rPr>
-          <w:rFonts w:ascii="Times New Roman" w:eastAsia="Times New Roman" w:hAnsi="Times New Roman" w:cs="Times New Roman"/>
-          <w:lang w:val="en-US"/>
-        </w:rPr>
-      </w:pPr>
-      <w:r>
-        <w:rPr>
-          <w:rFonts w:ascii="Times New Roman" w:eastAsia="Times New Roman" w:hAnsi="Times New Roman" w:cs="Times New Roman"/>
-          <w:lang w:val="en-US"/>
-        </w:rPr>
-        <w:t xml:space="preserve">    </w:t>
-      </w:r>
-      <w:proofErr w:type="spellStart"/>
-      <w:r>
-        <w:rPr>
-          <w:rFonts w:ascii="Times New Roman" w:eastAsia="Times New Roman" w:hAnsi="Times New Roman" w:cs="Times New Roman"/>
-          <w:lang w:val="en-US"/>
-        </w:rPr>
-        <w:t>elif</w:t>
-      </w:r>
-      <w:proofErr w:type="spellEnd"/>
-      <w:r>
-        <w:rPr>
-          <w:rFonts w:ascii="Times New Roman" w:eastAsia="Times New Roman" w:hAnsi="Times New Roman" w:cs="Times New Roman"/>
-          <w:lang w:val="en-US"/>
-        </w:rPr>
-        <w:t xml:space="preserve"> 50 &lt; x &lt;= 75:</w:t>
-      </w:r>
-    </w:p>
-    <w:p>
-      <w:pPr>
-        <w:pStyle w:val="a8"/>
-        <w:spacing w:after="0" w:line="360" w:lineRule="auto"/>
-        <w:ind w:left="709"/>
-        <w:jc w:val="both"/>
-        <w:rPr>
-          <w:rFonts w:ascii="Times New Roman" w:eastAsia="Times New Roman" w:hAnsi="Times New Roman" w:cs="Times New Roman"/>
-          <w:lang w:val="en-US"/>
-        </w:rPr>
-      </w:pPr>
-      <w:r>
-        <w:rPr>
-          <w:rFonts w:ascii="Times New Roman" w:eastAsia="Times New Roman" w:hAnsi="Times New Roman" w:cs="Times New Roman"/>
-          <w:lang w:val="en-US"/>
-        </w:rPr>
-        <w:t xml:space="preserve">        </w:t>
-      </w:r>
-      <w:proofErr w:type="spellStart"/>
-      <w:r>
-        <w:rPr>
-          <w:rFonts w:ascii="Times New Roman" w:eastAsia="Times New Roman" w:hAnsi="Times New Roman" w:cs="Times New Roman"/>
-          <w:lang w:val="en-US"/>
-        </w:rPr>
-        <w:t>zp</w:t>
-      </w:r>
-      <w:proofErr w:type="spellEnd"/>
-      <w:r>
-        <w:rPr>
-          <w:rFonts w:ascii="Times New Roman" w:eastAsia="Times New Roman" w:hAnsi="Times New Roman" w:cs="Times New Roman"/>
-          <w:lang w:val="en-US"/>
-        </w:rPr>
-        <w:t xml:space="preserve"> = 50 * x</w:t>
-      </w:r>
-    </w:p>
-    <w:p>
-      <w:pPr>
-        <w:pStyle w:val="a8"/>
-        <w:spacing w:after="0" w:line="360" w:lineRule="auto"/>
-        <w:ind w:left="709"/>
-        <w:jc w:val="both"/>
-        <w:rPr>
-          <w:rFonts w:ascii="Times New Roman" w:eastAsia="Times New Roman" w:hAnsi="Times New Roman" w:cs="Times New Roman"/>
-          <w:lang w:val="en-US"/>
-        </w:rPr>
-      </w:pPr>
-      <w:r>
-        <w:rPr>
-          <w:rFonts w:ascii="Times New Roman" w:eastAsia="Times New Roman" w:hAnsi="Times New Roman" w:cs="Times New Roman"/>
-          <w:lang w:val="en-US"/>
-        </w:rPr>
-        <w:t xml:space="preserve">    </w:t>
-      </w:r>
-      <w:proofErr w:type="spellStart"/>
-      <w:r>
-        <w:rPr>
-          <w:rFonts w:ascii="Times New Roman" w:eastAsia="Times New Roman" w:hAnsi="Times New Roman" w:cs="Times New Roman"/>
-          <w:lang w:val="en-US"/>
-        </w:rPr>
-        <w:t>elif</w:t>
-      </w:r>
-      <w:proofErr w:type="spellEnd"/>
-      <w:r>
-        <w:rPr>
-          <w:rFonts w:ascii="Times New Roman" w:eastAsia="Times New Roman" w:hAnsi="Times New Roman" w:cs="Times New Roman"/>
-          <w:lang w:val="en-US"/>
-        </w:rPr>
-        <w:t xml:space="preserve"> 75 &lt; x &lt;= 90:</w:t>
-      </w:r>
-    </w:p>
-    <w:p>
-      <w:pPr>
-        <w:pStyle w:val="a8"/>
-        <w:spacing w:after="0" w:line="360" w:lineRule="auto"/>
-        <w:ind w:left="709"/>
-        <w:jc w:val="both"/>
-        <w:rPr>
-          <w:rFonts w:ascii="Times New Roman" w:eastAsia="Times New Roman" w:hAnsi="Times New Roman" w:cs="Times New Roman"/>
-          <w:lang w:val="en-US"/>
-        </w:rPr>
-      </w:pPr>
-      <w:r>
-        <w:rPr>
-          <w:rFonts w:ascii="Times New Roman" w:eastAsia="Times New Roman" w:hAnsi="Times New Roman" w:cs="Times New Roman"/>
-          <w:lang w:val="en-US"/>
-        </w:rPr>
-        <w:t xml:space="preserve">        </w:t>
-      </w:r>
-      <w:proofErr w:type="spellStart"/>
-      <w:r>
-        <w:rPr>
-          <w:rFonts w:ascii="Times New Roman" w:eastAsia="Times New Roman" w:hAnsi="Times New Roman" w:cs="Times New Roman"/>
-          <w:lang w:val="en-US"/>
-        </w:rPr>
-        <w:t>zp</w:t>
-      </w:r>
-      <w:proofErr w:type="spellEnd"/>
-      <w:r>
-        <w:rPr>
-          <w:rFonts w:ascii="Times New Roman" w:eastAsia="Times New Roman" w:hAnsi="Times New Roman" w:cs="Times New Roman"/>
-          <w:lang w:val="en-US"/>
-        </w:rPr>
-        <w:t xml:space="preserve"> = 65 * x</w:t>
-      </w:r>
-    </w:p>
-    <w:p>
-      <w:pPr>
-        <w:pStyle w:val="a8"/>
-        <w:spacing w:after="0" w:line="360" w:lineRule="auto"/>
-        <w:ind w:left="709"/>
-        <w:jc w:val="both"/>
-        <w:rPr>
-          <w:rFonts w:ascii="Times New Roman" w:eastAsia="Times New Roman" w:hAnsi="Times New Roman" w:cs="Times New Roman"/>
-        </w:rPr>
-      </w:pPr>
-      <w:r>
-        <w:rPr>
-          <w:rFonts w:ascii="Times New Roman" w:eastAsia="Times New Roman" w:hAnsi="Times New Roman" w:cs="Times New Roman"/>
-          <w:lang w:val="en-US"/>
-        </w:rPr>
-        <w:t xml:space="preserve">    </w:t>
-      </w:r>
-      <w:proofErr w:type="spellStart"/>
-      <w:r>
-        <w:rPr>
-          <w:rFonts w:ascii="Times New Roman" w:eastAsia="Times New Roman" w:hAnsi="Times New Roman" w:cs="Times New Roman"/>
-        </w:rPr>
-        <w:t>else</w:t>
-      </w:r>
-      <w:proofErr w:type="spellEnd"/>
-      <w:r>
-        <w:rPr>
-          <w:rFonts w:ascii="Times New Roman" w:eastAsia="Times New Roman" w:hAnsi="Times New Roman" w:cs="Times New Roman"/>
-        </w:rPr>
-        <w:t xml:space="preserve">: </w:t>
-      </w:r>
-      <w:proofErr w:type="spellStart"/>
-      <w:r>
-        <w:rPr>
-          <w:rFonts w:ascii="Times New Roman" w:eastAsia="Times New Roman" w:hAnsi="Times New Roman" w:cs="Times New Roman"/>
-        </w:rPr>
-        <w:t>zp</w:t>
-      </w:r>
-      <w:proofErr w:type="spellEnd"/>
-      <w:r>
-        <w:rPr>
-          <w:rFonts w:ascii="Times New Roman" w:eastAsia="Times New Roman" w:hAnsi="Times New Roman" w:cs="Times New Roman"/>
-        </w:rPr>
-        <w:t xml:space="preserve"> = 70 * x + 2000</w:t>
-      </w:r>
-    </w:p>
-    <w:p>
-      <w:pPr>
-        <w:pStyle w:val="a8"/>
-        <w:spacing w:after="0" w:line="360" w:lineRule="auto"/>
-        <w:ind w:left="709"/>
-        <w:jc w:val="both"/>
-        <w:rPr>
-          <w:rFonts w:ascii="Times New Roman" w:eastAsia="Times New Roman" w:hAnsi="Times New Roman" w:cs="Times New Roman"/>
-        </w:rPr>
-      </w:pPr>
-      <w:r>
-        <w:rPr>
-          <w:rFonts w:ascii="Times New Roman" w:eastAsia="Times New Roman" w:hAnsi="Times New Roman" w:cs="Times New Roman"/>
-        </w:rPr>
-        <w:t xml:space="preserve">    </w:t>
-      </w:r>
-      <w:proofErr w:type="spellStart"/>
-      <w:proofErr w:type="gramStart"/>
-      <w:r>
-        <w:rPr>
-          <w:rFonts w:ascii="Times New Roman" w:eastAsia="Times New Roman" w:hAnsi="Times New Roman" w:cs="Times New Roman"/>
+      <w:r>
+        <w:rPr>
+          <w:rFonts w:ascii="Times New Roman" w:eastAsia="Times New Roman" w:hAnsi="Times New Roman" w:cs="Times New Roman"/>
+          <w:lang w:val="en-US"/>
         </w:rPr>
         <w:t>print</w:t>
       </w:r>
-      <w:proofErr w:type="spellEnd"/>
       <w:r>
         <w:rPr>
           <w:rFonts w:ascii="Times New Roman" w:eastAsia="Times New Roman" w:hAnsi="Times New Roman" w:cs="Times New Roman"/>
         </w:rPr>
         <w:t>(</w:t>
       </w:r>
-      <w:proofErr w:type="spellStart"/>
-      <w:proofErr w:type="gramEnd"/>
-      <w:r>
-        <w:rPr>
-          <w:rFonts w:ascii="Times New Roman" w:eastAsia="Times New Roman" w:hAnsi="Times New Roman" w:cs="Times New Roman"/>
-        </w:rPr>
-        <w:t>f"Заработок</w:t>
-      </w:r>
-      <w:proofErr w:type="spellEnd"/>
-      <w:r>
-        <w:rPr>
-          <w:rFonts w:ascii="Times New Roman" w:eastAsia="Times New Roman" w:hAnsi="Times New Roman" w:cs="Times New Roman"/>
-        </w:rPr>
-        <w:t xml:space="preserve"> в копейках = {</w:t>
-      </w:r>
-      <w:proofErr w:type="spellStart"/>
-      <w:r>
-        <w:rPr>
-          <w:rFonts w:ascii="Times New Roman" w:eastAsia="Times New Roman" w:hAnsi="Times New Roman" w:cs="Times New Roman"/>
-        </w:rPr>
-        <w:t>zp</w:t>
-      </w:r>
-      <w:proofErr w:type="spellEnd"/>
-      <w:r>
-        <w:rPr>
-          <w:rFonts w:ascii="Times New Roman" w:eastAsia="Times New Roman" w:hAnsi="Times New Roman" w:cs="Times New Roman"/>
-        </w:rPr>
-        <w:t>}, "</w:t>
-      </w:r>
-    </w:p>
-    <w:p>
-      <w:pPr>
-        <w:pStyle w:val="a8"/>
-        <w:spacing w:after="0" w:line="360" w:lineRule="auto"/>
-        <w:ind w:left="709"/>
-        <w:jc w:val="both"/>
-        <w:rPr>
-          <w:rFonts w:ascii="Times New Roman" w:eastAsia="Times New Roman" w:hAnsi="Times New Roman" w:cs="Times New Roman"/>
-        </w:rPr>
-      </w:pPr>
-      <w:r>
-        <w:rPr>
-          <w:rFonts w:ascii="Times New Roman" w:eastAsia="Times New Roman" w:hAnsi="Times New Roman" w:cs="Times New Roman"/>
-        </w:rPr>
-        <w:t xml:space="preserve">          </w:t>
-      </w:r>
-      <w:proofErr w:type="spellStart"/>
-      <w:r>
-        <w:rPr>
-          <w:rFonts w:ascii="Times New Roman" w:eastAsia="Times New Roman" w:hAnsi="Times New Roman" w:cs="Times New Roman"/>
-        </w:rPr>
-        <w:t>f"Зараб</w:t>
-      </w:r>
-      <w:proofErr w:type="spellEnd"/>
-      <w:r>
-        <w:rPr>
-          <w:sz w:val="22"/>
-          <w:szCs w:val="22"/>
-        </w:rPr>
-        <w:t xml:space="preserve"> </w:t>
-      </w:r>
-      <w:proofErr w:type="spellStart"/>
-      <w:r>
-        <w:rPr>
-          <w:rFonts w:ascii="Times New Roman" w:eastAsia="Times New Roman" w:hAnsi="Times New Roman" w:cs="Times New Roman"/>
-        </w:rPr>
-        <w:t>оток</w:t>
-      </w:r>
-      <w:proofErr w:type="spellEnd"/>
-      <w:r>
-        <w:rPr>
-          <w:rFonts w:ascii="Times New Roman" w:eastAsia="Times New Roman" w:hAnsi="Times New Roman" w:cs="Times New Roman"/>
-        </w:rPr>
-        <w:t xml:space="preserve"> в рублях = {</w:t>
-      </w:r>
-      <w:proofErr w:type="spellStart"/>
-      <w:r>
-        <w:rPr>
-          <w:rFonts w:ascii="Times New Roman" w:eastAsia="Times New Roman" w:hAnsi="Times New Roman" w:cs="Times New Roman"/>
-        </w:rPr>
-        <w:t>zp</w:t>
-      </w:r>
-      <w:proofErr w:type="spellEnd"/>
-      <w:r>
-        <w:rPr>
-          <w:rFonts w:ascii="Times New Roman" w:eastAsia="Times New Roman" w:hAnsi="Times New Roman" w:cs="Times New Roman"/>
-        </w:rPr>
-        <w:t>/100}")</w:t>
-      </w:r>
-    </w:p>
-    <w:p>
-      <w:pPr>
-        <w:pStyle w:val="a8"/>
-        <w:spacing w:after="0" w:line="360" w:lineRule="auto"/>
-        <w:ind w:left="709"/>
-        <w:jc w:val="both"/>
-        <w:rPr>
-          <w:rFonts w:ascii="Times New Roman" w:eastAsia="Times New Roman" w:hAnsi="Times New Roman" w:cs="Times New Roman"/>
-        </w:rPr>
-      </w:pPr>
-    </w:p>
-    <w:p>
-      <w:pPr>
-        <w:pStyle w:val="a8"/>
-        <w:spacing w:after="0" w:line="360" w:lineRule="auto"/>
-        <w:ind w:left="709"/>
-        <w:jc w:val="both"/>
-        <w:rPr>
-          <w:rFonts w:ascii="Times New Roman" w:eastAsia="Times New Roman" w:hAnsi="Times New Roman" w:cs="Times New Roman"/>
-        </w:rPr>
-      </w:pPr>
-      <w:r>
-        <w:rPr>
-          <w:rFonts w:ascii="Times New Roman" w:eastAsia="Times New Roman" w:hAnsi="Times New Roman" w:cs="Times New Roman"/>
-        </w:rPr>
-        <w:t>Листинг кода индивидуального задания №</w:t>
-      </w:r>
-      <w:r>
-        <w:rPr>
-          <w:rFonts w:ascii="Times New Roman" w:eastAsia="Times New Roman" w:hAnsi="Times New Roman" w:cs="Times New Roman"/>
-        </w:rPr>
-        <w:t>2</w:t>
-      </w:r>
-      <w:r>
-        <w:rPr>
-          <w:rFonts w:ascii="Times New Roman" w:eastAsia="Times New Roman" w:hAnsi="Times New Roman" w:cs="Times New Roman"/>
-        </w:rPr>
-        <w:t>:</w:t>
-      </w:r>
-    </w:p>
-    <w:p>
-      <w:pPr>
-        <w:pStyle w:val="a8"/>
-        <w:spacing w:after="0" w:line="360" w:lineRule="auto"/>
-        <w:ind w:left="709"/>
-        <w:jc w:val="both"/>
-        <w:rPr>
-          <w:rFonts w:ascii="Times New Roman" w:eastAsia="Times New Roman" w:hAnsi="Times New Roman" w:cs="Times New Roman"/>
-          <w:lang w:val="en-US"/>
-        </w:rPr>
-      </w:pPr>
-      <w:proofErr w:type="gramStart"/>
-      <w:r>
-        <w:rPr>
-          <w:rFonts w:ascii="Times New Roman" w:eastAsia="Times New Roman" w:hAnsi="Times New Roman" w:cs="Times New Roman"/>
-          <w:lang w:val="en-US"/>
-        </w:rPr>
-        <w:t>#!/</w:t>
-      </w:r>
-      <w:proofErr w:type="gramEnd"/>
-      <w:r>
-        <w:rPr>
-          <w:rFonts w:ascii="Times New Roman" w:eastAsia="Times New Roman" w:hAnsi="Times New Roman" w:cs="Times New Roman"/>
-          <w:lang w:val="en-US"/>
-        </w:rPr>
-        <w:t>usr/bin/env python3</w:t>
-      </w:r>
-    </w:p>
-    <w:p>
-      <w:pPr>
-        <w:pStyle w:val="a8"/>
-        <w:spacing w:after="0" w:line="360" w:lineRule="auto"/>
-        <w:ind w:left="709"/>
-        <w:jc w:val="both"/>
-        <w:rPr>
-          <w:rFonts w:ascii="Times New Roman" w:eastAsia="Times New Roman" w:hAnsi="Times New Roman" w:cs="Times New Roman"/>
-        </w:rPr>
-      </w:pPr>
-      <w:r>
-        <w:rPr>
-          <w:rFonts w:ascii="Times New Roman" w:eastAsia="Times New Roman" w:hAnsi="Times New Roman" w:cs="Times New Roman"/>
-          <w:lang w:val="en-US"/>
-        </w:rPr>
-        <w:t># -*- coding: utf-8 -*-</w:t>
-      </w:r>
-    </w:p>
-    <w:p>
-      <w:pPr>
-        <w:pStyle w:val="a8"/>
-        <w:spacing w:after="0" w:line="360" w:lineRule="auto"/>
-        <w:ind w:left="709"/>
-        <w:jc w:val="both"/>
-        <w:rPr>
-          <w:rFonts w:ascii="Times New Roman" w:eastAsia="Times New Roman" w:hAnsi="Times New Roman" w:cs="Times New Roman"/>
-        </w:rPr>
-      </w:pPr>
-      <w:r>
-        <w:rPr>
-          <w:rFonts w:ascii="Times New Roman" w:eastAsia="Times New Roman" w:hAnsi="Times New Roman" w:cs="Times New Roman"/>
-          <w:lang w:val="en-US"/>
-        </w:rPr>
-        <w:t>if __name__ == "__main__":</w:t>
-      </w:r>
-    </w:p>
-    <w:p>
-      <w:pPr>
-        <w:pStyle w:val="a8"/>
-        <w:spacing w:after="0" w:line="360" w:lineRule="auto"/>
-        <w:ind w:left="709"/>
-        <w:jc w:val="both"/>
-        <w:rPr>
-          <w:rFonts w:ascii="Times New Roman" w:eastAsia="Times New Roman" w:hAnsi="Times New Roman" w:cs="Times New Roman"/>
-          <w:lang w:val="en-US"/>
-        </w:rPr>
-      </w:pPr>
-      <w:r>
-        <w:rPr>
-          <w:rFonts w:ascii="Times New Roman" w:eastAsia="Times New Roman" w:hAnsi="Times New Roman" w:cs="Times New Roman"/>
-          <w:lang w:val="en-US"/>
-        </w:rPr>
-        <w:t xml:space="preserve">    x = </w:t>
-      </w:r>
-      <w:proofErr w:type="gramStart"/>
-      <w:r>
-        <w:rPr>
-          <w:rFonts w:ascii="Times New Roman" w:eastAsia="Times New Roman" w:hAnsi="Times New Roman" w:cs="Times New Roman"/>
-          <w:lang w:val="en-US"/>
-        </w:rPr>
-        <w:t>int(</w:t>
-      </w:r>
-      <w:proofErr w:type="gramEnd"/>
-      <w:r>
-        <w:rPr>
-          <w:rFonts w:ascii="Times New Roman" w:eastAsia="Times New Roman" w:hAnsi="Times New Roman" w:cs="Times New Roman"/>
-          <w:lang w:val="en-US"/>
-        </w:rPr>
-        <w:t>input("Value of x? "))</w:t>
-      </w:r>
-    </w:p>
-    <w:p>
-      <w:pPr>
-        <w:pStyle w:val="a8"/>
-        <w:spacing w:after="0" w:line="360" w:lineRule="auto"/>
-        <w:ind w:left="709"/>
-        <w:jc w:val="both"/>
-        <w:rPr>
-          <w:rFonts w:ascii="Times New Roman" w:eastAsia="Times New Roman" w:hAnsi="Times New Roman" w:cs="Times New Roman"/>
-        </w:rPr>
-      </w:pPr>
-      <w:r>
-        <w:rPr>
-          <w:rFonts w:ascii="Times New Roman" w:eastAsia="Times New Roman" w:hAnsi="Times New Roman" w:cs="Times New Roman"/>
-          <w:lang w:val="en-US"/>
-        </w:rPr>
-        <w:t xml:space="preserve">    y = </w:t>
-      </w:r>
-      <w:proofErr w:type="gramStart"/>
-      <w:r>
-        <w:rPr>
-          <w:rFonts w:ascii="Times New Roman" w:eastAsia="Times New Roman" w:hAnsi="Times New Roman" w:cs="Times New Roman"/>
-          <w:lang w:val="en-US"/>
-        </w:rPr>
-        <w:t>int(</w:t>
-      </w:r>
-      <w:proofErr w:type="gramEnd"/>
-      <w:r>
-        <w:rPr>
-          <w:rFonts w:ascii="Times New Roman" w:eastAsia="Times New Roman" w:hAnsi="Times New Roman" w:cs="Times New Roman"/>
-          <w:lang w:val="en-US"/>
-        </w:rPr>
-        <w:t xml:space="preserve">input("Value of y? </w:t>
-      </w:r>
-      <w:r>
-        <w:rPr>
-          <w:rFonts w:ascii="Times New Roman" w:eastAsia="Times New Roman" w:hAnsi="Times New Roman" w:cs="Times New Roman"/>
-        </w:rPr>
-        <w:t>"))</w:t>
-      </w:r>
-    </w:p>
-    <w:p>
-      <w:pPr>
-        <w:pStyle w:val="a8"/>
-        <w:spacing w:after="0" w:line="360" w:lineRule="auto"/>
-        <w:ind w:left="709"/>
-        <w:jc w:val="both"/>
-        <w:rPr>
-          <w:rFonts w:ascii="Times New Roman" w:eastAsia="Times New Roman" w:hAnsi="Times New Roman" w:cs="Times New Roman"/>
-        </w:rPr>
-      </w:pPr>
-      <w:r>
-        <w:rPr>
-          <w:rFonts w:ascii="Times New Roman" w:eastAsia="Times New Roman" w:hAnsi="Times New Roman" w:cs="Times New Roman"/>
-        </w:rPr>
-        <w:t xml:space="preserve">    </w:t>
-      </w:r>
-      <w:proofErr w:type="spellStart"/>
-      <w:r>
-        <w:rPr>
-          <w:rFonts w:ascii="Times New Roman" w:eastAsia="Times New Roman" w:hAnsi="Times New Roman" w:cs="Times New Roman"/>
-        </w:rPr>
-        <w:t>if</w:t>
-      </w:r>
-      <w:proofErr w:type="spellEnd"/>
-      <w:r>
-        <w:rPr>
-          <w:rFonts w:ascii="Times New Roman" w:eastAsia="Times New Roman" w:hAnsi="Times New Roman" w:cs="Times New Roman"/>
-        </w:rPr>
-        <w:t xml:space="preserve"> x % y == 0:</w:t>
-      </w:r>
-    </w:p>
-    <w:p>
-      <w:pPr>
-        <w:pStyle w:val="a8"/>
-        <w:spacing w:after="0" w:line="360" w:lineRule="auto"/>
-        <w:ind w:left="709"/>
-        <w:jc w:val="both"/>
-        <w:rPr>
-          <w:rFonts w:ascii="Times New Roman" w:eastAsia="Times New Roman" w:hAnsi="Times New Roman" w:cs="Times New Roman"/>
-        </w:rPr>
-      </w:pPr>
-      <w:r>
-        <w:rPr>
-          <w:rFonts w:ascii="Times New Roman" w:eastAsia="Times New Roman" w:hAnsi="Times New Roman" w:cs="Times New Roman"/>
-        </w:rPr>
-        <w:t xml:space="preserve">        </w:t>
-      </w:r>
-      <w:proofErr w:type="spellStart"/>
-      <w:proofErr w:type="gramStart"/>
-      <w:r>
-        <w:rPr>
-          <w:rFonts w:ascii="Times New Roman" w:eastAsia="Times New Roman" w:hAnsi="Times New Roman" w:cs="Times New Roman"/>
-        </w:rPr>
-        <w:t>print</w:t>
-      </w:r>
-      <w:proofErr w:type="spellEnd"/>
-      <w:r>
-        <w:rPr>
-          <w:rFonts w:ascii="Times New Roman" w:eastAsia="Times New Roman" w:hAnsi="Times New Roman" w:cs="Times New Roman"/>
-        </w:rPr>
-        <w:t>(</w:t>
-      </w:r>
-      <w:proofErr w:type="gramEnd"/>
-      <w:r>
-        <w:rPr>
-          <w:rFonts w:ascii="Times New Roman" w:eastAsia="Times New Roman" w:hAnsi="Times New Roman" w:cs="Times New Roman"/>
-        </w:rPr>
-        <w:t>"x делится на у без остатка")</w:t>
-      </w:r>
-    </w:p>
-    <w:p>
-      <w:pPr>
-        <w:pStyle w:val="a8"/>
-        <w:spacing w:after="0" w:line="360" w:lineRule="auto"/>
-        <w:ind w:left="709"/>
-        <w:jc w:val="both"/>
-        <w:rPr>
-          <w:rFonts w:ascii="Times New Roman" w:eastAsia="Times New Roman" w:hAnsi="Times New Roman" w:cs="Times New Roman"/>
-        </w:rPr>
-      </w:pPr>
-      <w:r>
-        <w:rPr>
-          <w:rFonts w:ascii="Times New Roman" w:eastAsia="Times New Roman" w:hAnsi="Times New Roman" w:cs="Times New Roman"/>
-        </w:rPr>
-        <w:t xml:space="preserve">    </w:t>
-      </w:r>
-      <w:proofErr w:type="spellStart"/>
-      <w:r>
-        <w:rPr>
-          <w:rFonts w:ascii="Times New Roman" w:eastAsia="Times New Roman" w:hAnsi="Times New Roman" w:cs="Times New Roman"/>
-        </w:rPr>
-        <w:t>else</w:t>
-      </w:r>
-      <w:proofErr w:type="spellEnd"/>
-      <w:r>
-        <w:rPr>
-          <w:rFonts w:ascii="Times New Roman" w:eastAsia="Times New Roman" w:hAnsi="Times New Roman" w:cs="Times New Roman"/>
-        </w:rPr>
-        <w:t>:</w:t>
-      </w:r>
-    </w:p>
-    <w:p>
-      <w:pPr>
-        <w:pStyle w:val="a8"/>
-        <w:spacing w:after="0" w:line="360" w:lineRule="auto"/>
-        <w:ind w:left="709"/>
-        <w:jc w:val="both"/>
-        <w:rPr>
-          <w:rFonts w:ascii="Times New Roman" w:eastAsia="Times New Roman" w:hAnsi="Times New Roman" w:cs="Times New Roman"/>
-        </w:rPr>
-      </w:pPr>
-      <w:r>
-        <w:rPr>
-          <w:rFonts w:ascii="Times New Roman" w:eastAsia="Times New Roman" w:hAnsi="Times New Roman" w:cs="Times New Roman"/>
-        </w:rPr>
-        <w:t xml:space="preserve">        </w:t>
-      </w:r>
-      <w:proofErr w:type="spellStart"/>
-      <w:proofErr w:type="gramStart"/>
-      <w:r>
-        <w:rPr>
-          <w:rFonts w:ascii="Times New Roman" w:eastAsia="Times New Roman" w:hAnsi="Times New Roman" w:cs="Times New Roman"/>
-        </w:rPr>
-        <w:t>print</w:t>
-      </w:r>
-      <w:proofErr w:type="spellEnd"/>
-      <w:r>
-        <w:rPr>
-          <w:rFonts w:ascii="Times New Roman" w:eastAsia="Times New Roman" w:hAnsi="Times New Roman" w:cs="Times New Roman"/>
-        </w:rPr>
-        <w:t>(</w:t>
-      </w:r>
-      <w:proofErr w:type="gramEnd"/>
-      <w:r>
-        <w:rPr>
-          <w:rFonts w:ascii="Times New Roman" w:eastAsia="Times New Roman" w:hAnsi="Times New Roman" w:cs="Times New Roman"/>
-        </w:rPr>
-        <w:t>"x не делится на у без остатка")</w:t>
-      </w:r>
-    </w:p>
-    <w:p>
-      <w:pPr>
-        <w:pStyle w:val="a8"/>
-        <w:spacing w:after="0" w:line="360" w:lineRule="auto"/>
-        <w:ind w:left="709"/>
-        <w:jc w:val="both"/>
-        <w:rPr>
-          <w:rFonts w:ascii="Times New Roman" w:eastAsia="Times New Roman" w:hAnsi="Times New Roman" w:cs="Times New Roman"/>
-        </w:rPr>
-      </w:pPr>
-    </w:p>
-    <w:p>
-      <w:pPr>
-        <w:pStyle w:val="a8"/>
-        <w:spacing w:after="0" w:line="360" w:lineRule="auto"/>
-        <w:ind w:left="709"/>
-        <w:jc w:val="both"/>
-        <w:rPr>
-          <w:rFonts w:ascii="Times New Roman" w:eastAsia="Times New Roman" w:hAnsi="Times New Roman" w:cs="Times New Roman"/>
-        </w:rPr>
-      </w:pPr>
-      <w:r>
-        <w:rPr>
-          <w:rFonts w:ascii="Times New Roman" w:eastAsia="Times New Roman" w:hAnsi="Times New Roman" w:cs="Times New Roman"/>
-        </w:rPr>
-        <w:t>Листинг кода индивидуального задания №</w:t>
-      </w:r>
-      <w:r>
-        <w:rPr>
-          <w:rFonts w:ascii="Times New Roman" w:eastAsia="Times New Roman" w:hAnsi="Times New Roman" w:cs="Times New Roman"/>
-        </w:rPr>
-        <w:t>3</w:t>
-      </w:r>
-      <w:r>
-        <w:rPr>
-          <w:rFonts w:ascii="Times New Roman" w:eastAsia="Times New Roman" w:hAnsi="Times New Roman" w:cs="Times New Roman"/>
-        </w:rPr>
-        <w:t>:</w:t>
-      </w:r>
-    </w:p>
-    <w:p>
-      <w:pPr>
-        <w:pStyle w:val="a8"/>
-        <w:spacing w:after="0" w:line="360" w:lineRule="auto"/>
-        <w:ind w:left="709"/>
-        <w:jc w:val="both"/>
-        <w:rPr>
-          <w:rFonts w:ascii="Times New Roman" w:eastAsia="Times New Roman" w:hAnsi="Times New Roman" w:cs="Times New Roman"/>
-          <w:lang w:val="en-US"/>
-        </w:rPr>
-      </w:pPr>
-      <w:proofErr w:type="gramStart"/>
-      <w:r>
-        <w:rPr>
-          <w:rFonts w:ascii="Times New Roman" w:eastAsia="Times New Roman" w:hAnsi="Times New Roman" w:cs="Times New Roman"/>
-          <w:lang w:val="en-US"/>
-        </w:rPr>
-        <w:t>#!/</w:t>
-      </w:r>
-      <w:proofErr w:type="gramEnd"/>
-      <w:r>
-        <w:rPr>
-          <w:rFonts w:ascii="Times New Roman" w:eastAsia="Times New Roman" w:hAnsi="Times New Roman" w:cs="Times New Roman"/>
-          <w:lang w:val="en-US"/>
-        </w:rPr>
-        <w:t>usr/bin/env python3</w:t>
-      </w:r>
-    </w:p>
-    <w:p>
-      <w:pPr>
-        <w:pStyle w:val="a8"/>
-        <w:spacing w:after="0" w:line="360" w:lineRule="auto"/>
-        <w:ind w:left="709"/>
-        <w:jc w:val="both"/>
-        <w:rPr>
-          <w:rFonts w:ascii="Times New Roman" w:eastAsia="Times New Roman" w:hAnsi="Times New Roman" w:cs="Times New Roman"/>
-        </w:rPr>
-      </w:pPr>
-      <w:r>
-        <w:rPr>
-          <w:rFonts w:ascii="Times New Roman" w:eastAsia="Times New Roman" w:hAnsi="Times New Roman" w:cs="Times New Roman"/>
-          <w:lang w:val="en-US"/>
-        </w:rPr>
-        <w:t># -*- coding: utf-8 -*-</w:t>
-      </w:r>
-    </w:p>
-    <w:p>
-      <w:pPr>
-        <w:pStyle w:val="a8"/>
-        <w:spacing w:after="0" w:line="360" w:lineRule="auto"/>
-        <w:ind w:left="709"/>
-        <w:jc w:val="both"/>
-        <w:rPr>
-          <w:rFonts w:ascii="Times New Roman" w:eastAsia="Times New Roman" w:hAnsi="Times New Roman" w:cs="Times New Roman"/>
-        </w:rPr>
-      </w:pPr>
-      <w:r>
-        <w:rPr>
-          <w:rFonts w:ascii="Times New Roman" w:eastAsia="Times New Roman" w:hAnsi="Times New Roman" w:cs="Times New Roman"/>
-          <w:lang w:val="en-US"/>
-        </w:rPr>
-        <w:t>import math</w:t>
-      </w:r>
-    </w:p>
-    <w:p>
-      <w:pPr>
-        <w:pStyle w:val="a8"/>
-        <w:spacing w:after="0" w:line="360" w:lineRule="auto"/>
-        <w:ind w:left="709"/>
-        <w:jc w:val="both"/>
-        <w:rPr>
-          <w:rFonts w:ascii="Times New Roman" w:eastAsia="Times New Roman" w:hAnsi="Times New Roman" w:cs="Times New Roman"/>
-        </w:rPr>
-      </w:pPr>
-      <w:r>
-        <w:rPr>
-          <w:rFonts w:ascii="Times New Roman" w:eastAsia="Times New Roman" w:hAnsi="Times New Roman" w:cs="Times New Roman"/>
-          <w:lang w:val="en-US"/>
-        </w:rPr>
-        <w:t>if __name__ == "__main__":</w:t>
-      </w:r>
-    </w:p>
-    <w:p>
-      <w:pPr>
-        <w:pStyle w:val="a8"/>
-        <w:spacing w:after="0" w:line="360" w:lineRule="auto"/>
-        <w:ind w:left="709"/>
-        <w:jc w:val="both"/>
-        <w:rPr>
-          <w:rFonts w:ascii="Times New Roman" w:eastAsia="Times New Roman" w:hAnsi="Times New Roman" w:cs="Times New Roman"/>
-          <w:lang w:val="en-US"/>
-        </w:rPr>
-      </w:pPr>
-      <w:r>
-        <w:rPr>
-          <w:rFonts w:ascii="Times New Roman" w:eastAsia="Times New Roman" w:hAnsi="Times New Roman" w:cs="Times New Roman"/>
-          <w:lang w:val="en-US"/>
-        </w:rPr>
-        <w:t xml:space="preserve">    n = </w:t>
-      </w:r>
-      <w:proofErr w:type="gramStart"/>
-      <w:r>
-        <w:rPr>
-          <w:rFonts w:ascii="Times New Roman" w:eastAsia="Times New Roman" w:hAnsi="Times New Roman" w:cs="Times New Roman"/>
-          <w:lang w:val="en-US"/>
-        </w:rPr>
-        <w:t>int(</w:t>
-      </w:r>
-      <w:proofErr w:type="gramEnd"/>
-      <w:r>
-        <w:rPr>
-          <w:rFonts w:ascii="Times New Roman" w:eastAsia="Times New Roman" w:hAnsi="Times New Roman" w:cs="Times New Roman"/>
-          <w:lang w:val="en-US"/>
-        </w:rPr>
-        <w:t>input("Value of n? "))</w:t>
-      </w:r>
-    </w:p>
-    <w:p>
-      <w:pPr>
-        <w:pStyle w:val="a8"/>
-        <w:spacing w:after="0" w:line="360" w:lineRule="auto"/>
-        <w:ind w:left="709"/>
-        <w:jc w:val="both"/>
-        <w:rPr>
-          <w:rFonts w:ascii="Times New Roman" w:eastAsia="Times New Roman" w:hAnsi="Times New Roman" w:cs="Times New Roman"/>
-        </w:rPr>
-      </w:pPr>
-      <w:r>
-        <w:rPr>
-          <w:rFonts w:ascii="Times New Roman" w:eastAsia="Times New Roman" w:hAnsi="Times New Roman" w:cs="Times New Roman"/>
-          <w:lang w:val="en-US"/>
-        </w:rPr>
-        <w:t xml:space="preserve">    divisors = []</w:t>
-      </w:r>
-    </w:p>
-    <w:p>
-      <w:pPr>
-        <w:pStyle w:val="a8"/>
-        <w:spacing w:after="0" w:line="360" w:lineRule="auto"/>
-        <w:ind w:left="709"/>
-        <w:jc w:val="both"/>
-        <w:rPr>
-          <w:rFonts w:ascii="Times New Roman" w:eastAsia="Times New Roman" w:hAnsi="Times New Roman" w:cs="Times New Roman"/>
-          <w:lang w:val="en-US"/>
-        </w:rPr>
-      </w:pPr>
-      <w:r>
-        <w:rPr>
-          <w:rFonts w:ascii="Times New Roman" w:eastAsia="Times New Roman" w:hAnsi="Times New Roman" w:cs="Times New Roman"/>
-          <w:lang w:val="en-US"/>
-        </w:rPr>
-        <w:t xml:space="preserve">    for </w:t>
-      </w:r>
-      <w:proofErr w:type="spellStart"/>
-      <w:r>
-        <w:rPr>
-          <w:rFonts w:ascii="Times New Roman" w:eastAsia="Times New Roman" w:hAnsi="Times New Roman" w:cs="Times New Roman"/>
-          <w:lang w:val="en-US"/>
-        </w:rPr>
-        <w:t>i</w:t>
-      </w:r>
-      <w:proofErr w:type="spellEnd"/>
-      <w:r>
-        <w:rPr>
-          <w:rFonts w:ascii="Times New Roman" w:eastAsia="Times New Roman" w:hAnsi="Times New Roman" w:cs="Times New Roman"/>
-          <w:lang w:val="en-US"/>
-        </w:rPr>
-        <w:t xml:space="preserve"> in </w:t>
-      </w:r>
-      <w:proofErr w:type="gramStart"/>
-      <w:r>
-        <w:rPr>
-          <w:rFonts w:ascii="Times New Roman" w:eastAsia="Times New Roman" w:hAnsi="Times New Roman" w:cs="Times New Roman"/>
-          <w:lang w:val="en-US"/>
-        </w:rPr>
-        <w:t>range(</w:t>
-      </w:r>
-      <w:proofErr w:type="gramEnd"/>
-      <w:r>
-        <w:rPr>
-          <w:rFonts w:ascii="Times New Roman" w:eastAsia="Times New Roman" w:hAnsi="Times New Roman" w:cs="Times New Roman"/>
-          <w:lang w:val="en-US"/>
-        </w:rPr>
-        <w:t>1, int(</w:t>
-      </w:r>
-      <w:proofErr w:type="spellStart"/>
-      <w:r>
-        <w:rPr>
-          <w:rFonts w:ascii="Times New Roman" w:eastAsia="Times New Roman" w:hAnsi="Times New Roman" w:cs="Times New Roman"/>
-          <w:lang w:val="en-US"/>
-        </w:rPr>
-        <w:t>math.sqrt</w:t>
-      </w:r>
-      <w:proofErr w:type="spellEnd"/>
-      <w:r>
-        <w:rPr>
-          <w:rFonts w:ascii="Times New Roman" w:eastAsia="Times New Roman" w:hAnsi="Times New Roman" w:cs="Times New Roman"/>
-          <w:lang w:val="en-US"/>
-        </w:rPr>
-        <w:t>(n) + 1)):</w:t>
-      </w:r>
-    </w:p>
-    <w:p>
-      <w:pPr>
-        <w:pStyle w:val="a8"/>
-        <w:spacing w:after="0" w:line="360" w:lineRule="auto"/>
-        <w:ind w:left="709"/>
-        <w:jc w:val="both"/>
-        <w:rPr>
-          <w:rFonts w:ascii="Times New Roman" w:eastAsia="Times New Roman" w:hAnsi="Times New Roman" w:cs="Times New Roman"/>
-          <w:lang w:val="en-US"/>
-        </w:rPr>
-      </w:pPr>
-      <w:r>
-        <w:rPr>
-          <w:rFonts w:ascii="Times New Roman" w:eastAsia="Times New Roman" w:hAnsi="Times New Roman" w:cs="Times New Roman"/>
-          <w:lang w:val="en-US"/>
-        </w:rPr>
-        <w:t xml:space="preserve">        if n % </w:t>
-      </w:r>
-      <w:proofErr w:type="spellStart"/>
-      <w:r>
-        <w:rPr>
-          <w:rFonts w:ascii="Times New Roman" w:eastAsia="Times New Roman" w:hAnsi="Times New Roman" w:cs="Times New Roman"/>
-          <w:lang w:val="en-US"/>
-        </w:rPr>
-        <w:t>i</w:t>
-      </w:r>
-      <w:proofErr w:type="spellEnd"/>
-      <w:r>
-        <w:rPr>
-          <w:rFonts w:ascii="Times New Roman" w:eastAsia="Times New Roman" w:hAnsi="Times New Roman" w:cs="Times New Roman"/>
-          <w:lang w:val="en-US"/>
-        </w:rPr>
-        <w:t xml:space="preserve"> == 0:</w:t>
-      </w:r>
-    </w:p>
-    <w:p>
-      <w:pPr>
-        <w:pStyle w:val="a8"/>
-        <w:spacing w:after="0" w:line="360" w:lineRule="auto"/>
-        <w:ind w:left="709"/>
-        <w:jc w:val="both"/>
-        <w:rPr>
-          <w:rFonts w:ascii="Times New Roman" w:eastAsia="Times New Roman" w:hAnsi="Times New Roman" w:cs="Times New Roman"/>
-          <w:lang w:val="en-US"/>
-        </w:rPr>
-      </w:pPr>
-      <w:r>
-        <w:rPr>
-          <w:rFonts w:ascii="Times New Roman" w:eastAsia="Times New Roman" w:hAnsi="Times New Roman" w:cs="Times New Roman"/>
-          <w:lang w:val="en-US"/>
-        </w:rPr>
-        <w:t xml:space="preserve">            </w:t>
-      </w:r>
-      <w:proofErr w:type="spellStart"/>
-      <w:proofErr w:type="gramStart"/>
-      <w:r>
-        <w:rPr>
-          <w:rFonts w:ascii="Times New Roman" w:eastAsia="Times New Roman" w:hAnsi="Times New Roman" w:cs="Times New Roman"/>
-          <w:lang w:val="en-US"/>
-        </w:rPr>
-        <w:t>divisors.append</w:t>
-      </w:r>
-      <w:proofErr w:type="spellEnd"/>
-      <w:proofErr w:type="gramEnd"/>
-      <w:r>
-        <w:rPr>
-          <w:rFonts w:ascii="Times New Roman" w:eastAsia="Times New Roman" w:hAnsi="Times New Roman" w:cs="Times New Roman"/>
-          <w:lang w:val="en-US"/>
-        </w:rPr>
-        <w:t>(n//</w:t>
-      </w:r>
-      <w:proofErr w:type="spellStart"/>
-      <w:r>
-        <w:rPr>
-          <w:rFonts w:ascii="Times New Roman" w:eastAsia="Times New Roman" w:hAnsi="Times New Roman" w:cs="Times New Roman"/>
-          <w:lang w:val="en-US"/>
-        </w:rPr>
-        <w:t>i</w:t>
-      </w:r>
-      <w:proofErr w:type="spellEnd"/>
-      <w:r>
-        <w:rPr>
-          <w:rFonts w:ascii="Times New Roman" w:eastAsia="Times New Roman" w:hAnsi="Times New Roman" w:cs="Times New Roman"/>
-          <w:lang w:val="en-US"/>
-        </w:rPr>
-        <w:t>)</w:t>
-      </w:r>
-    </w:p>
-    <w:p>
-      <w:pPr>
-        <w:pStyle w:val="a8"/>
-        <w:spacing w:after="0" w:line="360" w:lineRule="auto"/>
-        <w:ind w:left="709"/>
-        <w:jc w:val="both"/>
-        <w:rPr>
-          <w:rFonts w:ascii="Times New Roman" w:eastAsia="Times New Roman" w:hAnsi="Times New Roman" w:cs="Times New Roman"/>
-        </w:rPr>
-      </w:pPr>
-      <w:r>
-        <w:rPr>
-          <w:rFonts w:ascii="Times New Roman" w:eastAsia="Times New Roman" w:hAnsi="Times New Roman" w:cs="Times New Roman"/>
-          <w:lang w:val="en-US"/>
-        </w:rPr>
-        <w:lastRenderedPageBreak/>
-        <w:t xml:space="preserve">            </w:t>
-      </w:r>
-      <w:proofErr w:type="spellStart"/>
-      <w:proofErr w:type="gramStart"/>
-      <w:r>
-        <w:rPr>
-          <w:rFonts w:ascii="Times New Roman" w:eastAsia="Times New Roman" w:hAnsi="Times New Roman" w:cs="Times New Roman"/>
-          <w:lang w:val="en-US"/>
-        </w:rPr>
-        <w:t>divisors.append</w:t>
-      </w:r>
-      <w:proofErr w:type="spellEnd"/>
-      <w:proofErr w:type="gramEnd"/>
-      <w:r>
-        <w:rPr>
-          <w:rFonts w:ascii="Times New Roman" w:eastAsia="Times New Roman" w:hAnsi="Times New Roman" w:cs="Times New Roman"/>
-          <w:lang w:val="en-US"/>
-        </w:rPr>
-        <w:t>(</w:t>
-      </w:r>
-      <w:proofErr w:type="spellStart"/>
-      <w:r>
-        <w:rPr>
-          <w:rFonts w:ascii="Times New Roman" w:eastAsia="Times New Roman" w:hAnsi="Times New Roman" w:cs="Times New Roman"/>
-          <w:lang w:val="en-US"/>
-        </w:rPr>
-        <w:t>i</w:t>
-      </w:r>
-      <w:proofErr w:type="spellEnd"/>
-      <w:r>
-        <w:rPr>
-          <w:rFonts w:ascii="Times New Roman" w:eastAsia="Times New Roman" w:hAnsi="Times New Roman" w:cs="Times New Roman"/>
-          <w:lang w:val="en-US"/>
-        </w:rPr>
-        <w:t>)</w:t>
-      </w:r>
-    </w:p>
-    <w:p>
-      <w:pPr>
-        <w:pStyle w:val="a8"/>
-        <w:spacing w:after="0" w:line="360" w:lineRule="auto"/>
-        <w:ind w:left="709"/>
-        <w:jc w:val="both"/>
-        <w:rPr>
-          <w:rFonts w:ascii="Times New Roman" w:eastAsia="Times New Roman" w:hAnsi="Times New Roman" w:cs="Times New Roman"/>
-        </w:rPr>
-      </w:pPr>
-      <w:r>
-        <w:rPr>
-          <w:rFonts w:ascii="Times New Roman" w:eastAsia="Times New Roman" w:hAnsi="Times New Roman" w:cs="Times New Roman"/>
-        </w:rPr>
-        <w:t xml:space="preserve">    </w:t>
-      </w:r>
-      <w:proofErr w:type="gramStart"/>
-      <w:r>
-        <w:rPr>
-          <w:rFonts w:ascii="Times New Roman" w:eastAsia="Times New Roman" w:hAnsi="Times New Roman" w:cs="Times New Roman"/>
-          <w:lang w:val="en-US"/>
-        </w:rPr>
-        <w:t>print</w:t>
-      </w:r>
-      <w:r>
-        <w:rPr>
-          <w:rFonts w:ascii="Times New Roman" w:eastAsia="Times New Roman" w:hAnsi="Times New Roman" w:cs="Times New Roman"/>
-        </w:rPr>
-        <w:t>(</w:t>
-      </w:r>
-      <w:proofErr w:type="gramEnd"/>
       <w:r>
         <w:rPr>
           <w:rFonts w:ascii="Times New Roman" w:eastAsia="Times New Roman" w:hAnsi="Times New Roman" w:cs="Times New Roman"/>
@@ -5693,15 +4742,14 @@
       <w:r>
         <w:rPr>
           <w:rFonts w:ascii="Times New Roman" w:eastAsia="Times New Roman" w:hAnsi="Times New Roman" w:cs="Times New Roman"/>
-          <w:noProof/>
           <w:sz w:val="28"/>
           <w:szCs w:val="28"/>
         </w:rPr>
         <w:drawing>
-          <wp:inline distT="0" distB="0" distL="0" distR="0" wp14:anchorId="54BC7EAC" wp14:editId="2E213697">
-            <wp:extent cx="6617748" cy="2280212"/>
-            <wp:effectExtent l="0" t="0" r="0" b="6350"/>
-            <wp:docPr id="19" name="Рисунок 19"/>
+          <wp:inline distT="0" distB="0" distL="0" distR="0" wp14:anchorId="4A992077" wp14:editId="0069CE5E">
+            <wp:extent cx="5731510" cy="2193925"/>
+            <wp:effectExtent l="0" t="0" r="2540" b="0"/>
+            <wp:docPr id="6" name="Рисунок 6"/>
             <wp:cNvGraphicFramePr>
               <a:graphicFrameLocks xmlns:a="http://schemas.openxmlformats.org/drawingml/2006/main" noChangeAspect="1"/>
             </wp:cNvGraphicFramePr>
@@ -5721,7 +4769,7 @@
                   <pic:spPr>
                     <a:xfrm>
                       <a:off x="0" y="0"/>
-                      <a:ext cx="6663595" cy="2296009"/>
+                      <a:ext cx="5731510" cy="2193925"/>
                     </a:xfrm>
                     <a:prstGeom prst="rect">
                       <a:avLst/>
@@ -5752,6 +4800,7 @@
           <w:sz w:val="28"/>
           <w:szCs w:val="28"/>
         </w:rPr>
+        <w:lastRenderedPageBreak/>
         <w:t xml:space="preserve">Рис. 9 — </w:t>
       </w:r>
       <w:r>
@@ -5807,7 +4856,6 @@
           <w:sz w:val="28"/>
           <w:szCs w:val="28"/>
         </w:rPr>
-        <w:lastRenderedPageBreak/>
         <w:drawing>
           <wp:inline distT="0" distB="0" distL="0" distR="0" wp14:anchorId="38067ADB" wp14:editId="528A72C1">
             <wp:extent cx="5042953" cy="3686537"/>
@@ -5881,15 +4929,14 @@
       <w:r>
         <w:rPr>
           <w:rFonts w:ascii="Times New Roman" w:eastAsia="Times New Roman" w:hAnsi="Times New Roman" w:cs="Times New Roman"/>
-          <w:noProof/>
           <w:sz w:val="28"/>
           <w:szCs w:val="28"/>
         </w:rPr>
         <w:drawing>
-          <wp:inline distT="0" distB="0" distL="0" distR="0" wp14:anchorId="6DE60723" wp14:editId="0A285E24">
-            <wp:extent cx="5731510" cy="2639028"/>
-            <wp:effectExtent l="0" t="0" r="2540" b="9525"/>
-            <wp:docPr id="20" name="Рисунок 20"/>
+          <wp:inline distT="0" distB="0" distL="0" distR="0" wp14:anchorId="1BB3866C" wp14:editId="138C3980">
+            <wp:extent cx="5731510" cy="2241550"/>
+            <wp:effectExtent l="0" t="0" r="2540" b="6350"/>
+            <wp:docPr id="7" name="Рисунок 7"/>
             <wp:cNvGraphicFramePr>
               <a:graphicFrameLocks xmlns:a="http://schemas.openxmlformats.org/drawingml/2006/main" noChangeAspect="1"/>
             </wp:cNvGraphicFramePr>
@@ -5909,7 +4956,7 @@
                   <pic:spPr>
                     <a:xfrm>
                       <a:off x="0" y="0"/>
-                      <a:ext cx="5745356" cy="2645403"/>
+                      <a:ext cx="5731510" cy="2241550"/>
                     </a:xfrm>
                     <a:prstGeom prst="rect">
                       <a:avLst/>
@@ -6061,15 +5108,14 @@
       <w:r>
         <w:rPr>
           <w:rFonts w:ascii="Times New Roman" w:eastAsia="Times New Roman" w:hAnsi="Times New Roman" w:cs="Times New Roman"/>
-          <w:noProof/>
           <w:sz w:val="28"/>
           <w:szCs w:val="28"/>
         </w:rPr>
         <w:drawing>
-          <wp:inline distT="0" distB="0" distL="0" distR="0" wp14:anchorId="486B11C9" wp14:editId="15E8C6CB">
-            <wp:extent cx="4570775" cy="4242122"/>
-            <wp:effectExtent l="0" t="0" r="1270" b="6350"/>
-            <wp:docPr id="21" name="Рисунок 21"/>
+          <wp:inline distT="0" distB="0" distL="0" distR="0" wp14:anchorId="6B26911B" wp14:editId="3567E68D">
+            <wp:extent cx="4311650" cy="3927585"/>
+            <wp:effectExtent l="0" t="0" r="0" b="0"/>
+            <wp:docPr id="8" name="Рисунок 8"/>
             <wp:cNvGraphicFramePr>
               <a:graphicFrameLocks xmlns:a="http://schemas.openxmlformats.org/drawingml/2006/main" noChangeAspect="1"/>
             </wp:cNvGraphicFramePr>
@@ -6089,7 +5135,7 @@
                   <pic:spPr>
                     <a:xfrm>
                       <a:off x="0" y="0"/>
-                      <a:ext cx="4596095" cy="4265622"/>
+                      <a:ext cx="4312978" cy="3928795"/>
                     </a:xfrm>
                     <a:prstGeom prst="rect">
                       <a:avLst/>
@@ -7025,16 +6071,7 @@
                       <w:szCs w:val="28"/>
                       <w:lang w:val="en-US"/>
                     </w:rPr>
-                    <m:t>n</m:t>
-                  </m:r>
-                  <m:r>
-                    <w:rPr>
-                      <w:rFonts w:ascii="Cambria Math" w:eastAsia="Times New Roman" w:hAnsi="Cambria Math" w:cs="Times New Roman"/>
-                      <w:sz w:val="28"/>
-                      <w:szCs w:val="28"/>
-                      <w:lang w:val="en-US"/>
-                    </w:rPr>
-                    <m:t>+1</m:t>
+                    <m:t>n+1</m:t>
                   </m:r>
                 </m:sup>
               </m:sSup>
@@ -7069,16 +6106,7 @@
                       <w:szCs w:val="28"/>
                       <w:lang w:val="en-US"/>
                     </w:rPr>
-                    <m:t>2n</m:t>
-                  </m:r>
-                  <m:r>
-                    <w:rPr>
-                      <w:rFonts w:ascii="Cambria Math" w:eastAsia="Times New Roman" w:hAnsi="Cambria Math" w:cs="Times New Roman"/>
-                      <w:sz w:val="28"/>
-                      <w:szCs w:val="28"/>
-                      <w:lang w:val="en-US"/>
-                    </w:rPr>
-                    <m:t>+2</m:t>
+                    <m:t>2n+2</m:t>
                   </m:r>
                 </m:sup>
               </m:sSup>
@@ -7104,16 +6132,7 @@
                       <w:szCs w:val="28"/>
                       <w:lang w:val="en-US"/>
                     </w:rPr>
-                    <m:t>2n</m:t>
-                  </m:r>
-                  <m:r>
-                    <w:rPr>
-                      <w:rFonts w:ascii="Cambria Math" w:eastAsia="Times New Roman" w:hAnsi="Cambria Math" w:cs="Times New Roman"/>
-                      <w:sz w:val="28"/>
-                      <w:szCs w:val="28"/>
-                      <w:lang w:val="en-US"/>
-                    </w:rPr>
-                    <m:t>+2</m:t>
+                    <m:t>2n+2</m:t>
                   </m:r>
                 </m:e>
               </m:d>
@@ -7137,16 +6156,7 @@
                       <w:szCs w:val="28"/>
                       <w:lang w:val="en-US"/>
                     </w:rPr>
-                    <m:t>2n</m:t>
-                  </m:r>
-                  <m:r>
-                    <w:rPr>
-                      <w:rFonts w:ascii="Cambria Math" w:eastAsia="Times New Roman" w:hAnsi="Cambria Math" w:cs="Times New Roman"/>
-                      <w:sz w:val="28"/>
-                      <w:szCs w:val="28"/>
-                      <w:lang w:val="en-US"/>
-                    </w:rPr>
-                    <m:t>+2</m:t>
+                    <m:t>2n+2</m:t>
                   </m:r>
                 </m:e>
               </m:d>
@@ -7325,16 +6335,7 @@
                       <w:szCs w:val="28"/>
                       <w:lang w:val="en-US"/>
                     </w:rPr>
-                    <m:t>2n+</m:t>
-                  </m:r>
-                  <m:r>
-                    <w:rPr>
-                      <w:rFonts w:ascii="Cambria Math" w:eastAsia="Times New Roman" w:hAnsi="Cambria Math" w:cs="Times New Roman"/>
-                      <w:sz w:val="28"/>
-                      <w:szCs w:val="28"/>
-                      <w:lang w:val="en-US"/>
-                    </w:rPr>
-                    <m:t>1</m:t>
+                    <m:t>2n+1</m:t>
                   </m:r>
                 </m:e>
               </m:d>
@@ -7345,16 +6346,7 @@
                   <w:szCs w:val="28"/>
                   <w:lang w:val="en-US"/>
                 </w:rPr>
-                <m:t>2n</m:t>
-              </m:r>
-              <m:r>
-                <w:rPr>
-                  <w:rFonts w:ascii="Cambria Math" w:eastAsia="Times New Roman" w:hAnsi="Cambria Math" w:cs="Times New Roman"/>
-                  <w:sz w:val="28"/>
-                  <w:szCs w:val="28"/>
-                  <w:lang w:val="en-US"/>
-                </w:rPr>
-                <m:t>!</m:t>
+                <m:t>2n!</m:t>
               </m:r>
             </m:den>
           </m:f>
@@ -8118,25 +7110,7 @@
                           <w:szCs w:val="28"/>
                           <w:lang w:val="en-US"/>
                         </w:rPr>
-                        <m:t>2</m:t>
-                      </m:r>
-                      <m:r>
-                        <w:rPr>
-                          <w:rFonts w:ascii="Cambria Math" w:eastAsia="Times New Roman" w:hAnsi="Cambria Math" w:cs="Times New Roman"/>
-                          <w:sz w:val="28"/>
-                          <w:szCs w:val="28"/>
-                          <w:lang w:val="en-US"/>
-                        </w:rPr>
-                        <m:t>n+</m:t>
-                      </m:r>
-                      <m:r>
-                        <w:rPr>
-                          <w:rFonts w:ascii="Cambria Math" w:eastAsia="Times New Roman" w:hAnsi="Cambria Math" w:cs="Times New Roman"/>
-                          <w:sz w:val="28"/>
-                          <w:szCs w:val="28"/>
-                          <w:lang w:val="en-US"/>
-                        </w:rPr>
-                        <m:t>2</m:t>
+                        <m:t>2n+2</m:t>
                       </m:r>
                     </m:e>
                   </m:d>
@@ -8186,16 +7160,7 @@
               <w:szCs w:val="28"/>
               <w:lang w:val="en-US"/>
             </w:rPr>
-            <m:t xml:space="preserve"> </m:t>
-          </m:r>
-          <m:r>
-            <w:rPr>
-              <w:rFonts w:ascii="Cambria Math" w:eastAsia="Times New Roman" w:hAnsi="Cambria Math" w:cs="Times New Roman"/>
-              <w:sz w:val="28"/>
-              <w:szCs w:val="28"/>
-              <w:lang w:val="en-US"/>
-            </w:rPr>
-            <m:t xml:space="preserve">∙ </m:t>
+            <m:t xml:space="preserve"> ∙ </m:t>
           </m:r>
           <m:sSub>
             <m:sSubPr>
@@ -8425,16 +7390,7 @@
                   <w:szCs w:val="28"/>
                   <w:lang w:val="en-US"/>
                 </w:rPr>
-                <m:t>-</m:t>
-              </m:r>
-              <m:r>
-                <w:rPr>
-                  <w:rFonts w:ascii="Cambria Math" w:eastAsia="Times New Roman" w:hAnsi="Cambria Math" w:cs="Times New Roman"/>
-                  <w:sz w:val="28"/>
-                  <w:szCs w:val="28"/>
-                  <w:lang w:val="en-US"/>
-                </w:rPr>
-                <m:t>(</m:t>
+                <m:t>-(</m:t>
               </m:r>
               <m:sSup>
                 <m:sSupPr>
@@ -8560,30 +7516,22 @@
           <w:lang w:val="en-US"/>
         </w:rPr>
       </w:pPr>
-      <w:proofErr w:type="gramStart"/>
-      <w:r>
-        <w:rPr>
-          <w:rFonts w:ascii="Times New Roman" w:eastAsia="Times New Roman" w:hAnsi="Times New Roman" w:cs="Times New Roman"/>
-          <w:lang w:val="en-US"/>
-        </w:rPr>
-        <w:t>#!/</w:t>
-      </w:r>
-      <w:proofErr w:type="gramEnd"/>
-      <w:r>
-        <w:rPr>
-          <w:rFonts w:ascii="Times New Roman" w:eastAsia="Times New Roman" w:hAnsi="Times New Roman" w:cs="Times New Roman"/>
-          <w:lang w:val="en-US"/>
-        </w:rPr>
-        <w:t>usr/bin/env python3</w:t>
-      </w:r>
-    </w:p>
-    <w:p>
-      <w:pPr>
-        <w:spacing w:after="0" w:line="360" w:lineRule="auto"/>
-        <w:ind w:left="709"/>
-        <w:jc w:val="both"/>
-        <w:rPr>
-          <w:rFonts w:ascii="Times New Roman" w:eastAsia="Times New Roman" w:hAnsi="Times New Roman" w:cs="Times New Roman"/>
+      <w:r>
+        <w:rPr>
+          <w:rFonts w:ascii="Times New Roman" w:eastAsia="Times New Roman" w:hAnsi="Times New Roman" w:cs="Times New Roman"/>
+          <w:lang w:val="en-US"/>
+        </w:rPr>
+        <w:t>#!/usr/bin/env python3</w:t>
+      </w:r>
+    </w:p>
+    <w:p>
+      <w:pPr>
+        <w:spacing w:after="0" w:line="360" w:lineRule="auto"/>
+        <w:ind w:left="709"/>
+        <w:jc w:val="both"/>
+        <w:rPr>
+          <w:rFonts w:ascii="Times New Roman" w:eastAsia="Times New Roman" w:hAnsi="Times New Roman" w:cs="Times New Roman"/>
+          <w:lang w:val="en-US"/>
         </w:rPr>
       </w:pPr>
       <w:r>
@@ -8626,39 +7574,7 @@
           <w:rFonts w:ascii="Times New Roman" w:eastAsia="Times New Roman" w:hAnsi="Times New Roman" w:cs="Times New Roman"/>
           <w:lang w:val="en-US"/>
         </w:rPr>
-        <w:t xml:space="preserve">    x = </w:t>
-      </w:r>
-      <w:proofErr w:type="gramStart"/>
-      <w:r>
-        <w:rPr>
-          <w:rFonts w:ascii="Times New Roman" w:eastAsia="Times New Roman" w:hAnsi="Times New Roman" w:cs="Times New Roman"/>
-          <w:lang w:val="en-US"/>
-        </w:rPr>
-        <w:t>float(</w:t>
-      </w:r>
-      <w:proofErr w:type="gramEnd"/>
-      <w:r>
-        <w:rPr>
-          <w:rFonts w:ascii="Times New Roman" w:eastAsia="Times New Roman" w:hAnsi="Times New Roman" w:cs="Times New Roman"/>
-          <w:lang w:val="en-US"/>
-        </w:rPr>
-        <w:t>input("</w:t>
-      </w:r>
-      <w:proofErr w:type="spellStart"/>
-      <w:r>
-        <w:rPr>
-          <w:rFonts w:ascii="Times New Roman" w:eastAsia="Times New Roman" w:hAnsi="Times New Roman" w:cs="Times New Roman"/>
-          <w:lang w:val="en-US"/>
-        </w:rPr>
-        <w:t>Введите</w:t>
-      </w:r>
-      <w:proofErr w:type="spellEnd"/>
-      <w:r>
-        <w:rPr>
-          <w:rFonts w:ascii="Times New Roman" w:eastAsia="Times New Roman" w:hAnsi="Times New Roman" w:cs="Times New Roman"/>
-          <w:lang w:val="en-US"/>
-        </w:rPr>
-        <w:t xml:space="preserve"> x: "))</w:t>
+        <w:t xml:space="preserve">    x = float(input("Введите x: "))</w:t>
       </w:r>
     </w:p>
     <w:p>
@@ -8686,6 +7602,7 @@
         <w:jc w:val="both"/>
         <w:rPr>
           <w:rFonts w:ascii="Times New Roman" w:eastAsia="Times New Roman" w:hAnsi="Times New Roman" w:cs="Times New Roman"/>
+          <w:lang w:val="en-US"/>
         </w:rPr>
       </w:pPr>
       <w:r>
@@ -8711,23 +7628,7 @@
           <w:rFonts w:ascii="Times New Roman" w:eastAsia="Times New Roman" w:hAnsi="Times New Roman" w:cs="Times New Roman"/>
           <w:lang w:val="en-US"/>
         </w:rPr>
-        <w:t xml:space="preserve">    </w:t>
-      </w:r>
-      <w:proofErr w:type="spellStart"/>
-      <w:r>
-        <w:rPr>
-          <w:rFonts w:ascii="Times New Roman" w:eastAsia="Times New Roman" w:hAnsi="Times New Roman" w:cs="Times New Roman"/>
-          <w:lang w:val="en-US"/>
-        </w:rPr>
-        <w:t>result_f</w:t>
-      </w:r>
-      <w:proofErr w:type="spellEnd"/>
-      <w:r>
-        <w:rPr>
-          <w:rFonts w:ascii="Times New Roman" w:eastAsia="Times New Roman" w:hAnsi="Times New Roman" w:cs="Times New Roman"/>
-          <w:lang w:val="en-US"/>
-        </w:rPr>
-        <w:t xml:space="preserve"> = gamma + math.log(x)</w:t>
+        <w:t xml:space="preserve">    result_f = gamma + math.log(x)</w:t>
       </w:r>
     </w:p>
     <w:p>
@@ -8818,23 +7719,7 @@
           <w:rFonts w:ascii="Times New Roman" w:eastAsia="Times New Roman" w:hAnsi="Times New Roman" w:cs="Times New Roman"/>
           <w:lang w:val="en-US"/>
         </w:rPr>
-        <w:t xml:space="preserve">        a *= ((-x**</w:t>
-      </w:r>
-      <w:proofErr w:type="gramStart"/>
-      <w:r>
-        <w:rPr>
-          <w:rFonts w:ascii="Times New Roman" w:eastAsia="Times New Roman" w:hAnsi="Times New Roman" w:cs="Times New Roman"/>
-          <w:lang w:val="en-US"/>
-        </w:rPr>
-        <w:t>2)*</w:t>
-      </w:r>
-      <w:proofErr w:type="gramEnd"/>
-      <w:r>
-        <w:rPr>
-          <w:rFonts w:ascii="Times New Roman" w:eastAsia="Times New Roman" w:hAnsi="Times New Roman" w:cs="Times New Roman"/>
-          <w:lang w:val="en-US"/>
-        </w:rPr>
-        <w:t>(2*n))/((2*n+2)*(2*n+2)*(2*n+1))</w:t>
+        <w:t xml:space="preserve">        a *= ((-x**2)*(2*n))/((2*n+2)*(2*n+2)*(2*n+1))</w:t>
       </w:r>
     </w:p>
     <w:p>
@@ -8890,43 +7775,12 @@
           <w:rFonts w:ascii="Times New Roman" w:eastAsia="Times New Roman" w:hAnsi="Times New Roman" w:cs="Times New Roman"/>
           <w:lang w:val="en-US"/>
         </w:rPr>
-        <w:t xml:space="preserve">    print(</w:t>
-      </w:r>
-      <w:proofErr w:type="spellStart"/>
-      <w:r>
-        <w:rPr>
-          <w:rFonts w:ascii="Times New Roman" w:eastAsia="Times New Roman" w:hAnsi="Times New Roman" w:cs="Times New Roman"/>
-          <w:lang w:val="en-US"/>
-        </w:rPr>
-        <w:t>f"Ci</w:t>
-      </w:r>
-      <w:proofErr w:type="spellEnd"/>
-      <w:r>
-        <w:rPr>
-          <w:rFonts w:ascii="Times New Roman" w:eastAsia="Times New Roman" w:hAnsi="Times New Roman" w:cs="Times New Roman"/>
-          <w:lang w:val="en-US"/>
-        </w:rPr>
-        <w:t>({x}) = {</w:t>
-      </w:r>
-      <w:proofErr w:type="spellStart"/>
-      <w:r>
-        <w:rPr>
-          <w:rFonts w:ascii="Times New Roman" w:eastAsia="Times New Roman" w:hAnsi="Times New Roman" w:cs="Times New Roman"/>
-          <w:lang w:val="en-US"/>
-        </w:rPr>
-        <w:t>result_f</w:t>
-      </w:r>
-      <w:proofErr w:type="spellEnd"/>
-      <w:r>
-        <w:rPr>
-          <w:rFonts w:ascii="Times New Roman" w:eastAsia="Times New Roman" w:hAnsi="Times New Roman" w:cs="Times New Roman"/>
-          <w:lang w:val="en-US"/>
-        </w:rPr>
-        <w:t xml:space="preserve"> + result}")</w:t>
-      </w:r>
-      <w:r>
-        <w:rPr>
-          <w:rFonts w:ascii="Times New Roman" w:eastAsia="Times New Roman" w:hAnsi="Times New Roman" w:cs="Times New Roman"/>
+        <w:t xml:space="preserve">    print(f"Ci({x}) = {result_f + result}")</w:t>
+      </w:r>
+      <w:r>
+        <w:rPr>
+          <w:rFonts w:ascii="Times New Roman" w:eastAsia="Times New Roman" w:hAnsi="Times New Roman" w:cs="Times New Roman"/>
+          <w:noProof/>
           <w:sz w:val="28"/>
           <w:szCs w:val="28"/>
         </w:rPr>
@@ -9007,10 +7861,10 @@
         </w:rPr>
         <w:lastRenderedPageBreak/>
         <w:drawing>
-          <wp:inline distT="0" distB="0" distL="0" distR="0" wp14:anchorId="6A27E8A0" wp14:editId="355217C7">
-            <wp:extent cx="5731510" cy="6525260"/>
-            <wp:effectExtent l="0" t="0" r="2540" b="8890"/>
-            <wp:docPr id="4" name="Рисунок 4"/>
+          <wp:inline distT="0" distB="0" distL="0" distR="0" wp14:anchorId="61F8FB9D" wp14:editId="6FEB2EA9">
+            <wp:extent cx="5731510" cy="6891655"/>
+            <wp:effectExtent l="0" t="0" r="2540" b="4445"/>
+            <wp:docPr id="2" name="Рисунок 2"/>
             <wp:cNvGraphicFramePr>
               <a:graphicFrameLocks xmlns:a="http://schemas.openxmlformats.org/drawingml/2006/main" noChangeAspect="1"/>
             </wp:cNvGraphicFramePr>
@@ -9030,7 +7884,7 @@
                   <pic:spPr>
                     <a:xfrm>
                       <a:off x="0" y="0"/>
-                      <a:ext cx="5731510" cy="6525260"/>
+                      <a:ext cx="5731510" cy="6891655"/>
                     </a:xfrm>
                     <a:prstGeom prst="rect">
                       <a:avLst/>
@@ -9346,18 +8200,8 @@
           <w:sz w:val="28"/>
           <w:szCs w:val="28"/>
         </w:rPr>
-        <w:t xml:space="preserve">Состояние деятельности - составная операция, содержащая </w:t>
-      </w:r>
-      <w:proofErr w:type="spellStart"/>
-      <w:r>
-        <w:rPr>
-          <w:rFonts w:ascii="Times New Roman" w:eastAsia="Times New Roman" w:hAnsi="Times New Roman" w:cs="Times New Roman"/>
-          <w:sz w:val="28"/>
-          <w:szCs w:val="28"/>
-        </w:rPr>
-        <w:t>поддеятельности</w:t>
-      </w:r>
-      <w:proofErr w:type="spellEnd"/>
+        <w:t>Состояние деятельности - составная операция, содержащая поддеятельности</w:t>
+      </w:r>
       <w:r>
         <w:rPr>
           <w:rFonts w:ascii="Times New Roman" w:eastAsia="Times New Roman" w:hAnsi="Times New Roman" w:cs="Times New Roman"/>
@@ -9566,27 +8410,7 @@
           <w:szCs w:val="28"/>
           <w:lang w:val="en-US"/>
         </w:rPr>
-        <w:t>: if, if-else, if-</w:t>
-      </w:r>
-      <w:proofErr w:type="spellStart"/>
-      <w:r>
-        <w:rPr>
-          <w:rFonts w:ascii="Times New Roman" w:eastAsia="Times New Roman" w:hAnsi="Times New Roman" w:cs="Times New Roman"/>
-          <w:sz w:val="28"/>
-          <w:szCs w:val="28"/>
-          <w:lang w:val="en-US"/>
-        </w:rPr>
-        <w:t>elif</w:t>
-      </w:r>
-      <w:proofErr w:type="spellEnd"/>
-      <w:r>
-        <w:rPr>
-          <w:rFonts w:ascii="Times New Roman" w:eastAsia="Times New Roman" w:hAnsi="Times New Roman" w:cs="Times New Roman"/>
-          <w:sz w:val="28"/>
-          <w:szCs w:val="28"/>
-          <w:lang w:val="en-US"/>
-        </w:rPr>
-        <w:t>-else.</w:t>
+        <w:t>: if, if-else, if-elif-else.</w:t>
       </w:r>
     </w:p>
     <w:p>
@@ -9624,27 +8448,7 @@
           <w:szCs w:val="28"/>
           <w:lang w:val="en-US"/>
         </w:rPr>
-        <w:t>==</w:t>
-      </w:r>
-      <w:proofErr w:type="gramStart"/>
-      <w:r>
-        <w:rPr>
-          <w:rFonts w:ascii="Times New Roman" w:eastAsia="Times New Roman" w:hAnsi="Times New Roman" w:cs="Times New Roman"/>
-          <w:sz w:val="28"/>
-          <w:szCs w:val="28"/>
-          <w:lang w:val="en-US"/>
-        </w:rPr>
-        <w:t>, !</w:t>
-      </w:r>
-      <w:proofErr w:type="gramEnd"/>
-      <w:r>
-        <w:rPr>
-          <w:rFonts w:ascii="Times New Roman" w:eastAsia="Times New Roman" w:hAnsi="Times New Roman" w:cs="Times New Roman"/>
-          <w:sz w:val="28"/>
-          <w:szCs w:val="28"/>
-          <w:lang w:val="en-US"/>
-        </w:rPr>
-        <w:t>=, &lt;, &gt;, &lt;=, &gt;=.</w:t>
+        <w:t>==, !=, &lt;, &gt;, &lt;=, &gt;=.</w:t>
       </w:r>
     </w:p>
     <w:p>
@@ -9689,25 +8493,7 @@
           <w:sz w:val="28"/>
           <w:szCs w:val="28"/>
         </w:rPr>
-        <w:t xml:space="preserve">: </w:t>
-      </w:r>
-      <w:proofErr w:type="gramStart"/>
-      <w:r>
-        <w:rPr>
-          <w:rFonts w:ascii="Times New Roman" w:eastAsia="Times New Roman" w:hAnsi="Times New Roman" w:cs="Times New Roman"/>
-          <w:sz w:val="28"/>
-          <w:szCs w:val="28"/>
-        </w:rPr>
-        <w:t>x &gt;</w:t>
-      </w:r>
-      <w:proofErr w:type="gramEnd"/>
-      <w:r>
-        <w:rPr>
-          <w:rFonts w:ascii="Times New Roman" w:eastAsia="Times New Roman" w:hAnsi="Times New Roman" w:cs="Times New Roman"/>
-          <w:sz w:val="28"/>
-          <w:szCs w:val="28"/>
-        </w:rPr>
-        <w:t xml:space="preserve"> 5</w:t>
+        <w:t>: x &gt; 5</w:t>
       </w:r>
       <w:r>
         <w:rPr>
@@ -9723,25 +8509,72 @@
           <w:sz w:val="28"/>
           <w:szCs w:val="28"/>
         </w:rPr>
+        <w:t xml:space="preserve"> name == "John".</w:t>
+      </w:r>
+    </w:p>
+    <w:p>
+      <w:pPr>
+        <w:spacing w:after="0" w:line="360" w:lineRule="auto"/>
+        <w:ind w:firstLine="709"/>
+        <w:jc w:val="both"/>
+        <w:rPr>
+          <w:rFonts w:ascii="Times New Roman" w:eastAsia="Times New Roman" w:hAnsi="Times New Roman" w:cs="Times New Roman"/>
+          <w:sz w:val="28"/>
+          <w:szCs w:val="28"/>
+        </w:rPr>
+      </w:pPr>
+      <w:r>
+        <w:rPr>
+          <w:rFonts w:ascii="Times New Roman" w:eastAsia="Times New Roman" w:hAnsi="Times New Roman" w:cs="Times New Roman"/>
+          <w:sz w:val="28"/>
+          <w:szCs w:val="28"/>
+        </w:rPr>
+        <w:t>9. Что такое составное условие? Приведите примеры.</w:t>
+      </w:r>
+      <w:r>
+        <w:rPr>
+          <w:rFonts w:ascii="Times New Roman" w:eastAsia="Times New Roman" w:hAnsi="Times New Roman" w:cs="Times New Roman"/>
+          <w:sz w:val="28"/>
+          <w:szCs w:val="28"/>
+        </w:rPr>
+        <w:br/>
+        <w:t>Условие с логическими операторами: x &gt; 5 and y &lt; 10, age &gt;= 18 or parent_consent.</w:t>
+      </w:r>
+    </w:p>
+    <w:p>
+      <w:pPr>
+        <w:spacing w:after="0" w:line="360" w:lineRule="auto"/>
+        <w:ind w:firstLine="709"/>
+        <w:jc w:val="both"/>
+        <w:rPr>
+          <w:rFonts w:ascii="Times New Roman" w:eastAsia="Times New Roman" w:hAnsi="Times New Roman" w:cs="Times New Roman"/>
+          <w:sz w:val="28"/>
+          <w:szCs w:val="28"/>
+        </w:rPr>
+      </w:pPr>
+      <w:r>
+        <w:rPr>
+          <w:rFonts w:ascii="Times New Roman" w:eastAsia="Times New Roman" w:hAnsi="Times New Roman" w:cs="Times New Roman"/>
+          <w:sz w:val="28"/>
+          <w:szCs w:val="28"/>
+        </w:rPr>
+        <w:t>10. Какие логические операторы допускаются при составлении сложных</w:t>
+      </w:r>
+      <w:r>
+        <w:rPr>
+          <w:rFonts w:ascii="Times New Roman" w:eastAsia="Times New Roman" w:hAnsi="Times New Roman" w:cs="Times New Roman"/>
+          <w:sz w:val="28"/>
+          <w:szCs w:val="28"/>
+        </w:rPr>
         <w:t xml:space="preserve"> </w:t>
       </w:r>
-      <w:proofErr w:type="spellStart"/>
-      <w:r>
-        <w:rPr>
-          <w:rFonts w:ascii="Times New Roman" w:eastAsia="Times New Roman" w:hAnsi="Times New Roman" w:cs="Times New Roman"/>
-          <w:sz w:val="28"/>
-          <w:szCs w:val="28"/>
-        </w:rPr>
-        <w:t>name</w:t>
-      </w:r>
-      <w:proofErr w:type="spellEnd"/>
-      <w:r>
-        <w:rPr>
-          <w:rFonts w:ascii="Times New Roman" w:eastAsia="Times New Roman" w:hAnsi="Times New Roman" w:cs="Times New Roman"/>
-          <w:sz w:val="28"/>
-          <w:szCs w:val="28"/>
-        </w:rPr>
-        <w:t xml:space="preserve"> == "John".</w:t>
+      <w:r>
+        <w:rPr>
+          <w:rFonts w:ascii="Times New Roman" w:eastAsia="Times New Roman" w:hAnsi="Times New Roman" w:cs="Times New Roman"/>
+          <w:sz w:val="28"/>
+          <w:szCs w:val="28"/>
+        </w:rPr>
+        <w:t>условий?</w:t>
       </w:r>
     </w:p>
     <w:p>
@@ -9761,81 +8594,177 @@
           <w:sz w:val="28"/>
           <w:szCs w:val="28"/>
         </w:rPr>
-        <w:t>9. Что такое составное условие? Приведите примеры.</w:t>
-      </w:r>
-      <w:r>
-        <w:rPr>
-          <w:rFonts w:ascii="Times New Roman" w:eastAsia="Times New Roman" w:hAnsi="Times New Roman" w:cs="Times New Roman"/>
-          <w:sz w:val="28"/>
-          <w:szCs w:val="28"/>
-        </w:rPr>
-        <w:br/>
-        <w:t xml:space="preserve">Условие с логическими операторами: </w:t>
-      </w:r>
-      <w:proofErr w:type="gramStart"/>
-      <w:r>
-        <w:rPr>
-          <w:rFonts w:ascii="Times New Roman" w:eastAsia="Times New Roman" w:hAnsi="Times New Roman" w:cs="Times New Roman"/>
-          <w:sz w:val="28"/>
-          <w:szCs w:val="28"/>
-        </w:rPr>
-        <w:t>x &gt;</w:t>
-      </w:r>
-      <w:proofErr w:type="gramEnd"/>
-      <w:r>
-        <w:rPr>
-          <w:rFonts w:ascii="Times New Roman" w:eastAsia="Times New Roman" w:hAnsi="Times New Roman" w:cs="Times New Roman"/>
-          <w:sz w:val="28"/>
-          <w:szCs w:val="28"/>
-        </w:rPr>
-        <w:t xml:space="preserve"> 5 </w:t>
-      </w:r>
-      <w:proofErr w:type="spellStart"/>
-      <w:r>
-        <w:rPr>
-          <w:rFonts w:ascii="Times New Roman" w:eastAsia="Times New Roman" w:hAnsi="Times New Roman" w:cs="Times New Roman"/>
-          <w:sz w:val="28"/>
-          <w:szCs w:val="28"/>
-        </w:rPr>
-        <w:t>and</w:t>
-      </w:r>
-      <w:proofErr w:type="spellEnd"/>
-      <w:r>
-        <w:rPr>
-          <w:rFonts w:ascii="Times New Roman" w:eastAsia="Times New Roman" w:hAnsi="Times New Roman" w:cs="Times New Roman"/>
-          <w:sz w:val="28"/>
-          <w:szCs w:val="28"/>
-        </w:rPr>
-        <w:t xml:space="preserve"> y &lt; 10, </w:t>
-      </w:r>
-      <w:proofErr w:type="spellStart"/>
-      <w:r>
-        <w:rPr>
-          <w:rFonts w:ascii="Times New Roman" w:eastAsia="Times New Roman" w:hAnsi="Times New Roman" w:cs="Times New Roman"/>
-          <w:sz w:val="28"/>
-          <w:szCs w:val="28"/>
-        </w:rPr>
-        <w:t>age</w:t>
-      </w:r>
-      <w:proofErr w:type="spellEnd"/>
-      <w:r>
-        <w:rPr>
-          <w:rFonts w:ascii="Times New Roman" w:eastAsia="Times New Roman" w:hAnsi="Times New Roman" w:cs="Times New Roman"/>
-          <w:sz w:val="28"/>
-          <w:szCs w:val="28"/>
-        </w:rPr>
-        <w:t xml:space="preserve"> &gt;= 18 </w:t>
-      </w:r>
-      <w:proofErr w:type="spellStart"/>
-      <w:r>
-        <w:rPr>
-          <w:rFonts w:ascii="Times New Roman" w:eastAsia="Times New Roman" w:hAnsi="Times New Roman" w:cs="Times New Roman"/>
-          <w:sz w:val="28"/>
-          <w:szCs w:val="28"/>
-        </w:rPr>
-        <w:t>or</w:t>
-      </w:r>
-      <w:proofErr w:type="spellEnd"/>
+        <w:t xml:space="preserve">Логические операторы: </w:t>
+      </w:r>
+      <w:r>
+        <w:rPr>
+          <w:rFonts w:ascii="Times New Roman" w:eastAsia="Times New Roman" w:hAnsi="Times New Roman" w:cs="Times New Roman"/>
+          <w:sz w:val="28"/>
+          <w:szCs w:val="28"/>
+        </w:rPr>
+        <w:t>and, or, not.</w:t>
+      </w:r>
+    </w:p>
+    <w:p>
+      <w:pPr>
+        <w:spacing w:after="0" w:line="360" w:lineRule="auto"/>
+        <w:ind w:firstLine="709"/>
+        <w:jc w:val="both"/>
+        <w:rPr>
+          <w:rFonts w:ascii="Times New Roman" w:eastAsia="Times New Roman" w:hAnsi="Times New Roman" w:cs="Times New Roman"/>
+          <w:sz w:val="28"/>
+          <w:szCs w:val="28"/>
+        </w:rPr>
+      </w:pPr>
+      <w:r>
+        <w:rPr>
+          <w:rFonts w:ascii="Times New Roman" w:eastAsia="Times New Roman" w:hAnsi="Times New Roman" w:cs="Times New Roman"/>
+          <w:sz w:val="28"/>
+          <w:szCs w:val="28"/>
+        </w:rPr>
+        <w:t>11. Может ли оператор ветвления содержать внутри себя другие ветвления?</w:t>
+      </w:r>
+    </w:p>
+    <w:p>
+      <w:pPr>
+        <w:spacing w:after="0" w:line="360" w:lineRule="auto"/>
+        <w:ind w:firstLine="709"/>
+        <w:jc w:val="both"/>
+        <w:rPr>
+          <w:rFonts w:ascii="Times New Roman" w:eastAsia="Times New Roman" w:hAnsi="Times New Roman" w:cs="Times New Roman"/>
+          <w:sz w:val="28"/>
+          <w:szCs w:val="28"/>
+        </w:rPr>
+      </w:pPr>
+      <w:r>
+        <w:rPr>
+          <w:rFonts w:ascii="Times New Roman" w:eastAsia="Times New Roman" w:hAnsi="Times New Roman" w:cs="Times New Roman"/>
+          <w:sz w:val="28"/>
+          <w:szCs w:val="28"/>
+        </w:rPr>
+        <w:t>Да, это называется вложенные условия.</w:t>
+      </w:r>
+    </w:p>
+    <w:p>
+      <w:pPr>
+        <w:spacing w:after="0" w:line="360" w:lineRule="auto"/>
+        <w:ind w:firstLine="709"/>
+        <w:jc w:val="both"/>
+        <w:rPr>
+          <w:rFonts w:ascii="Times New Roman" w:eastAsia="Times New Roman" w:hAnsi="Times New Roman" w:cs="Times New Roman"/>
+          <w:sz w:val="28"/>
+          <w:szCs w:val="28"/>
+        </w:rPr>
+      </w:pPr>
+      <w:r>
+        <w:rPr>
+          <w:rFonts w:ascii="Times New Roman" w:eastAsia="Times New Roman" w:hAnsi="Times New Roman" w:cs="Times New Roman"/>
+          <w:sz w:val="28"/>
+          <w:szCs w:val="28"/>
+        </w:rPr>
+        <w:t>12. Какой алгоритм является алгоритмом циклической структуры?</w:t>
+      </w:r>
+    </w:p>
+    <w:p>
+      <w:pPr>
+        <w:spacing w:after="0" w:line="360" w:lineRule="auto"/>
+        <w:ind w:firstLine="709"/>
+        <w:jc w:val="both"/>
+        <w:rPr>
+          <w:rFonts w:ascii="Times New Roman" w:eastAsia="Times New Roman" w:hAnsi="Times New Roman" w:cs="Times New Roman"/>
+          <w:sz w:val="28"/>
+          <w:szCs w:val="28"/>
+        </w:rPr>
+      </w:pPr>
+      <w:r>
+        <w:rPr>
+          <w:rFonts w:ascii="Times New Roman" w:eastAsia="Times New Roman" w:hAnsi="Times New Roman" w:cs="Times New Roman"/>
+          <w:sz w:val="28"/>
+          <w:szCs w:val="28"/>
+        </w:rPr>
+        <w:t>Алгоритм с</w:t>
+      </w:r>
+      <w:r>
+        <w:rPr>
+          <w:rFonts w:ascii="Times New Roman" w:eastAsia="Times New Roman" w:hAnsi="Times New Roman" w:cs="Times New Roman"/>
+          <w:sz w:val="28"/>
+          <w:szCs w:val="28"/>
+        </w:rPr>
+        <w:t xml:space="preserve"> многократно</w:t>
+      </w:r>
+      <w:r>
+        <w:rPr>
+          <w:rFonts w:ascii="Times New Roman" w:eastAsia="Times New Roman" w:hAnsi="Times New Roman" w:cs="Times New Roman"/>
+          <w:sz w:val="28"/>
+          <w:szCs w:val="28"/>
+        </w:rPr>
+        <w:t xml:space="preserve"> повторяющимися </w:t>
+      </w:r>
+      <w:r>
+        <w:rPr>
+          <w:rFonts w:ascii="Times New Roman" w:eastAsia="Times New Roman" w:hAnsi="Times New Roman" w:cs="Times New Roman"/>
+          <w:sz w:val="28"/>
+          <w:szCs w:val="28"/>
+        </w:rPr>
+        <w:t>участками программы</w:t>
+      </w:r>
+      <w:r>
+        <w:rPr>
+          <w:rFonts w:ascii="Times New Roman" w:eastAsia="Times New Roman" w:hAnsi="Times New Roman" w:cs="Times New Roman"/>
+          <w:sz w:val="28"/>
+          <w:szCs w:val="28"/>
+        </w:rPr>
+        <w:t>.</w:t>
+      </w:r>
+    </w:p>
+    <w:p>
+      <w:pPr>
+        <w:spacing w:after="0" w:line="360" w:lineRule="auto"/>
+        <w:ind w:firstLine="709"/>
+        <w:jc w:val="both"/>
+        <w:rPr>
+          <w:rFonts w:ascii="Times New Roman" w:eastAsia="Times New Roman" w:hAnsi="Times New Roman" w:cs="Times New Roman"/>
+          <w:sz w:val="28"/>
+          <w:szCs w:val="28"/>
+        </w:rPr>
+      </w:pPr>
+      <w:r>
+        <w:rPr>
+          <w:rFonts w:ascii="Times New Roman" w:eastAsia="Times New Roman" w:hAnsi="Times New Roman" w:cs="Times New Roman"/>
+          <w:sz w:val="28"/>
+          <w:szCs w:val="28"/>
+        </w:rPr>
+        <w:t>13. Типы циклов в языке Python.</w:t>
+      </w:r>
+    </w:p>
+    <w:p>
+      <w:pPr>
+        <w:spacing w:after="0" w:line="360" w:lineRule="auto"/>
+        <w:ind w:firstLine="709"/>
+        <w:jc w:val="both"/>
+        <w:rPr>
+          <w:rFonts w:ascii="Times New Roman" w:eastAsia="Times New Roman" w:hAnsi="Times New Roman" w:cs="Times New Roman"/>
+          <w:sz w:val="28"/>
+          <w:szCs w:val="28"/>
+        </w:rPr>
+      </w:pPr>
+      <w:r>
+        <w:rPr>
+          <w:rFonts w:ascii="Times New Roman" w:eastAsia="Times New Roman" w:hAnsi="Times New Roman" w:cs="Times New Roman"/>
+          <w:sz w:val="28"/>
+          <w:szCs w:val="28"/>
+        </w:rPr>
+        <w:t xml:space="preserve">for, while, </w:t>
+      </w:r>
+      <w:r>
+        <w:rPr>
+          <w:rFonts w:ascii="Times New Roman" w:eastAsia="Times New Roman" w:hAnsi="Times New Roman" w:cs="Times New Roman"/>
+          <w:sz w:val="28"/>
+          <w:szCs w:val="28"/>
+          <w:lang w:val="en-US"/>
+        </w:rPr>
+        <w:t>do</w:t>
+      </w:r>
       <w:r>
         <w:rPr>
           <w:rFonts w:ascii="Times New Roman" w:eastAsia="Times New Roman" w:hAnsi="Times New Roman" w:cs="Times New Roman"/>
@@ -9844,16 +8773,15 @@
         </w:rPr>
         <w:t xml:space="preserve"> </w:t>
       </w:r>
-      <w:proofErr w:type="spellStart"/>
-      <w:r>
-        <w:rPr>
-          <w:rFonts w:ascii="Times New Roman" w:eastAsia="Times New Roman" w:hAnsi="Times New Roman" w:cs="Times New Roman"/>
-          <w:sz w:val="28"/>
-          <w:szCs w:val="28"/>
-        </w:rPr>
-        <w:t>parent_consent</w:t>
-      </w:r>
-      <w:proofErr w:type="spellEnd"/>
+      <w:r>
+        <w:rPr>
+          <w:rFonts w:ascii="Times New Roman" w:eastAsia="Times New Roman" w:hAnsi="Times New Roman" w:cs="Times New Roman"/>
+          <w:sz w:val="28"/>
+          <w:szCs w:val="28"/>
+          <w:lang w:val="en-US"/>
+        </w:rPr>
+        <w:t>while</w:t>
+      </w:r>
       <w:r>
         <w:rPr>
           <w:rFonts w:ascii="Times New Roman" w:eastAsia="Times New Roman" w:hAnsi="Times New Roman" w:cs="Times New Roman"/>
@@ -9880,7 +8808,68 @@
           <w:sz w:val="28"/>
           <w:szCs w:val="28"/>
         </w:rPr>
-        <w:t>10. Какие логические операторы допускаются при составлении сложных</w:t>
+        <w:t>14. Назовите назначение и способы применения функции range.</w:t>
+      </w:r>
+    </w:p>
+    <w:p>
+      <w:pPr>
+        <w:spacing w:after="0" w:line="360" w:lineRule="auto"/>
+        <w:ind w:firstLine="709"/>
+        <w:jc w:val="both"/>
+        <w:rPr>
+          <w:rFonts w:ascii="Times New Roman" w:eastAsia="Times New Roman" w:hAnsi="Times New Roman" w:cs="Times New Roman"/>
+          <w:sz w:val="28"/>
+          <w:szCs w:val="28"/>
+        </w:rPr>
+      </w:pPr>
+      <w:r>
+        <w:rPr>
+          <w:rFonts w:ascii="Times New Roman" w:eastAsia="Times New Roman" w:hAnsi="Times New Roman" w:cs="Times New Roman"/>
+          <w:sz w:val="28"/>
+          <w:szCs w:val="28"/>
+        </w:rPr>
+        <w:t>Генерация последовательностей чисел: range(start, stop, step).</w:t>
+      </w:r>
+    </w:p>
+    <w:p>
+      <w:pPr>
+        <w:spacing w:after="0" w:line="360" w:lineRule="auto"/>
+        <w:ind w:firstLine="709"/>
+        <w:jc w:val="both"/>
+        <w:rPr>
+          <w:rFonts w:ascii="Times New Roman" w:eastAsia="Times New Roman" w:hAnsi="Times New Roman" w:cs="Times New Roman"/>
+          <w:sz w:val="28"/>
+          <w:szCs w:val="28"/>
+        </w:rPr>
+      </w:pPr>
+      <w:r>
+        <w:rPr>
+          <w:rFonts w:ascii="Times New Roman" w:eastAsia="Times New Roman" w:hAnsi="Times New Roman" w:cs="Times New Roman"/>
+          <w:sz w:val="28"/>
+          <w:szCs w:val="28"/>
+        </w:rPr>
+        <w:t xml:space="preserve">15. Как с помощью функции range организовать перебор значений от 15 до 0 с шагом 2? </w:t>
+      </w:r>
+    </w:p>
+    <w:p>
+      <w:pPr>
+        <w:spacing w:after="0" w:line="360" w:lineRule="auto"/>
+        <w:ind w:firstLine="709"/>
+        <w:jc w:val="both"/>
+        <w:rPr>
+          <w:rFonts w:ascii="Times New Roman" w:eastAsia="Times New Roman" w:hAnsi="Times New Roman" w:cs="Times New Roman"/>
+          <w:sz w:val="28"/>
+          <w:szCs w:val="28"/>
+        </w:rPr>
+      </w:pPr>
+      <w:r>
+        <w:rPr>
+          <w:rFonts w:ascii="Times New Roman" w:eastAsia="Times New Roman" w:hAnsi="Times New Roman" w:cs="Times New Roman"/>
+          <w:sz w:val="28"/>
+          <w:szCs w:val="28"/>
+          <w:lang w:val="en-US"/>
+        </w:rPr>
+        <w:t>for</w:t>
       </w:r>
       <w:r>
         <w:rPr>
@@ -9895,271 +8884,9 @@
           <w:rFonts w:ascii="Times New Roman" w:eastAsia="Times New Roman" w:hAnsi="Times New Roman" w:cs="Times New Roman"/>
           <w:sz w:val="28"/>
           <w:szCs w:val="28"/>
-        </w:rPr>
-        <w:t>условий?</w:t>
-      </w:r>
-    </w:p>
-    <w:p>
-      <w:pPr>
-        <w:spacing w:after="0" w:line="360" w:lineRule="auto"/>
-        <w:ind w:firstLine="709"/>
-        <w:jc w:val="both"/>
-        <w:rPr>
-          <w:rFonts w:ascii="Times New Roman" w:eastAsia="Times New Roman" w:hAnsi="Times New Roman" w:cs="Times New Roman"/>
-          <w:sz w:val="28"/>
-          <w:szCs w:val="28"/>
-        </w:rPr>
-      </w:pPr>
-      <w:r>
-        <w:rPr>
-          <w:rFonts w:ascii="Times New Roman" w:eastAsia="Times New Roman" w:hAnsi="Times New Roman" w:cs="Times New Roman"/>
-          <w:sz w:val="28"/>
-          <w:szCs w:val="28"/>
-        </w:rPr>
-        <w:t xml:space="preserve">Логические операторы: </w:t>
-      </w:r>
-      <w:proofErr w:type="spellStart"/>
-      <w:r>
-        <w:rPr>
-          <w:rFonts w:ascii="Times New Roman" w:eastAsia="Times New Roman" w:hAnsi="Times New Roman" w:cs="Times New Roman"/>
-          <w:sz w:val="28"/>
-          <w:szCs w:val="28"/>
-        </w:rPr>
-        <w:t>and</w:t>
-      </w:r>
-      <w:proofErr w:type="spellEnd"/>
-      <w:r>
-        <w:rPr>
-          <w:rFonts w:ascii="Times New Roman" w:eastAsia="Times New Roman" w:hAnsi="Times New Roman" w:cs="Times New Roman"/>
-          <w:sz w:val="28"/>
-          <w:szCs w:val="28"/>
-        </w:rPr>
-        <w:t xml:space="preserve">, </w:t>
-      </w:r>
-      <w:proofErr w:type="spellStart"/>
-      <w:r>
-        <w:rPr>
-          <w:rFonts w:ascii="Times New Roman" w:eastAsia="Times New Roman" w:hAnsi="Times New Roman" w:cs="Times New Roman"/>
-          <w:sz w:val="28"/>
-          <w:szCs w:val="28"/>
-        </w:rPr>
-        <w:t>or</w:t>
-      </w:r>
-      <w:proofErr w:type="spellEnd"/>
-      <w:r>
-        <w:rPr>
-          <w:rFonts w:ascii="Times New Roman" w:eastAsia="Times New Roman" w:hAnsi="Times New Roman" w:cs="Times New Roman"/>
-          <w:sz w:val="28"/>
-          <w:szCs w:val="28"/>
-        </w:rPr>
-        <w:t xml:space="preserve">, </w:t>
-      </w:r>
-      <w:proofErr w:type="spellStart"/>
-      <w:r>
-        <w:rPr>
-          <w:rFonts w:ascii="Times New Roman" w:eastAsia="Times New Roman" w:hAnsi="Times New Roman" w:cs="Times New Roman"/>
-          <w:sz w:val="28"/>
-          <w:szCs w:val="28"/>
-        </w:rPr>
-        <w:t>not</w:t>
-      </w:r>
-      <w:proofErr w:type="spellEnd"/>
-      <w:r>
-        <w:rPr>
-          <w:rFonts w:ascii="Times New Roman" w:eastAsia="Times New Roman" w:hAnsi="Times New Roman" w:cs="Times New Roman"/>
-          <w:sz w:val="28"/>
-          <w:szCs w:val="28"/>
-        </w:rPr>
-        <w:t>.</w:t>
-      </w:r>
-    </w:p>
-    <w:p>
-      <w:pPr>
-        <w:spacing w:after="0" w:line="360" w:lineRule="auto"/>
-        <w:ind w:firstLine="709"/>
-        <w:jc w:val="both"/>
-        <w:rPr>
-          <w:rFonts w:ascii="Times New Roman" w:eastAsia="Times New Roman" w:hAnsi="Times New Roman" w:cs="Times New Roman"/>
-          <w:sz w:val="28"/>
-          <w:szCs w:val="28"/>
-        </w:rPr>
-      </w:pPr>
-      <w:r>
-        <w:rPr>
-          <w:rFonts w:ascii="Times New Roman" w:eastAsia="Times New Roman" w:hAnsi="Times New Roman" w:cs="Times New Roman"/>
-          <w:sz w:val="28"/>
-          <w:szCs w:val="28"/>
-        </w:rPr>
-        <w:t>11. Может ли оператор ветвления содержать внутри себя другие ветвления?</w:t>
-      </w:r>
-    </w:p>
-    <w:p>
-      <w:pPr>
-        <w:spacing w:after="0" w:line="360" w:lineRule="auto"/>
-        <w:ind w:firstLine="709"/>
-        <w:jc w:val="both"/>
-        <w:rPr>
-          <w:rFonts w:ascii="Times New Roman" w:eastAsia="Times New Roman" w:hAnsi="Times New Roman" w:cs="Times New Roman"/>
-          <w:sz w:val="28"/>
-          <w:szCs w:val="28"/>
-        </w:rPr>
-      </w:pPr>
-      <w:r>
-        <w:rPr>
-          <w:rFonts w:ascii="Times New Roman" w:eastAsia="Times New Roman" w:hAnsi="Times New Roman" w:cs="Times New Roman"/>
-          <w:sz w:val="28"/>
-          <w:szCs w:val="28"/>
-        </w:rPr>
-        <w:t>Да, это называется вложенные условия.</w:t>
-      </w:r>
-    </w:p>
-    <w:p>
-      <w:pPr>
-        <w:spacing w:after="0" w:line="360" w:lineRule="auto"/>
-        <w:ind w:firstLine="709"/>
-        <w:jc w:val="both"/>
-        <w:rPr>
-          <w:rFonts w:ascii="Times New Roman" w:eastAsia="Times New Roman" w:hAnsi="Times New Roman" w:cs="Times New Roman"/>
-          <w:sz w:val="28"/>
-          <w:szCs w:val="28"/>
-        </w:rPr>
-      </w:pPr>
-      <w:r>
-        <w:rPr>
-          <w:rFonts w:ascii="Times New Roman" w:eastAsia="Times New Roman" w:hAnsi="Times New Roman" w:cs="Times New Roman"/>
-          <w:sz w:val="28"/>
-          <w:szCs w:val="28"/>
-        </w:rPr>
-        <w:t>12. Какой алгоритм является алгоритмом циклической структуры?</w:t>
-      </w:r>
-    </w:p>
-    <w:p>
-      <w:pPr>
-        <w:spacing w:after="0" w:line="360" w:lineRule="auto"/>
-        <w:ind w:firstLine="709"/>
-        <w:jc w:val="both"/>
-        <w:rPr>
-          <w:rFonts w:ascii="Times New Roman" w:eastAsia="Times New Roman" w:hAnsi="Times New Roman" w:cs="Times New Roman"/>
-          <w:sz w:val="28"/>
-          <w:szCs w:val="28"/>
-        </w:rPr>
-      </w:pPr>
-      <w:r>
-        <w:rPr>
-          <w:rFonts w:ascii="Times New Roman" w:eastAsia="Times New Roman" w:hAnsi="Times New Roman" w:cs="Times New Roman"/>
-          <w:sz w:val="28"/>
-          <w:szCs w:val="28"/>
-        </w:rPr>
-        <w:t>Алгоритм с</w:t>
-      </w:r>
-      <w:r>
-        <w:rPr>
-          <w:rFonts w:ascii="Times New Roman" w:eastAsia="Times New Roman" w:hAnsi="Times New Roman" w:cs="Times New Roman"/>
-          <w:sz w:val="28"/>
-          <w:szCs w:val="28"/>
-        </w:rPr>
-        <w:t xml:space="preserve"> многократно</w:t>
-      </w:r>
-      <w:r>
-        <w:rPr>
-          <w:rFonts w:ascii="Times New Roman" w:eastAsia="Times New Roman" w:hAnsi="Times New Roman" w:cs="Times New Roman"/>
-          <w:sz w:val="28"/>
-          <w:szCs w:val="28"/>
-        </w:rPr>
-        <w:t xml:space="preserve"> повторяющимися </w:t>
-      </w:r>
-      <w:r>
-        <w:rPr>
-          <w:rFonts w:ascii="Times New Roman" w:eastAsia="Times New Roman" w:hAnsi="Times New Roman" w:cs="Times New Roman"/>
-          <w:sz w:val="28"/>
-          <w:szCs w:val="28"/>
-        </w:rPr>
-        <w:t>участками программы</w:t>
-      </w:r>
-      <w:r>
-        <w:rPr>
-          <w:rFonts w:ascii="Times New Roman" w:eastAsia="Times New Roman" w:hAnsi="Times New Roman" w:cs="Times New Roman"/>
-          <w:sz w:val="28"/>
-          <w:szCs w:val="28"/>
-        </w:rPr>
-        <w:t>.</w:t>
-      </w:r>
-    </w:p>
-    <w:p>
-      <w:pPr>
-        <w:spacing w:after="0" w:line="360" w:lineRule="auto"/>
-        <w:ind w:firstLine="709"/>
-        <w:jc w:val="both"/>
-        <w:rPr>
-          <w:rFonts w:ascii="Times New Roman" w:eastAsia="Times New Roman" w:hAnsi="Times New Roman" w:cs="Times New Roman"/>
-          <w:sz w:val="28"/>
-          <w:szCs w:val="28"/>
-        </w:rPr>
-      </w:pPr>
-      <w:r>
-        <w:rPr>
-          <w:rFonts w:ascii="Times New Roman" w:eastAsia="Times New Roman" w:hAnsi="Times New Roman" w:cs="Times New Roman"/>
-          <w:sz w:val="28"/>
-          <w:szCs w:val="28"/>
-        </w:rPr>
-        <w:t>13. Типы циклов в языке Python.</w:t>
-      </w:r>
-    </w:p>
-    <w:p>
-      <w:pPr>
-        <w:spacing w:after="0" w:line="360" w:lineRule="auto"/>
-        <w:ind w:firstLine="709"/>
-        <w:jc w:val="both"/>
-        <w:rPr>
-          <w:rFonts w:ascii="Times New Roman" w:eastAsia="Times New Roman" w:hAnsi="Times New Roman" w:cs="Times New Roman"/>
-          <w:sz w:val="28"/>
-          <w:szCs w:val="28"/>
-        </w:rPr>
-      </w:pPr>
-      <w:proofErr w:type="spellStart"/>
-      <w:r>
-        <w:rPr>
-          <w:rFonts w:ascii="Times New Roman" w:eastAsia="Times New Roman" w:hAnsi="Times New Roman" w:cs="Times New Roman"/>
-          <w:sz w:val="28"/>
-          <w:szCs w:val="28"/>
-        </w:rPr>
-        <w:t>for</w:t>
-      </w:r>
-      <w:proofErr w:type="spellEnd"/>
-      <w:r>
-        <w:rPr>
-          <w:rFonts w:ascii="Times New Roman" w:eastAsia="Times New Roman" w:hAnsi="Times New Roman" w:cs="Times New Roman"/>
-          <w:sz w:val="28"/>
-          <w:szCs w:val="28"/>
-        </w:rPr>
-        <w:t xml:space="preserve">, </w:t>
-      </w:r>
-      <w:proofErr w:type="spellStart"/>
-      <w:r>
-        <w:rPr>
-          <w:rFonts w:ascii="Times New Roman" w:eastAsia="Times New Roman" w:hAnsi="Times New Roman" w:cs="Times New Roman"/>
-          <w:sz w:val="28"/>
-          <w:szCs w:val="28"/>
-        </w:rPr>
-        <w:t>while</w:t>
-      </w:r>
-      <w:proofErr w:type="spellEnd"/>
-      <w:r>
-        <w:rPr>
-          <w:rFonts w:ascii="Times New Roman" w:eastAsia="Times New Roman" w:hAnsi="Times New Roman" w:cs="Times New Roman"/>
-          <w:sz w:val="28"/>
-          <w:szCs w:val="28"/>
-        </w:rPr>
-        <w:t xml:space="preserve">, </w:t>
-      </w:r>
-      <w:r>
-        <w:rPr>
-          <w:rFonts w:ascii="Times New Roman" w:eastAsia="Times New Roman" w:hAnsi="Times New Roman" w:cs="Times New Roman"/>
-          <w:sz w:val="28"/>
-          <w:szCs w:val="28"/>
-          <w:lang w:val="en-US"/>
-        </w:rPr>
-        <w:t>do</w:t>
+          <w:lang w:val="en-US"/>
+        </w:rPr>
+        <w:t>i</w:t>
       </w:r>
       <w:r>
         <w:rPr>
@@ -10176,277 +8903,32 @@
           <w:szCs w:val="28"/>
           <w:lang w:val="en-US"/>
         </w:rPr>
-        <w:t>while</w:t>
-      </w:r>
-      <w:r>
-        <w:rPr>
-          <w:rFonts w:ascii="Times New Roman" w:eastAsia="Times New Roman" w:hAnsi="Times New Roman" w:cs="Times New Roman"/>
-          <w:sz w:val="28"/>
-          <w:szCs w:val="28"/>
-        </w:rPr>
-        <w:t>.</w:t>
-      </w:r>
-    </w:p>
-    <w:p>
-      <w:pPr>
-        <w:spacing w:after="0" w:line="360" w:lineRule="auto"/>
-        <w:ind w:firstLine="709"/>
-        <w:jc w:val="both"/>
-        <w:rPr>
-          <w:rFonts w:ascii="Times New Roman" w:eastAsia="Times New Roman" w:hAnsi="Times New Roman" w:cs="Times New Roman"/>
-          <w:sz w:val="28"/>
-          <w:szCs w:val="28"/>
-        </w:rPr>
-      </w:pPr>
-      <w:r>
-        <w:rPr>
-          <w:rFonts w:ascii="Times New Roman" w:eastAsia="Times New Roman" w:hAnsi="Times New Roman" w:cs="Times New Roman"/>
-          <w:sz w:val="28"/>
-          <w:szCs w:val="28"/>
-        </w:rPr>
-        <w:t xml:space="preserve">14. Назовите назначение и способы применения функции </w:t>
-      </w:r>
-      <w:proofErr w:type="spellStart"/>
-      <w:r>
-        <w:rPr>
-          <w:rFonts w:ascii="Times New Roman" w:eastAsia="Times New Roman" w:hAnsi="Times New Roman" w:cs="Times New Roman"/>
-          <w:sz w:val="28"/>
-          <w:szCs w:val="28"/>
+        <w:t>in</w:t>
+      </w:r>
+      <w:r>
+        <w:rPr>
+          <w:rFonts w:ascii="Times New Roman" w:eastAsia="Times New Roman" w:hAnsi="Times New Roman" w:cs="Times New Roman"/>
+          <w:sz w:val="28"/>
+          <w:szCs w:val="28"/>
+        </w:rPr>
+        <w:t xml:space="preserve"> </w:t>
+      </w:r>
+      <w:r>
+        <w:rPr>
+          <w:rFonts w:ascii="Times New Roman" w:eastAsia="Times New Roman" w:hAnsi="Times New Roman" w:cs="Times New Roman"/>
+          <w:sz w:val="28"/>
+          <w:szCs w:val="28"/>
+          <w:lang w:val="en-US"/>
         </w:rPr>
         <w:t>range</w:t>
       </w:r>
-      <w:proofErr w:type="spellEnd"/>
-      <w:r>
-        <w:rPr>
-          <w:rFonts w:ascii="Times New Roman" w:eastAsia="Times New Roman" w:hAnsi="Times New Roman" w:cs="Times New Roman"/>
-          <w:sz w:val="28"/>
-          <w:szCs w:val="28"/>
-        </w:rPr>
-        <w:t>.</w:t>
-      </w:r>
-    </w:p>
-    <w:p>
-      <w:pPr>
-        <w:spacing w:after="0" w:line="360" w:lineRule="auto"/>
-        <w:ind w:firstLine="709"/>
-        <w:jc w:val="both"/>
-        <w:rPr>
-          <w:rFonts w:ascii="Times New Roman" w:eastAsia="Times New Roman" w:hAnsi="Times New Roman" w:cs="Times New Roman"/>
-          <w:sz w:val="28"/>
-          <w:szCs w:val="28"/>
-        </w:rPr>
-      </w:pPr>
-      <w:r>
-        <w:rPr>
-          <w:rFonts w:ascii="Times New Roman" w:eastAsia="Times New Roman" w:hAnsi="Times New Roman" w:cs="Times New Roman"/>
-          <w:sz w:val="28"/>
-          <w:szCs w:val="28"/>
-        </w:rPr>
-        <w:t xml:space="preserve">Генерация последовательностей чисел: </w:t>
-      </w:r>
-      <w:proofErr w:type="spellStart"/>
-      <w:proofErr w:type="gramStart"/>
-      <w:r>
-        <w:rPr>
-          <w:rFonts w:ascii="Times New Roman" w:eastAsia="Times New Roman" w:hAnsi="Times New Roman" w:cs="Times New Roman"/>
-          <w:sz w:val="28"/>
-          <w:szCs w:val="28"/>
-        </w:rPr>
-        <w:t>range</w:t>
-      </w:r>
-      <w:proofErr w:type="spellEnd"/>
-      <w:r>
-        <w:rPr>
-          <w:rFonts w:ascii="Times New Roman" w:eastAsia="Times New Roman" w:hAnsi="Times New Roman" w:cs="Times New Roman"/>
-          <w:sz w:val="28"/>
-          <w:szCs w:val="28"/>
-        </w:rPr>
-        <w:t>(</w:t>
-      </w:r>
-      <w:proofErr w:type="spellStart"/>
-      <w:proofErr w:type="gramEnd"/>
-      <w:r>
-        <w:rPr>
-          <w:rFonts w:ascii="Times New Roman" w:eastAsia="Times New Roman" w:hAnsi="Times New Roman" w:cs="Times New Roman"/>
-          <w:sz w:val="28"/>
-          <w:szCs w:val="28"/>
-        </w:rPr>
-        <w:t>start</w:t>
-      </w:r>
-      <w:proofErr w:type="spellEnd"/>
-      <w:r>
-        <w:rPr>
-          <w:rFonts w:ascii="Times New Roman" w:eastAsia="Times New Roman" w:hAnsi="Times New Roman" w:cs="Times New Roman"/>
-          <w:sz w:val="28"/>
-          <w:szCs w:val="28"/>
-        </w:rPr>
-        <w:t xml:space="preserve">, </w:t>
-      </w:r>
-      <w:proofErr w:type="spellStart"/>
-      <w:r>
-        <w:rPr>
-          <w:rFonts w:ascii="Times New Roman" w:eastAsia="Times New Roman" w:hAnsi="Times New Roman" w:cs="Times New Roman"/>
-          <w:sz w:val="28"/>
-          <w:szCs w:val="28"/>
-        </w:rPr>
-        <w:t>stop</w:t>
-      </w:r>
-      <w:proofErr w:type="spellEnd"/>
-      <w:r>
-        <w:rPr>
-          <w:rFonts w:ascii="Times New Roman" w:eastAsia="Times New Roman" w:hAnsi="Times New Roman" w:cs="Times New Roman"/>
-          <w:sz w:val="28"/>
-          <w:szCs w:val="28"/>
-        </w:rPr>
-        <w:t xml:space="preserve">, </w:t>
-      </w:r>
-      <w:proofErr w:type="spellStart"/>
-      <w:r>
-        <w:rPr>
-          <w:rFonts w:ascii="Times New Roman" w:eastAsia="Times New Roman" w:hAnsi="Times New Roman" w:cs="Times New Roman"/>
-          <w:sz w:val="28"/>
-          <w:szCs w:val="28"/>
-        </w:rPr>
-        <w:t>step</w:t>
-      </w:r>
-      <w:proofErr w:type="spellEnd"/>
-      <w:r>
-        <w:rPr>
-          <w:rFonts w:ascii="Times New Roman" w:eastAsia="Times New Roman" w:hAnsi="Times New Roman" w:cs="Times New Roman"/>
-          <w:sz w:val="28"/>
-          <w:szCs w:val="28"/>
-        </w:rPr>
-        <w:t>).</w:t>
-      </w:r>
-    </w:p>
-    <w:p>
-      <w:pPr>
-        <w:spacing w:after="0" w:line="360" w:lineRule="auto"/>
-        <w:ind w:firstLine="709"/>
-        <w:jc w:val="both"/>
-        <w:rPr>
-          <w:rFonts w:ascii="Times New Roman" w:eastAsia="Times New Roman" w:hAnsi="Times New Roman" w:cs="Times New Roman"/>
-          <w:sz w:val="28"/>
-          <w:szCs w:val="28"/>
-        </w:rPr>
-      </w:pPr>
-      <w:r>
-        <w:rPr>
-          <w:rFonts w:ascii="Times New Roman" w:eastAsia="Times New Roman" w:hAnsi="Times New Roman" w:cs="Times New Roman"/>
-          <w:sz w:val="28"/>
-          <w:szCs w:val="28"/>
-        </w:rPr>
-        <w:t xml:space="preserve">15. Как с помощью функции </w:t>
-      </w:r>
-      <w:proofErr w:type="spellStart"/>
-      <w:r>
-        <w:rPr>
-          <w:rFonts w:ascii="Times New Roman" w:eastAsia="Times New Roman" w:hAnsi="Times New Roman" w:cs="Times New Roman"/>
-          <w:sz w:val="28"/>
-          <w:szCs w:val="28"/>
-        </w:rPr>
-        <w:t>range</w:t>
-      </w:r>
-      <w:proofErr w:type="spellEnd"/>
-      <w:r>
-        <w:rPr>
-          <w:rFonts w:ascii="Times New Roman" w:eastAsia="Times New Roman" w:hAnsi="Times New Roman" w:cs="Times New Roman"/>
-          <w:sz w:val="28"/>
-          <w:szCs w:val="28"/>
-        </w:rPr>
-        <w:t xml:space="preserve"> организовать перебор значений от 15 до 0 с шагом 2? </w:t>
-      </w:r>
-    </w:p>
-    <w:p>
-      <w:pPr>
-        <w:spacing w:after="0" w:line="360" w:lineRule="auto"/>
-        <w:ind w:firstLine="709"/>
-        <w:jc w:val="both"/>
-        <w:rPr>
-          <w:rFonts w:ascii="Times New Roman" w:eastAsia="Times New Roman" w:hAnsi="Times New Roman" w:cs="Times New Roman"/>
-          <w:sz w:val="28"/>
-          <w:szCs w:val="28"/>
-        </w:rPr>
-      </w:pPr>
-      <w:r>
-        <w:rPr>
-          <w:rFonts w:ascii="Times New Roman" w:eastAsia="Times New Roman" w:hAnsi="Times New Roman" w:cs="Times New Roman"/>
-          <w:sz w:val="28"/>
-          <w:szCs w:val="28"/>
-          <w:lang w:val="en-US"/>
-        </w:rPr>
-        <w:t>for</w:t>
-      </w:r>
-      <w:r>
-        <w:rPr>
-          <w:rFonts w:ascii="Times New Roman" w:eastAsia="Times New Roman" w:hAnsi="Times New Roman" w:cs="Times New Roman"/>
-          <w:sz w:val="28"/>
-          <w:szCs w:val="28"/>
-        </w:rPr>
-        <w:t xml:space="preserve"> </w:t>
-      </w:r>
-      <w:proofErr w:type="spellStart"/>
-      <w:r>
-        <w:rPr>
-          <w:rFonts w:ascii="Times New Roman" w:eastAsia="Times New Roman" w:hAnsi="Times New Roman" w:cs="Times New Roman"/>
-          <w:sz w:val="28"/>
-          <w:szCs w:val="28"/>
-          <w:lang w:val="en-US"/>
-        </w:rPr>
-        <w:t>i</w:t>
-      </w:r>
-      <w:proofErr w:type="spellEnd"/>
-      <w:r>
-        <w:rPr>
-          <w:rFonts w:ascii="Times New Roman" w:eastAsia="Times New Roman" w:hAnsi="Times New Roman" w:cs="Times New Roman"/>
-          <w:sz w:val="28"/>
-          <w:szCs w:val="28"/>
-        </w:rPr>
-        <w:t xml:space="preserve"> </w:t>
-      </w:r>
-      <w:r>
-        <w:rPr>
-          <w:rFonts w:ascii="Times New Roman" w:eastAsia="Times New Roman" w:hAnsi="Times New Roman" w:cs="Times New Roman"/>
-          <w:sz w:val="28"/>
-          <w:szCs w:val="28"/>
-          <w:lang w:val="en-US"/>
-        </w:rPr>
-        <w:t>in</w:t>
-      </w:r>
-      <w:r>
-        <w:rPr>
-          <w:rFonts w:ascii="Times New Roman" w:eastAsia="Times New Roman" w:hAnsi="Times New Roman" w:cs="Times New Roman"/>
-          <w:sz w:val="28"/>
-          <w:szCs w:val="28"/>
-        </w:rPr>
-        <w:t xml:space="preserve"> </w:t>
-      </w:r>
-      <w:proofErr w:type="gramStart"/>
-      <w:r>
-        <w:rPr>
-          <w:rFonts w:ascii="Times New Roman" w:eastAsia="Times New Roman" w:hAnsi="Times New Roman" w:cs="Times New Roman"/>
-          <w:sz w:val="28"/>
-          <w:szCs w:val="28"/>
-          <w:lang w:val="en-US"/>
-        </w:rPr>
-        <w:t>range</w:t>
-      </w:r>
-      <w:r>
-        <w:rPr>
-          <w:rFonts w:ascii="Times New Roman" w:eastAsia="Times New Roman" w:hAnsi="Times New Roman" w:cs="Times New Roman"/>
-          <w:sz w:val="28"/>
-          <w:szCs w:val="28"/>
-        </w:rPr>
-        <w:t>(</w:t>
-      </w:r>
-      <w:proofErr w:type="gramEnd"/>
-      <w:r>
-        <w:rPr>
-          <w:rFonts w:ascii="Times New Roman" w:eastAsia="Times New Roman" w:hAnsi="Times New Roman" w:cs="Times New Roman"/>
-          <w:sz w:val="28"/>
-          <w:szCs w:val="28"/>
-        </w:rPr>
-        <w:t>15, -1, -2):</w:t>
+      <w:r>
+        <w:rPr>
+          <w:rFonts w:ascii="Times New Roman" w:eastAsia="Times New Roman" w:hAnsi="Times New Roman" w:cs="Times New Roman"/>
+          <w:sz w:val="28"/>
+          <w:szCs w:val="28"/>
+        </w:rPr>
+        <w:t>(15, -1, -2):</w:t>
       </w:r>
       <w:r>
         <w:rPr>
@@ -10635,25 +9117,7 @@
           <w:sz w:val="28"/>
           <w:szCs w:val="28"/>
         </w:rPr>
-        <w:t xml:space="preserve">18. Для чего нужен оператор </w:t>
-      </w:r>
-      <w:proofErr w:type="spellStart"/>
-      <w:r>
-        <w:rPr>
-          <w:rFonts w:ascii="Times New Roman" w:eastAsia="Times New Roman" w:hAnsi="Times New Roman" w:cs="Times New Roman"/>
-          <w:sz w:val="28"/>
-          <w:szCs w:val="28"/>
-        </w:rPr>
-        <w:t>break</w:t>
-      </w:r>
-      <w:proofErr w:type="spellEnd"/>
-      <w:r>
-        <w:rPr>
-          <w:rFonts w:ascii="Times New Roman" w:eastAsia="Times New Roman" w:hAnsi="Times New Roman" w:cs="Times New Roman"/>
-          <w:sz w:val="28"/>
-          <w:szCs w:val="28"/>
-        </w:rPr>
-        <w:t>?</w:t>
+        <w:t>18. Для чего нужен оператор break?</w:t>
       </w:r>
     </w:p>
     <w:p>
@@ -10693,25 +9157,7 @@
           <w:sz w:val="28"/>
           <w:szCs w:val="28"/>
         </w:rPr>
-        <w:t xml:space="preserve">19. Где употребляется оператор </w:t>
-      </w:r>
-      <w:proofErr w:type="spellStart"/>
-      <w:r>
-        <w:rPr>
-          <w:rFonts w:ascii="Times New Roman" w:eastAsia="Times New Roman" w:hAnsi="Times New Roman" w:cs="Times New Roman"/>
-          <w:sz w:val="28"/>
-          <w:szCs w:val="28"/>
-        </w:rPr>
-        <w:t>continue</w:t>
-      </w:r>
-      <w:proofErr w:type="spellEnd"/>
-      <w:r>
-        <w:rPr>
-          <w:rFonts w:ascii="Times New Roman" w:eastAsia="Times New Roman" w:hAnsi="Times New Roman" w:cs="Times New Roman"/>
-          <w:sz w:val="28"/>
-          <w:szCs w:val="28"/>
-        </w:rPr>
-        <w:t xml:space="preserve"> и для чего он используется?</w:t>
+        <w:t>19. Где употребляется оператор continue и для чего он используется?</w:t>
       </w:r>
     </w:p>
     <w:p>
@@ -10751,43 +9197,7 @@
           <w:sz w:val="28"/>
           <w:szCs w:val="28"/>
         </w:rPr>
-        <w:t xml:space="preserve">20. Для чего нужны стандартные потоки </w:t>
-      </w:r>
-      <w:proofErr w:type="spellStart"/>
-      <w:r>
-        <w:rPr>
-          <w:rFonts w:ascii="Times New Roman" w:eastAsia="Times New Roman" w:hAnsi="Times New Roman" w:cs="Times New Roman"/>
-          <w:sz w:val="28"/>
-          <w:szCs w:val="28"/>
-        </w:rPr>
-        <w:t>stdout</w:t>
-      </w:r>
-      <w:proofErr w:type="spellEnd"/>
-      <w:r>
-        <w:rPr>
-          <w:rFonts w:ascii="Times New Roman" w:eastAsia="Times New Roman" w:hAnsi="Times New Roman" w:cs="Times New Roman"/>
-          <w:sz w:val="28"/>
-          <w:szCs w:val="28"/>
-        </w:rPr>
-        <w:t xml:space="preserve"> и </w:t>
-      </w:r>
-      <w:proofErr w:type="spellStart"/>
-      <w:r>
-        <w:rPr>
-          <w:rFonts w:ascii="Times New Roman" w:eastAsia="Times New Roman" w:hAnsi="Times New Roman" w:cs="Times New Roman"/>
-          <w:sz w:val="28"/>
-          <w:szCs w:val="28"/>
-        </w:rPr>
-        <w:t>stderr</w:t>
-      </w:r>
-      <w:proofErr w:type="spellEnd"/>
-      <w:r>
-        <w:rPr>
-          <w:rFonts w:ascii="Times New Roman" w:eastAsia="Times New Roman" w:hAnsi="Times New Roman" w:cs="Times New Roman"/>
-          <w:sz w:val="28"/>
-          <w:szCs w:val="28"/>
-        </w:rPr>
-        <w:t>?</w:t>
+        <w:t>20. Для чего нужны стандартные потоки stdout и stderr?</w:t>
       </w:r>
     </w:p>
     <w:p>
@@ -10801,23 +9211,13 @@
           <w:szCs w:val="28"/>
         </w:rPr>
       </w:pPr>
-      <w:proofErr w:type="spellStart"/>
-      <w:r>
-        <w:rPr>
-          <w:rFonts w:ascii="Times New Roman" w:eastAsia="Times New Roman" w:hAnsi="Times New Roman" w:cs="Times New Roman"/>
-          <w:sz w:val="28"/>
-          <w:szCs w:val="28"/>
-        </w:rPr>
-        <w:t>stdout</w:t>
-      </w:r>
-      <w:proofErr w:type="spellEnd"/>
-      <w:r>
-        <w:rPr>
-          <w:rFonts w:ascii="Times New Roman" w:eastAsia="Times New Roman" w:hAnsi="Times New Roman" w:cs="Times New Roman"/>
-          <w:sz w:val="28"/>
-          <w:szCs w:val="28"/>
-        </w:rPr>
-        <w:t xml:space="preserve"> - стандартный вывод</w:t>
+      <w:r>
+        <w:rPr>
+          <w:rFonts w:ascii="Times New Roman" w:eastAsia="Times New Roman" w:hAnsi="Times New Roman" w:cs="Times New Roman"/>
+          <w:sz w:val="28"/>
+          <w:szCs w:val="28"/>
+        </w:rPr>
+        <w:t>stdout - стандартный вывод</w:t>
       </w:r>
       <w:r>
         <w:rPr>
@@ -10827,42 +9227,275 @@
         </w:rPr>
         <w:t xml:space="preserve"> </w:t>
       </w:r>
-      <w:proofErr w:type="spellStart"/>
-      <w:r>
-        <w:rPr>
-          <w:rFonts w:ascii="Times New Roman" w:eastAsia="Times New Roman" w:hAnsi="Times New Roman" w:cs="Times New Roman"/>
-          <w:sz w:val="28"/>
-          <w:szCs w:val="28"/>
-        </w:rPr>
-        <w:t>даных</w:t>
-      </w:r>
-      <w:proofErr w:type="spellEnd"/>
-      <w:r>
-        <w:rPr>
-          <w:rFonts w:ascii="Times New Roman" w:eastAsia="Times New Roman" w:hAnsi="Times New Roman" w:cs="Times New Roman"/>
-          <w:sz w:val="28"/>
-          <w:szCs w:val="28"/>
-        </w:rPr>
-        <w:t xml:space="preserve"> и информационных сообщений</w:t>
-      </w:r>
-      <w:r>
-        <w:rPr>
-          <w:rFonts w:ascii="Times New Roman" w:eastAsia="Times New Roman" w:hAnsi="Times New Roman" w:cs="Times New Roman"/>
-          <w:sz w:val="28"/>
-          <w:szCs w:val="28"/>
-        </w:rPr>
-        <w:t xml:space="preserve">, </w:t>
-      </w:r>
-      <w:proofErr w:type="spellStart"/>
-      <w:r>
-        <w:rPr>
-          <w:rFonts w:ascii="Times New Roman" w:eastAsia="Times New Roman" w:hAnsi="Times New Roman" w:cs="Times New Roman"/>
-          <w:sz w:val="28"/>
-          <w:szCs w:val="28"/>
-        </w:rPr>
-        <w:t>stderr</w:t>
-      </w:r>
-      <w:proofErr w:type="spellEnd"/>
+      <w:r>
+        <w:rPr>
+          <w:rFonts w:ascii="Times New Roman" w:eastAsia="Times New Roman" w:hAnsi="Times New Roman" w:cs="Times New Roman"/>
+          <w:sz w:val="28"/>
+          <w:szCs w:val="28"/>
+        </w:rPr>
+        <w:t>даных и информационных сообщений</w:t>
+      </w:r>
+      <w:r>
+        <w:rPr>
+          <w:rFonts w:ascii="Times New Roman" w:eastAsia="Times New Roman" w:hAnsi="Times New Roman" w:cs="Times New Roman"/>
+          <w:sz w:val="28"/>
+          <w:szCs w:val="28"/>
+        </w:rPr>
+        <w:t xml:space="preserve">, stderr </w:t>
+      </w:r>
+      <w:r>
+        <w:rPr>
+          <w:rFonts w:ascii="Times New Roman" w:eastAsia="Times New Roman" w:hAnsi="Times New Roman" w:cs="Times New Roman"/>
+          <w:sz w:val="28"/>
+          <w:szCs w:val="28"/>
+        </w:rPr>
+        <w:t>–</w:t>
+      </w:r>
+      <w:r>
+        <w:rPr>
+          <w:rFonts w:ascii="Times New Roman" w:eastAsia="Times New Roman" w:hAnsi="Times New Roman" w:cs="Times New Roman"/>
+          <w:sz w:val="28"/>
+          <w:szCs w:val="28"/>
+        </w:rPr>
+        <w:t xml:space="preserve"> вывод</w:t>
+      </w:r>
+      <w:r>
+        <w:rPr>
+          <w:rFonts w:ascii="Times New Roman" w:eastAsia="Times New Roman" w:hAnsi="Times New Roman" w:cs="Times New Roman"/>
+          <w:sz w:val="28"/>
+          <w:szCs w:val="28"/>
+        </w:rPr>
+        <w:t xml:space="preserve"> сообщений об </w:t>
+      </w:r>
+      <w:r>
+        <w:rPr>
+          <w:rFonts w:ascii="Times New Roman" w:eastAsia="Times New Roman" w:hAnsi="Times New Roman" w:cs="Times New Roman"/>
+          <w:sz w:val="28"/>
+          <w:szCs w:val="28"/>
+        </w:rPr>
+        <w:t xml:space="preserve"> ошибк</w:t>
+      </w:r>
+      <w:r>
+        <w:rPr>
+          <w:rFonts w:ascii="Times New Roman" w:eastAsia="Times New Roman" w:hAnsi="Times New Roman" w:cs="Times New Roman"/>
+          <w:sz w:val="28"/>
+          <w:szCs w:val="28"/>
+        </w:rPr>
+        <w:t>ах</w:t>
+      </w:r>
+      <w:r>
+        <w:rPr>
+          <w:rFonts w:ascii="Times New Roman" w:eastAsia="Times New Roman" w:hAnsi="Times New Roman" w:cs="Times New Roman"/>
+          <w:sz w:val="28"/>
+          <w:szCs w:val="28"/>
+        </w:rPr>
+        <w:t>.</w:t>
+      </w:r>
+    </w:p>
+    <w:p>
+      <w:pPr>
+        <w:spacing w:after="0" w:line="360" w:lineRule="auto"/>
+        <w:ind w:firstLine="709"/>
+        <w:jc w:val="both"/>
+        <w:rPr>
+          <w:rFonts w:ascii="Times New Roman" w:eastAsia="Times New Roman" w:hAnsi="Times New Roman" w:cs="Times New Roman"/>
+          <w:sz w:val="28"/>
+          <w:szCs w:val="28"/>
+        </w:rPr>
+      </w:pPr>
+      <w:r>
+        <w:rPr>
+          <w:rFonts w:ascii="Times New Roman" w:eastAsia="Times New Roman" w:hAnsi="Times New Roman" w:cs="Times New Roman"/>
+          <w:sz w:val="28"/>
+          <w:szCs w:val="28"/>
+        </w:rPr>
+        <w:t>21. Как в Python организовать вывод в стандартный поток stderr?</w:t>
+      </w:r>
+    </w:p>
+    <w:p>
+      <w:pPr>
+        <w:spacing w:after="0" w:line="360" w:lineRule="auto"/>
+        <w:ind w:firstLine="709"/>
+        <w:jc w:val="both"/>
+        <w:rPr>
+          <w:rFonts w:ascii="Times New Roman" w:eastAsia="Times New Roman" w:hAnsi="Times New Roman" w:cs="Times New Roman"/>
+          <w:sz w:val="28"/>
+          <w:szCs w:val="28"/>
+        </w:rPr>
+      </w:pPr>
+      <w:r>
+        <w:rPr>
+          <w:rFonts w:ascii="Times New Roman" w:eastAsia="Times New Roman" w:hAnsi="Times New Roman" w:cs="Times New Roman"/>
+          <w:sz w:val="28"/>
+          <w:szCs w:val="28"/>
+          <w:lang w:val="en-US"/>
+        </w:rPr>
+        <w:t>import sys;</w:t>
+      </w:r>
+    </w:p>
+    <w:p>
+      <w:pPr>
+        <w:spacing w:after="0" w:line="360" w:lineRule="auto"/>
+        <w:ind w:firstLine="709"/>
+        <w:jc w:val="both"/>
+        <w:rPr>
+          <w:rFonts w:ascii="Times New Roman" w:eastAsia="Times New Roman" w:hAnsi="Times New Roman" w:cs="Times New Roman"/>
+          <w:sz w:val="28"/>
+          <w:szCs w:val="28"/>
+        </w:rPr>
+      </w:pPr>
+      <w:r>
+        <w:rPr>
+          <w:rFonts w:ascii="Times New Roman" w:eastAsia="Times New Roman" w:hAnsi="Times New Roman" w:cs="Times New Roman"/>
+          <w:sz w:val="28"/>
+          <w:szCs w:val="28"/>
+        </w:rPr>
+        <w:t>….</w:t>
+      </w:r>
+    </w:p>
+    <w:p>
+      <w:pPr>
+        <w:spacing w:after="0" w:line="360" w:lineRule="auto"/>
+        <w:ind w:firstLine="709"/>
+        <w:jc w:val="both"/>
+        <w:rPr>
+          <w:rFonts w:ascii="Times New Roman" w:eastAsia="Times New Roman" w:hAnsi="Times New Roman" w:cs="Times New Roman"/>
+          <w:sz w:val="28"/>
+          <w:szCs w:val="28"/>
+          <w:lang w:val="en-US"/>
+        </w:rPr>
+      </w:pPr>
+      <w:r>
+        <w:rPr>
+          <w:rFonts w:ascii="Times New Roman" w:eastAsia="Times New Roman" w:hAnsi="Times New Roman" w:cs="Times New Roman"/>
+          <w:sz w:val="28"/>
+          <w:szCs w:val="28"/>
+          <w:lang w:val="en-US"/>
+        </w:rPr>
+        <w:t>print</w:t>
+      </w:r>
+      <w:r>
+        <w:rPr>
+          <w:rFonts w:ascii="Times New Roman" w:eastAsia="Times New Roman" w:hAnsi="Times New Roman" w:cs="Times New Roman"/>
+          <w:sz w:val="28"/>
+          <w:szCs w:val="28"/>
+          <w:lang w:val="en-US"/>
+        </w:rPr>
+        <w:t>(“</w:t>
+      </w:r>
+      <w:r>
+        <w:rPr>
+          <w:rFonts w:ascii="Times New Roman" w:eastAsia="Times New Roman" w:hAnsi="Times New Roman" w:cs="Times New Roman"/>
+          <w:sz w:val="28"/>
+          <w:szCs w:val="28"/>
+          <w:lang w:val="en-US"/>
+        </w:rPr>
+        <w:t>Error</w:t>
+      </w:r>
+      <w:r>
+        <w:rPr>
+          <w:rFonts w:ascii="Times New Roman" w:eastAsia="Times New Roman" w:hAnsi="Times New Roman" w:cs="Times New Roman"/>
+          <w:sz w:val="28"/>
+          <w:szCs w:val="28"/>
+          <w:lang w:val="en-US"/>
+        </w:rPr>
+        <w:t>!”</w:t>
+      </w:r>
+      <w:r>
+        <w:rPr>
+          <w:rFonts w:ascii="Times New Roman" w:eastAsia="Times New Roman" w:hAnsi="Times New Roman" w:cs="Times New Roman"/>
+          <w:sz w:val="28"/>
+          <w:szCs w:val="28"/>
+          <w:lang w:val="en-US"/>
+        </w:rPr>
+        <w:t>, file=sys.stderr)</w:t>
+      </w:r>
+    </w:p>
+    <w:p>
+      <w:pPr>
+        <w:spacing w:after="0" w:line="360" w:lineRule="auto"/>
+        <w:ind w:firstLine="709"/>
+        <w:jc w:val="both"/>
+        <w:rPr>
+          <w:rFonts w:ascii="Times New Roman" w:eastAsia="Times New Roman" w:hAnsi="Times New Roman" w:cs="Times New Roman"/>
+          <w:sz w:val="28"/>
+          <w:szCs w:val="28"/>
+        </w:rPr>
+      </w:pPr>
+      <w:r>
+        <w:rPr>
+          <w:rFonts w:ascii="Times New Roman" w:eastAsia="Times New Roman" w:hAnsi="Times New Roman" w:cs="Times New Roman"/>
+          <w:sz w:val="28"/>
+          <w:szCs w:val="28"/>
+        </w:rPr>
+        <w:t>22. Каково назначение функции exit?</w:t>
+      </w:r>
+    </w:p>
+    <w:p>
+      <w:pPr>
+        <w:spacing w:after="0" w:line="360" w:lineRule="auto"/>
+        <w:ind w:firstLine="709"/>
+        <w:jc w:val="both"/>
+        <w:rPr>
+          <w:rFonts w:ascii="Times New Roman" w:eastAsia="Times New Roman" w:hAnsi="Times New Roman" w:cs="Times New Roman"/>
+          <w:sz w:val="28"/>
+          <w:szCs w:val="28"/>
+        </w:rPr>
+      </w:pPr>
+      <w:r>
+        <w:rPr>
+          <w:rFonts w:ascii="Times New Roman" w:eastAsia="Times New Roman" w:hAnsi="Times New Roman" w:cs="Times New Roman"/>
+          <w:sz w:val="28"/>
+          <w:szCs w:val="28"/>
+        </w:rPr>
+        <w:t>Завершение программы с кодом возврата</w:t>
+      </w:r>
+      <w:r>
+        <w:rPr>
+          <w:rFonts w:ascii="Times New Roman" w:eastAsia="Times New Roman" w:hAnsi="Times New Roman" w:cs="Times New Roman"/>
+          <w:sz w:val="28"/>
+          <w:szCs w:val="28"/>
+        </w:rPr>
+        <w:t xml:space="preserve">: </w:t>
+      </w:r>
+      <w:r>
+        <w:rPr>
+          <w:rFonts w:ascii="Times New Roman" w:eastAsia="Times New Roman" w:hAnsi="Times New Roman" w:cs="Times New Roman"/>
+          <w:sz w:val="28"/>
+          <w:szCs w:val="28"/>
+          <w:lang w:val="en-US"/>
+        </w:rPr>
+        <w:t>exit</w:t>
+      </w:r>
+      <w:r>
+        <w:rPr>
+          <w:rFonts w:ascii="Times New Roman" w:eastAsia="Times New Roman" w:hAnsi="Times New Roman" w:cs="Times New Roman"/>
+          <w:sz w:val="28"/>
+          <w:szCs w:val="28"/>
+        </w:rPr>
+        <w:t>(1)</w:t>
+      </w:r>
+    </w:p>
+    <w:p>
+      <w:pPr>
+        <w:spacing w:after="0" w:line="360" w:lineRule="auto"/>
+        <w:ind w:firstLine="709"/>
+        <w:jc w:val="both"/>
+        <w:rPr>
+          <w:rFonts w:ascii="Times New Roman" w:eastAsia="Times New Roman" w:hAnsi="Times New Roman" w:cs="Times New Roman"/>
+          <w:sz w:val="28"/>
+          <w:szCs w:val="28"/>
+        </w:rPr>
+      </w:pPr>
+      <w:r>
+        <w:rPr>
+          <w:rFonts w:ascii="Times New Roman" w:eastAsia="Times New Roman" w:hAnsi="Times New Roman" w:cs="Times New Roman"/>
+          <w:color w:val="000000"/>
+          <w:sz w:val="28"/>
+          <w:szCs w:val="28"/>
+        </w:rPr>
+        <w:t>Вывод:</w:t>
+      </w:r>
       <w:r>
         <w:rPr>
           <w:rFonts w:ascii="Times New Roman" w:eastAsia="Times New Roman" w:hAnsi="Times New Roman" w:cs="Times New Roman"/>
@@ -10877,354 +9510,6 @@
           <w:sz w:val="28"/>
           <w:szCs w:val="28"/>
         </w:rPr>
-        <w:t>–</w:t>
-      </w:r>
-      <w:r>
-        <w:rPr>
-          <w:rFonts w:ascii="Times New Roman" w:eastAsia="Times New Roman" w:hAnsi="Times New Roman" w:cs="Times New Roman"/>
-          <w:sz w:val="28"/>
-          <w:szCs w:val="28"/>
-        </w:rPr>
-        <w:t xml:space="preserve"> вывод</w:t>
-      </w:r>
-      <w:r>
-        <w:rPr>
-          <w:rFonts w:ascii="Times New Roman" w:eastAsia="Times New Roman" w:hAnsi="Times New Roman" w:cs="Times New Roman"/>
-          <w:sz w:val="28"/>
-          <w:szCs w:val="28"/>
-        </w:rPr>
-        <w:t xml:space="preserve"> сообщений </w:t>
-      </w:r>
-      <w:proofErr w:type="gramStart"/>
-      <w:r>
-        <w:rPr>
-          <w:rFonts w:ascii="Times New Roman" w:eastAsia="Times New Roman" w:hAnsi="Times New Roman" w:cs="Times New Roman"/>
-          <w:sz w:val="28"/>
-          <w:szCs w:val="28"/>
-        </w:rPr>
-        <w:t xml:space="preserve">об </w:t>
-      </w:r>
-      <w:r>
-        <w:rPr>
-          <w:rFonts w:ascii="Times New Roman" w:eastAsia="Times New Roman" w:hAnsi="Times New Roman" w:cs="Times New Roman"/>
-          <w:sz w:val="28"/>
-          <w:szCs w:val="28"/>
-        </w:rPr>
-        <w:t xml:space="preserve"> ошибк</w:t>
-      </w:r>
-      <w:r>
-        <w:rPr>
-          <w:rFonts w:ascii="Times New Roman" w:eastAsia="Times New Roman" w:hAnsi="Times New Roman" w:cs="Times New Roman"/>
-          <w:sz w:val="28"/>
-          <w:szCs w:val="28"/>
-        </w:rPr>
-        <w:t>ах</w:t>
-      </w:r>
-      <w:proofErr w:type="gramEnd"/>
-      <w:r>
-        <w:rPr>
-          <w:rFonts w:ascii="Times New Roman" w:eastAsia="Times New Roman" w:hAnsi="Times New Roman" w:cs="Times New Roman"/>
-          <w:sz w:val="28"/>
-          <w:szCs w:val="28"/>
-        </w:rPr>
-        <w:t>.</w:t>
-      </w:r>
-    </w:p>
-    <w:p>
-      <w:pPr>
-        <w:spacing w:after="0" w:line="360" w:lineRule="auto"/>
-        <w:ind w:firstLine="709"/>
-        <w:jc w:val="both"/>
-        <w:rPr>
-          <w:rFonts w:ascii="Times New Roman" w:eastAsia="Times New Roman" w:hAnsi="Times New Roman" w:cs="Times New Roman"/>
-          <w:sz w:val="28"/>
-          <w:szCs w:val="28"/>
-        </w:rPr>
-      </w:pPr>
-      <w:r>
-        <w:rPr>
-          <w:rFonts w:ascii="Times New Roman" w:eastAsia="Times New Roman" w:hAnsi="Times New Roman" w:cs="Times New Roman"/>
-          <w:sz w:val="28"/>
-          <w:szCs w:val="28"/>
-        </w:rPr>
-        <w:t xml:space="preserve">21. Как в Python организовать вывод в стандартный поток </w:t>
-      </w:r>
-      <w:proofErr w:type="spellStart"/>
-      <w:r>
-        <w:rPr>
-          <w:rFonts w:ascii="Times New Roman" w:eastAsia="Times New Roman" w:hAnsi="Times New Roman" w:cs="Times New Roman"/>
-          <w:sz w:val="28"/>
-          <w:szCs w:val="28"/>
-        </w:rPr>
-        <w:t>stderr</w:t>
-      </w:r>
-      <w:proofErr w:type="spellEnd"/>
-      <w:r>
-        <w:rPr>
-          <w:rFonts w:ascii="Times New Roman" w:eastAsia="Times New Roman" w:hAnsi="Times New Roman" w:cs="Times New Roman"/>
-          <w:sz w:val="28"/>
-          <w:szCs w:val="28"/>
-        </w:rPr>
-        <w:t>?</w:t>
-      </w:r>
-    </w:p>
-    <w:p>
-      <w:pPr>
-        <w:spacing w:after="0" w:line="360" w:lineRule="auto"/>
-        <w:ind w:firstLine="709"/>
-        <w:jc w:val="both"/>
-        <w:rPr>
-          <w:rFonts w:ascii="Times New Roman" w:eastAsia="Times New Roman" w:hAnsi="Times New Roman" w:cs="Times New Roman"/>
-          <w:sz w:val="28"/>
-          <w:szCs w:val="28"/>
-        </w:rPr>
-      </w:pPr>
-      <w:r>
-        <w:rPr>
-          <w:rFonts w:ascii="Times New Roman" w:eastAsia="Times New Roman" w:hAnsi="Times New Roman" w:cs="Times New Roman"/>
-          <w:sz w:val="28"/>
-          <w:szCs w:val="28"/>
-          <w:lang w:val="en-US"/>
-        </w:rPr>
-        <w:t>import sys;</w:t>
-      </w:r>
-    </w:p>
-    <w:p>
-      <w:pPr>
-        <w:spacing w:after="0" w:line="360" w:lineRule="auto"/>
-        <w:ind w:firstLine="709"/>
-        <w:jc w:val="both"/>
-        <w:rPr>
-          <w:rFonts w:ascii="Times New Roman" w:eastAsia="Times New Roman" w:hAnsi="Times New Roman" w:cs="Times New Roman"/>
-          <w:sz w:val="28"/>
-          <w:szCs w:val="28"/>
-        </w:rPr>
-      </w:pPr>
-      <w:r>
-        <w:rPr>
-          <w:rFonts w:ascii="Times New Roman" w:eastAsia="Times New Roman" w:hAnsi="Times New Roman" w:cs="Times New Roman"/>
-          <w:sz w:val="28"/>
-          <w:szCs w:val="28"/>
-        </w:rPr>
-        <w:t>….</w:t>
-      </w:r>
-    </w:p>
-    <w:p>
-      <w:pPr>
-        <w:spacing w:after="0" w:line="360" w:lineRule="auto"/>
-        <w:ind w:firstLine="709"/>
-        <w:jc w:val="both"/>
-        <w:rPr>
-          <w:rFonts w:ascii="Times New Roman" w:eastAsia="Times New Roman" w:hAnsi="Times New Roman" w:cs="Times New Roman"/>
-          <w:sz w:val="28"/>
-          <w:szCs w:val="28"/>
-          <w:lang w:val="en-US"/>
-        </w:rPr>
-      </w:pPr>
-      <w:proofErr w:type="gramStart"/>
-      <w:r>
-        <w:rPr>
-          <w:rFonts w:ascii="Times New Roman" w:eastAsia="Times New Roman" w:hAnsi="Times New Roman" w:cs="Times New Roman"/>
-          <w:sz w:val="28"/>
-          <w:szCs w:val="28"/>
-          <w:lang w:val="en-US"/>
-        </w:rPr>
-        <w:t>print</w:t>
-      </w:r>
-      <w:r>
-        <w:rPr>
-          <w:rFonts w:ascii="Times New Roman" w:eastAsia="Times New Roman" w:hAnsi="Times New Roman" w:cs="Times New Roman"/>
-          <w:sz w:val="28"/>
-          <w:szCs w:val="28"/>
-          <w:lang w:val="en-US"/>
-        </w:rPr>
-        <w:t>(</w:t>
-      </w:r>
-      <w:proofErr w:type="gramEnd"/>
-      <w:r>
-        <w:rPr>
-          <w:rFonts w:ascii="Times New Roman" w:eastAsia="Times New Roman" w:hAnsi="Times New Roman" w:cs="Times New Roman"/>
-          <w:sz w:val="28"/>
-          <w:szCs w:val="28"/>
-          <w:lang w:val="en-US"/>
-        </w:rPr>
-        <w:t>“</w:t>
-      </w:r>
-      <w:r>
-        <w:rPr>
-          <w:rFonts w:ascii="Times New Roman" w:eastAsia="Times New Roman" w:hAnsi="Times New Roman" w:cs="Times New Roman"/>
-          <w:sz w:val="28"/>
-          <w:szCs w:val="28"/>
-          <w:lang w:val="en-US"/>
-        </w:rPr>
-        <w:t>Error</w:t>
-      </w:r>
-      <w:r>
-        <w:rPr>
-          <w:rFonts w:ascii="Times New Roman" w:eastAsia="Times New Roman" w:hAnsi="Times New Roman" w:cs="Times New Roman"/>
-          <w:sz w:val="28"/>
-          <w:szCs w:val="28"/>
-          <w:lang w:val="en-US"/>
-        </w:rPr>
-        <w:t>!”</w:t>
-      </w:r>
-      <w:r>
-        <w:rPr>
-          <w:rFonts w:ascii="Times New Roman" w:eastAsia="Times New Roman" w:hAnsi="Times New Roman" w:cs="Times New Roman"/>
-          <w:sz w:val="28"/>
-          <w:szCs w:val="28"/>
-          <w:lang w:val="en-US"/>
-        </w:rPr>
-        <w:t>, file=</w:t>
-      </w:r>
-      <w:proofErr w:type="spellStart"/>
-      <w:r>
-        <w:rPr>
-          <w:rFonts w:ascii="Times New Roman" w:eastAsia="Times New Roman" w:hAnsi="Times New Roman" w:cs="Times New Roman"/>
-          <w:sz w:val="28"/>
-          <w:szCs w:val="28"/>
-          <w:lang w:val="en-US"/>
-        </w:rPr>
-        <w:t>sys.stderr</w:t>
-      </w:r>
-      <w:proofErr w:type="spellEnd"/>
-      <w:r>
-        <w:rPr>
-          <w:rFonts w:ascii="Times New Roman" w:eastAsia="Times New Roman" w:hAnsi="Times New Roman" w:cs="Times New Roman"/>
-          <w:sz w:val="28"/>
-          <w:szCs w:val="28"/>
-          <w:lang w:val="en-US"/>
-        </w:rPr>
-        <w:t>)</w:t>
-      </w:r>
-    </w:p>
-    <w:p>
-      <w:pPr>
-        <w:spacing w:after="0" w:line="360" w:lineRule="auto"/>
-        <w:ind w:firstLine="709"/>
-        <w:jc w:val="both"/>
-        <w:rPr>
-          <w:rFonts w:ascii="Times New Roman" w:eastAsia="Times New Roman" w:hAnsi="Times New Roman" w:cs="Times New Roman"/>
-          <w:sz w:val="28"/>
-          <w:szCs w:val="28"/>
-        </w:rPr>
-      </w:pPr>
-      <w:r>
-        <w:rPr>
-          <w:rFonts w:ascii="Times New Roman" w:eastAsia="Times New Roman" w:hAnsi="Times New Roman" w:cs="Times New Roman"/>
-          <w:sz w:val="28"/>
-          <w:szCs w:val="28"/>
-        </w:rPr>
-        <w:t xml:space="preserve">22. Каково назначение функции </w:t>
-      </w:r>
-      <w:proofErr w:type="spellStart"/>
-      <w:r>
-        <w:rPr>
-          <w:rFonts w:ascii="Times New Roman" w:eastAsia="Times New Roman" w:hAnsi="Times New Roman" w:cs="Times New Roman"/>
-          <w:sz w:val="28"/>
-          <w:szCs w:val="28"/>
-        </w:rPr>
-        <w:t>exit</w:t>
-      </w:r>
-      <w:proofErr w:type="spellEnd"/>
-      <w:r>
-        <w:rPr>
-          <w:rFonts w:ascii="Times New Roman" w:eastAsia="Times New Roman" w:hAnsi="Times New Roman" w:cs="Times New Roman"/>
-          <w:sz w:val="28"/>
-          <w:szCs w:val="28"/>
-        </w:rPr>
-        <w:t>?</w:t>
-      </w:r>
-    </w:p>
-    <w:p>
-      <w:pPr>
-        <w:spacing w:after="0" w:line="360" w:lineRule="auto"/>
-        <w:ind w:firstLine="709"/>
-        <w:jc w:val="both"/>
-        <w:rPr>
-          <w:rFonts w:ascii="Times New Roman" w:eastAsia="Times New Roman" w:hAnsi="Times New Roman" w:cs="Times New Roman"/>
-          <w:sz w:val="28"/>
-          <w:szCs w:val="28"/>
-        </w:rPr>
-      </w:pPr>
-      <w:r>
-        <w:rPr>
-          <w:rFonts w:ascii="Times New Roman" w:eastAsia="Times New Roman" w:hAnsi="Times New Roman" w:cs="Times New Roman"/>
-          <w:sz w:val="28"/>
-          <w:szCs w:val="28"/>
-        </w:rPr>
-        <w:t>Завершение программы с кодом возврата</w:t>
-      </w:r>
-      <w:r>
-        <w:rPr>
-          <w:rFonts w:ascii="Times New Roman" w:eastAsia="Times New Roman" w:hAnsi="Times New Roman" w:cs="Times New Roman"/>
-          <w:sz w:val="28"/>
-          <w:szCs w:val="28"/>
-        </w:rPr>
-        <w:t xml:space="preserve">: </w:t>
-      </w:r>
-      <w:proofErr w:type="gramStart"/>
-      <w:r>
-        <w:rPr>
-          <w:rFonts w:ascii="Times New Roman" w:eastAsia="Times New Roman" w:hAnsi="Times New Roman" w:cs="Times New Roman"/>
-          <w:sz w:val="28"/>
-          <w:szCs w:val="28"/>
-          <w:lang w:val="en-US"/>
-        </w:rPr>
-        <w:t>exit</w:t>
-      </w:r>
-      <w:r>
-        <w:rPr>
-          <w:rFonts w:ascii="Times New Roman" w:eastAsia="Times New Roman" w:hAnsi="Times New Roman" w:cs="Times New Roman"/>
-          <w:sz w:val="28"/>
-          <w:szCs w:val="28"/>
-        </w:rPr>
-        <w:t>(</w:t>
-      </w:r>
-      <w:proofErr w:type="gramEnd"/>
-      <w:r>
-        <w:rPr>
-          <w:rFonts w:ascii="Times New Roman" w:eastAsia="Times New Roman" w:hAnsi="Times New Roman" w:cs="Times New Roman"/>
-          <w:sz w:val="28"/>
-          <w:szCs w:val="28"/>
-        </w:rPr>
-        <w:t>1)</w:t>
-      </w:r>
-    </w:p>
-    <w:p>
-      <w:pPr>
-        <w:spacing w:after="0" w:line="360" w:lineRule="auto"/>
-        <w:ind w:firstLine="709"/>
-        <w:jc w:val="both"/>
-        <w:rPr>
-          <w:rFonts w:ascii="Times New Roman" w:eastAsia="Times New Roman" w:hAnsi="Times New Roman" w:cs="Times New Roman"/>
-          <w:sz w:val="28"/>
-          <w:szCs w:val="28"/>
-        </w:rPr>
-      </w:pPr>
-      <w:r>
-        <w:rPr>
-          <w:rFonts w:ascii="Times New Roman" w:eastAsia="Times New Roman" w:hAnsi="Times New Roman" w:cs="Times New Roman"/>
-          <w:color w:val="000000"/>
-          <w:sz w:val="28"/>
-          <w:szCs w:val="28"/>
-        </w:rPr>
-        <w:t>Вывод:</w:t>
-      </w:r>
-      <w:r>
-        <w:rPr>
-          <w:rFonts w:ascii="Times New Roman" w:eastAsia="Times New Roman" w:hAnsi="Times New Roman" w:cs="Times New Roman"/>
-          <w:sz w:val="28"/>
-          <w:szCs w:val="28"/>
-        </w:rPr>
-        <w:t xml:space="preserve"> </w:t>
-      </w:r>
-      <w:r>
-        <w:rPr>
-          <w:rFonts w:ascii="Times New Roman" w:eastAsia="Times New Roman" w:hAnsi="Times New Roman" w:cs="Times New Roman"/>
-          <w:sz w:val="28"/>
-          <w:szCs w:val="28"/>
-        </w:rPr>
         <w:t>приобре</w:t>
       </w:r>
       <w:r>
@@ -11273,97 +9558,7 @@
           <w:sz w:val="28"/>
           <w:szCs w:val="28"/>
         </w:rPr>
-        <w:t xml:space="preserve"> операторы языка Python версии 3.x </w:t>
-      </w:r>
-      <w:proofErr w:type="spellStart"/>
-      <w:r>
-        <w:rPr>
-          <w:rFonts w:ascii="Times New Roman" w:eastAsia="Times New Roman" w:hAnsi="Times New Roman" w:cs="Times New Roman"/>
-          <w:sz w:val="28"/>
-          <w:szCs w:val="28"/>
-        </w:rPr>
-        <w:t>if</w:t>
-      </w:r>
-      <w:proofErr w:type="spellEnd"/>
-      <w:r>
-        <w:rPr>
-          <w:rFonts w:ascii="Times New Roman" w:eastAsia="Times New Roman" w:hAnsi="Times New Roman" w:cs="Times New Roman"/>
-          <w:sz w:val="28"/>
-          <w:szCs w:val="28"/>
-        </w:rPr>
-        <w:t xml:space="preserve">, </w:t>
-      </w:r>
-      <w:proofErr w:type="spellStart"/>
-      <w:r>
-        <w:rPr>
-          <w:rFonts w:ascii="Times New Roman" w:eastAsia="Times New Roman" w:hAnsi="Times New Roman" w:cs="Times New Roman"/>
-          <w:sz w:val="28"/>
-          <w:szCs w:val="28"/>
-        </w:rPr>
-        <w:t>while</w:t>
-      </w:r>
-      <w:proofErr w:type="spellEnd"/>
-      <w:r>
-        <w:rPr>
-          <w:rFonts w:ascii="Times New Roman" w:eastAsia="Times New Roman" w:hAnsi="Times New Roman" w:cs="Times New Roman"/>
-          <w:sz w:val="28"/>
-          <w:szCs w:val="28"/>
-        </w:rPr>
-        <w:t xml:space="preserve">, </w:t>
-      </w:r>
-      <w:proofErr w:type="spellStart"/>
-      <w:r>
-        <w:rPr>
-          <w:rFonts w:ascii="Times New Roman" w:eastAsia="Times New Roman" w:hAnsi="Times New Roman" w:cs="Times New Roman"/>
-          <w:sz w:val="28"/>
-          <w:szCs w:val="28"/>
-        </w:rPr>
-        <w:t>for</w:t>
-      </w:r>
-      <w:proofErr w:type="spellEnd"/>
-      <w:r>
-        <w:rPr>
-          <w:rFonts w:ascii="Times New Roman" w:eastAsia="Times New Roman" w:hAnsi="Times New Roman" w:cs="Times New Roman"/>
-          <w:sz w:val="28"/>
-          <w:szCs w:val="28"/>
-        </w:rPr>
-        <w:t xml:space="preserve">, </w:t>
-      </w:r>
-      <w:proofErr w:type="spellStart"/>
-      <w:r>
-        <w:rPr>
-          <w:rFonts w:ascii="Times New Roman" w:eastAsia="Times New Roman" w:hAnsi="Times New Roman" w:cs="Times New Roman"/>
-          <w:sz w:val="28"/>
-          <w:szCs w:val="28"/>
-        </w:rPr>
-        <w:t>break</w:t>
-      </w:r>
-      <w:proofErr w:type="spellEnd"/>
-      <w:r>
-        <w:rPr>
-          <w:rFonts w:ascii="Times New Roman" w:eastAsia="Times New Roman" w:hAnsi="Times New Roman" w:cs="Times New Roman"/>
-          <w:sz w:val="28"/>
-          <w:szCs w:val="28"/>
-        </w:rPr>
-        <w:t xml:space="preserve"> u </w:t>
-      </w:r>
-      <w:proofErr w:type="spellStart"/>
-      <w:r>
-        <w:rPr>
-          <w:rFonts w:ascii="Times New Roman" w:eastAsia="Times New Roman" w:hAnsi="Times New Roman" w:cs="Times New Roman"/>
-          <w:sz w:val="28"/>
-          <w:szCs w:val="28"/>
-        </w:rPr>
-        <w:t>continue</w:t>
-      </w:r>
-      <w:proofErr w:type="spellEnd"/>
-      <w:r>
-        <w:rPr>
-          <w:rFonts w:ascii="Times New Roman" w:eastAsia="Times New Roman" w:hAnsi="Times New Roman" w:cs="Times New Roman"/>
-          <w:sz w:val="28"/>
-          <w:szCs w:val="28"/>
-        </w:rPr>
-        <w:t>, позволяющих реализовывать разветвляющиеся алгоритмы и алгоритмы циклической структуры.</w:t>
+        <w:t xml:space="preserve"> операторы языка Python версии 3.x if, while, for, break u continue, позволяющих реализовывать разветвляющиеся алгоритмы и алгоритмы циклической структуры.</w:t>
       </w:r>
     </w:p>
     <w:p>
@@ -13427,6 +11622,7 @@
   <w:style w:type="character" w:default="1" w:styleId="a0">
     <w:name w:val="Default Paragraph Font"/>
     <w:uiPriority w:val="1"/>
+    <w:semiHidden/>
     <w:unhideWhenUsed/>
   </w:style>
   <w:style w:type="table" w:default="1" w:styleId="a1">
